--- a/5.人员管理/1.流程制度规范类文件/050105-技能评价管理制度.docx
+++ b/5.人员管理/1.流程制度规范类文件/050105-技能评价管理制度.docx
@@ -7,12 +7,22 @@
         <w:pStyle w:val="32"/>
         <w:bidi w:val="0"/>
         <w:rPr>
+          <w:rFonts w:hint="eastAsia"/>
+          <w:lang w:val="en-US" w:eastAsia="zh-CN"/>
+        </w:rPr>
+      </w:pPr>
+      <w:bookmarkStart w:id="0" w:name="_Toc19934"/>
+      <w:bookmarkStart w:id="1" w:name="_Toc8790"/>
+    </w:p>
+    <w:p>
+      <w:pPr>
+        <w:pStyle w:val="32"/>
+        <w:bidi w:val="0"/>
+        <w:rPr>
           <w:rFonts w:hint="default"/>
           <w:lang w:val="en-US"/>
         </w:rPr>
       </w:pPr>
-      <w:bookmarkStart w:id="0" w:name="_Toc8790"/>
-      <w:bookmarkStart w:id="1" w:name="_Toc11892"/>
       <w:r>
         <w:rPr>
           <w:rFonts w:hint="eastAsia"/>
@@ -28,7 +38,7 @@
         <w:pStyle w:val="33"/>
         <w:bidi w:val="0"/>
       </w:pPr>
-      <w:bookmarkStart w:id="2" w:name="_Toc5219"/>
+      <w:bookmarkStart w:id="2" w:name="_Toc23060"/>
       <w:r>
         <w:t>甘肃国邦信息科技有限公司</w:t>
       </w:r>
@@ -52,7 +62,7 @@
           <w:cols w:space="720" w:num="1"/>
         </w:sectPr>
       </w:pPr>
-      <w:bookmarkStart w:id="3" w:name="_Toc18595"/>
+      <w:bookmarkStart w:id="3" w:name="_Toc8663"/>
       <w:r>
         <w:rPr>
           <w:rFonts w:hint="eastAsia" w:ascii="宋体" w:hAnsi="宋体" w:eastAsia="宋体" w:cs="宋体"/>
@@ -78,7 +88,7 @@
         </w:rPr>
       </w:pPr>
       <w:bookmarkStart w:id="4" w:name="_Toc6511"/>
-      <w:bookmarkStart w:id="5" w:name="_Toc19432"/>
+      <w:bookmarkStart w:id="5" w:name="_Toc16203"/>
       <w:r>
         <w:rPr>
           <w:rFonts w:ascii="宋体" w:hAnsi="宋体" w:eastAsia="宋体" w:cs="宋体"/>
@@ -134,6 +144,12 @@
             <w:insideH w:val="single" w:color="000000" w:sz="4" w:space="0"/>
             <w:insideV w:val="single" w:color="000000" w:sz="4" w:space="0"/>
           </w:tblBorders>
+          <w:tblCellMar>
+            <w:top w:w="0" w:type="dxa"/>
+            <w:left w:w="0" w:type="dxa"/>
+            <w:bottom w:w="0" w:type="dxa"/>
+            <w:right w:w="0" w:type="dxa"/>
+          </w:tblCellMar>
         </w:tblPrEx>
         <w:trPr>
           <w:trHeight w:val="611" w:hRule="atLeast"/>
@@ -418,6 +434,10 @@
               <w:pStyle w:val="25"/>
               <w:spacing w:before="164"/>
               <w:ind w:left="290"/>
+              <w:rPr>
+                <w:rFonts w:hint="eastAsia" w:eastAsia="宋体"/>
+                <w:lang w:eastAsia="zh-CN"/>
+              </w:rPr>
             </w:pPr>
             <w:r>
               <w:rPr>
@@ -437,7 +457,15 @@
               <w:rPr>
                 <w:spacing w:val="-2"/>
               </w:rPr>
-              <w:t>-1-4</w:t>
+              <w:t>-1-</w:t>
+            </w:r>
+            <w:r>
+              <w:rPr>
+                <w:rFonts w:hint="eastAsia"/>
+                <w:spacing w:val="-2"/>
+                <w:lang w:val="en-US" w:eastAsia="zh-CN"/>
+              </w:rPr>
+              <w:t>5</w:t>
             </w:r>
           </w:p>
         </w:tc>
@@ -593,6 +621,12 @@
             <w:insideH w:val="single" w:color="000000" w:sz="4" w:space="0"/>
             <w:insideV w:val="single" w:color="000000" w:sz="4" w:space="0"/>
           </w:tblBorders>
+          <w:tblCellMar>
+            <w:top w:w="0" w:type="dxa"/>
+            <w:left w:w="0" w:type="dxa"/>
+            <w:bottom w:w="0" w:type="dxa"/>
+            <w:right w:w="0" w:type="dxa"/>
+          </w:tblCellMar>
         </w:tblPrEx>
         <w:trPr>
           <w:trHeight w:val="528" w:hRule="atLeast"/>
@@ -669,6 +703,12 @@
             <w:insideH w:val="single" w:color="000000" w:sz="4" w:space="0"/>
             <w:insideV w:val="single" w:color="000000" w:sz="4" w:space="0"/>
           </w:tblBorders>
+          <w:tblCellMar>
+            <w:top w:w="0" w:type="dxa"/>
+            <w:left w:w="0" w:type="dxa"/>
+            <w:bottom w:w="0" w:type="dxa"/>
+            <w:right w:w="0" w:type="dxa"/>
+          </w:tblCellMar>
         </w:tblPrEx>
         <w:trPr>
           <w:trHeight w:val="528" w:hRule="atLeast"/>
@@ -977,7 +1017,7 @@
               <w:szCs w:val="24"/>
               <w:lang w:val="en-US" w:eastAsia="en-US" w:bidi="ar-SA"/>
             </w:rPr>
-            <w:instrText xml:space="preserve"> HYPERLINK \l _Toc11892 </w:instrText>
+            <w:instrText xml:space="preserve"> HYPERLINK \l _Toc19934 </w:instrText>
           </w:r>
           <w:r>
             <w:rPr>
@@ -1003,7 +1043,7 @@
             <w:fldChar w:fldCharType="begin"/>
           </w:r>
           <w:r>
-            <w:instrText xml:space="preserve"> PAGEREF _Toc11892 \h </w:instrText>
+            <w:instrText xml:space="preserve"> PAGEREF _Toc19934 \h </w:instrText>
           </w:r>
           <w:r>
             <w:fldChar w:fldCharType="separate"/>
@@ -1052,7 +1092,7 @@
               <w:szCs w:val="24"/>
               <w:lang w:val="en-US" w:eastAsia="en-US" w:bidi="ar-SA"/>
             </w:rPr>
-            <w:instrText xml:space="preserve"> HYPERLINK \l _Toc5219 </w:instrText>
+            <w:instrText xml:space="preserve"> HYPERLINK \l _Toc23060 </w:instrText>
           </w:r>
           <w:r>
             <w:rPr>
@@ -1074,7 +1114,7 @@
             <w:fldChar w:fldCharType="begin"/>
           </w:r>
           <w:r>
-            <w:instrText xml:space="preserve"> PAGEREF _Toc5219 \h </w:instrText>
+            <w:instrText xml:space="preserve"> PAGEREF _Toc23060 \h </w:instrText>
           </w:r>
           <w:r>
             <w:fldChar w:fldCharType="separate"/>
@@ -1123,7 +1163,7 @@
               <w:szCs w:val="24"/>
               <w:lang w:val="en-US" w:eastAsia="en-US" w:bidi="ar-SA"/>
             </w:rPr>
-            <w:instrText xml:space="preserve"> HYPERLINK \l _Toc18595 </w:instrText>
+            <w:instrText xml:space="preserve"> HYPERLINK \l _Toc8663 </w:instrText>
           </w:r>
           <w:r>
             <w:rPr>
@@ -1151,7 +1191,7 @@
             <w:fldChar w:fldCharType="begin"/>
           </w:r>
           <w:r>
-            <w:instrText xml:space="preserve"> PAGEREF _Toc18595 \h </w:instrText>
+            <w:instrText xml:space="preserve"> PAGEREF _Toc8663 \h </w:instrText>
           </w:r>
           <w:r>
             <w:fldChar w:fldCharType="separate"/>
@@ -1200,7 +1240,7 @@
               <w:szCs w:val="24"/>
               <w:lang w:val="en-US" w:eastAsia="en-US" w:bidi="ar-SA"/>
             </w:rPr>
-            <w:instrText xml:space="preserve"> HYPERLINK \l _Toc19432 </w:instrText>
+            <w:instrText xml:space="preserve"> HYPERLINK \l _Toc16203 </w:instrText>
           </w:r>
           <w:r>
             <w:rPr>
@@ -1227,7 +1267,7 @@
             <w:fldChar w:fldCharType="begin"/>
           </w:r>
           <w:r>
-            <w:instrText xml:space="preserve"> PAGEREF _Toc19432 \h </w:instrText>
+            <w:instrText xml:space="preserve"> PAGEREF _Toc16203 \h </w:instrText>
           </w:r>
           <w:r>
             <w:fldChar w:fldCharType="separate"/>
@@ -1276,7 +1316,7 @@
               <w:szCs w:val="24"/>
               <w:lang w:val="en-US" w:eastAsia="en-US" w:bidi="ar-SA"/>
             </w:rPr>
-            <w:instrText xml:space="preserve"> HYPERLINK \l _Toc11134 </w:instrText>
+            <w:instrText xml:space="preserve"> HYPERLINK \l _Toc6883 </w:instrText>
           </w:r>
           <w:r>
             <w:rPr>
@@ -1304,7 +1344,7 @@
             <w:fldChar w:fldCharType="begin"/>
           </w:r>
           <w:r>
-            <w:instrText xml:space="preserve"> PAGEREF _Toc11134 \h </w:instrText>
+            <w:instrText xml:space="preserve"> PAGEREF _Toc6883 \h </w:instrText>
           </w:r>
           <w:r>
             <w:fldChar w:fldCharType="separate"/>
@@ -1353,7 +1393,7 @@
               <w:szCs w:val="24"/>
               <w:lang w:val="en-US" w:eastAsia="en-US" w:bidi="ar-SA"/>
             </w:rPr>
-            <w:instrText xml:space="preserve"> HYPERLINK \l _Toc13371 </w:instrText>
+            <w:instrText xml:space="preserve"> HYPERLINK \l _Toc30128 </w:instrText>
           </w:r>
           <w:r>
             <w:rPr>
@@ -1381,7 +1421,7 @@
             <w:fldChar w:fldCharType="begin"/>
           </w:r>
           <w:r>
-            <w:instrText xml:space="preserve"> PAGEREF _Toc13371 \h </w:instrText>
+            <w:instrText xml:space="preserve"> PAGEREF _Toc30128 \h </w:instrText>
           </w:r>
           <w:r>
             <w:fldChar w:fldCharType="separate"/>
@@ -1430,7 +1470,7 @@
               <w:szCs w:val="24"/>
               <w:lang w:val="en-US" w:eastAsia="en-US" w:bidi="ar-SA"/>
             </w:rPr>
-            <w:instrText xml:space="preserve"> HYPERLINK \l _Toc14451 </w:instrText>
+            <w:instrText xml:space="preserve"> HYPERLINK \l _Toc16442 </w:instrText>
           </w:r>
           <w:r>
             <w:rPr>
@@ -1458,7 +1498,7 @@
             <w:fldChar w:fldCharType="begin"/>
           </w:r>
           <w:r>
-            <w:instrText xml:space="preserve"> PAGEREF _Toc14451 \h </w:instrText>
+            <w:instrText xml:space="preserve"> PAGEREF _Toc16442 \h </w:instrText>
           </w:r>
           <w:r>
             <w:fldChar w:fldCharType="separate"/>
@@ -1507,7 +1547,7 @@
               <w:szCs w:val="24"/>
               <w:lang w:val="en-US" w:eastAsia="en-US" w:bidi="ar-SA"/>
             </w:rPr>
-            <w:instrText xml:space="preserve"> HYPERLINK \l _Toc20911 </w:instrText>
+            <w:instrText xml:space="preserve"> HYPERLINK \l _Toc9401 </w:instrText>
           </w:r>
           <w:r>
             <w:rPr>
@@ -1535,7 +1575,7 @@
             <w:fldChar w:fldCharType="begin"/>
           </w:r>
           <w:r>
-            <w:instrText xml:space="preserve"> PAGEREF _Toc20911 \h </w:instrText>
+            <w:instrText xml:space="preserve"> PAGEREF _Toc9401 \h </w:instrText>
           </w:r>
           <w:r>
             <w:fldChar w:fldCharType="separate"/>
@@ -1584,7 +1624,7 @@
               <w:szCs w:val="24"/>
               <w:lang w:val="en-US" w:eastAsia="en-US" w:bidi="ar-SA"/>
             </w:rPr>
-            <w:instrText xml:space="preserve"> HYPERLINK \l _Toc20670 </w:instrText>
+            <w:instrText xml:space="preserve"> HYPERLINK \l _Toc27665 </w:instrText>
           </w:r>
           <w:r>
             <w:rPr>
@@ -1619,7 +1659,7 @@
             <w:fldChar w:fldCharType="begin"/>
           </w:r>
           <w:r>
-            <w:instrText xml:space="preserve"> PAGEREF _Toc20670 \h </w:instrText>
+            <w:instrText xml:space="preserve"> PAGEREF _Toc27665 \h </w:instrText>
           </w:r>
           <w:r>
             <w:fldChar w:fldCharType="separate"/>
@@ -1668,7 +1708,7 @@
               <w:szCs w:val="24"/>
               <w:lang w:val="en-US" w:eastAsia="en-US" w:bidi="ar-SA"/>
             </w:rPr>
-            <w:instrText xml:space="preserve"> HYPERLINK \l _Toc32249 </w:instrText>
+            <w:instrText xml:space="preserve"> HYPERLINK \l _Toc13310 </w:instrText>
           </w:r>
           <w:r>
             <w:rPr>
@@ -1703,7 +1743,7 @@
             <w:fldChar w:fldCharType="begin"/>
           </w:r>
           <w:r>
-            <w:instrText xml:space="preserve"> PAGEREF _Toc32249 \h </w:instrText>
+            <w:instrText xml:space="preserve"> PAGEREF _Toc13310 \h </w:instrText>
           </w:r>
           <w:r>
             <w:fldChar w:fldCharType="separate"/>
@@ -1752,7 +1792,7 @@
               <w:szCs w:val="24"/>
               <w:lang w:val="en-US" w:eastAsia="en-US" w:bidi="ar-SA"/>
             </w:rPr>
-            <w:instrText xml:space="preserve"> HYPERLINK \l _Toc5889 </w:instrText>
+            <w:instrText xml:space="preserve"> HYPERLINK \l _Toc19725 </w:instrText>
           </w:r>
           <w:r>
             <w:rPr>
@@ -1780,7 +1820,7 @@
             <w:fldChar w:fldCharType="begin"/>
           </w:r>
           <w:r>
-            <w:instrText xml:space="preserve"> PAGEREF _Toc5889 \h </w:instrText>
+            <w:instrText xml:space="preserve"> PAGEREF _Toc19725 \h </w:instrText>
           </w:r>
           <w:r>
             <w:fldChar w:fldCharType="separate"/>
@@ -1829,7 +1869,7 @@
               <w:szCs w:val="24"/>
               <w:lang w:val="en-US" w:eastAsia="en-US" w:bidi="ar-SA"/>
             </w:rPr>
-            <w:instrText xml:space="preserve"> HYPERLINK \l _Toc18923 </w:instrText>
+            <w:instrText xml:space="preserve"> HYPERLINK \l _Toc3915 </w:instrText>
           </w:r>
           <w:r>
             <w:rPr>
@@ -1857,7 +1897,7 @@
             <w:fldChar w:fldCharType="begin"/>
           </w:r>
           <w:r>
-            <w:instrText xml:space="preserve"> PAGEREF _Toc18923 \h </w:instrText>
+            <w:instrText xml:space="preserve"> PAGEREF _Toc3915 \h </w:instrText>
           </w:r>
           <w:r>
             <w:fldChar w:fldCharType="separate"/>
@@ -1906,7 +1946,7 @@
               <w:szCs w:val="24"/>
               <w:lang w:val="en-US" w:eastAsia="en-US" w:bidi="ar-SA"/>
             </w:rPr>
-            <w:instrText xml:space="preserve"> HYPERLINK \l _Toc22172 </w:instrText>
+            <w:instrText xml:space="preserve"> HYPERLINK \l _Toc16515 </w:instrText>
           </w:r>
           <w:r>
             <w:rPr>
@@ -1934,7 +1974,7 @@
             <w:fldChar w:fldCharType="begin"/>
           </w:r>
           <w:r>
-            <w:instrText xml:space="preserve"> PAGEREF _Toc22172 \h </w:instrText>
+            <w:instrText xml:space="preserve"> PAGEREF _Toc16515 \h </w:instrText>
           </w:r>
           <w:r>
             <w:fldChar w:fldCharType="separate"/>
@@ -1983,7 +2023,7 @@
               <w:szCs w:val="24"/>
               <w:lang w:val="en-US" w:eastAsia="en-US" w:bidi="ar-SA"/>
             </w:rPr>
-            <w:instrText xml:space="preserve"> HYPERLINK \l _Toc8691 </w:instrText>
+            <w:instrText xml:space="preserve"> HYPERLINK \l _Toc9335 </w:instrText>
           </w:r>
           <w:r>
             <w:rPr>
@@ -2011,7 +2051,7 @@
             <w:fldChar w:fldCharType="begin"/>
           </w:r>
           <w:r>
-            <w:instrText xml:space="preserve"> PAGEREF _Toc8691 \h </w:instrText>
+            <w:instrText xml:space="preserve"> PAGEREF _Toc9335 \h </w:instrText>
           </w:r>
           <w:r>
             <w:fldChar w:fldCharType="separate"/>
@@ -2060,7 +2100,7 @@
               <w:szCs w:val="24"/>
               <w:lang w:val="en-US" w:eastAsia="en-US" w:bidi="ar-SA"/>
             </w:rPr>
-            <w:instrText xml:space="preserve"> HYPERLINK \l _Toc1696 </w:instrText>
+            <w:instrText xml:space="preserve"> HYPERLINK \l _Toc13171 </w:instrText>
           </w:r>
           <w:r>
             <w:rPr>
@@ -2088,7 +2128,7 @@
             <w:fldChar w:fldCharType="begin"/>
           </w:r>
           <w:r>
-            <w:instrText xml:space="preserve"> PAGEREF _Toc1696 \h </w:instrText>
+            <w:instrText xml:space="preserve"> PAGEREF _Toc13171 \h </w:instrText>
           </w:r>
           <w:r>
             <w:fldChar w:fldCharType="separate"/>
@@ -2137,7 +2177,7 @@
               <w:szCs w:val="24"/>
               <w:lang w:val="en-US" w:eastAsia="en-US" w:bidi="ar-SA"/>
             </w:rPr>
-            <w:instrText xml:space="preserve"> HYPERLINK \l _Toc29619 </w:instrText>
+            <w:instrText xml:space="preserve"> HYPERLINK \l _Toc12513 </w:instrText>
           </w:r>
           <w:r>
             <w:rPr>
@@ -2165,7 +2205,7 @@
             <w:fldChar w:fldCharType="begin"/>
           </w:r>
           <w:r>
-            <w:instrText xml:space="preserve"> PAGEREF _Toc29619 \h </w:instrText>
+            <w:instrText xml:space="preserve"> PAGEREF _Toc12513 \h </w:instrText>
           </w:r>
           <w:r>
             <w:fldChar w:fldCharType="separate"/>
@@ -2214,7 +2254,7 @@
               <w:szCs w:val="24"/>
               <w:lang w:val="en-US" w:eastAsia="en-US" w:bidi="ar-SA"/>
             </w:rPr>
-            <w:instrText xml:space="preserve"> HYPERLINK \l _Toc19868 </w:instrText>
+            <w:instrText xml:space="preserve"> HYPERLINK \l _Toc26787 </w:instrText>
           </w:r>
           <w:r>
             <w:rPr>
@@ -2242,7 +2282,7 @@
             <w:fldChar w:fldCharType="begin"/>
           </w:r>
           <w:r>
-            <w:instrText xml:space="preserve"> PAGEREF _Toc19868 \h </w:instrText>
+            <w:instrText xml:space="preserve"> PAGEREF _Toc26787 \h </w:instrText>
           </w:r>
           <w:r>
             <w:fldChar w:fldCharType="separate"/>
@@ -2291,7 +2331,7 @@
               <w:szCs w:val="24"/>
               <w:lang w:val="en-US" w:eastAsia="en-US" w:bidi="ar-SA"/>
             </w:rPr>
-            <w:instrText xml:space="preserve"> HYPERLINK \l _Toc17706 </w:instrText>
+            <w:instrText xml:space="preserve"> HYPERLINK \l _Toc25520 </w:instrText>
           </w:r>
           <w:r>
             <w:rPr>
@@ -2319,7 +2359,7 @@
             <w:fldChar w:fldCharType="begin"/>
           </w:r>
           <w:r>
-            <w:instrText xml:space="preserve"> PAGEREF _Toc17706 \h </w:instrText>
+            <w:instrText xml:space="preserve"> PAGEREF _Toc25520 \h </w:instrText>
           </w:r>
           <w:r>
             <w:fldChar w:fldCharType="separate"/>
@@ -2368,7 +2408,7 @@
               <w:szCs w:val="24"/>
               <w:lang w:val="en-US" w:eastAsia="en-US" w:bidi="ar-SA"/>
             </w:rPr>
-            <w:instrText xml:space="preserve"> HYPERLINK \l _Toc21653 </w:instrText>
+            <w:instrText xml:space="preserve"> HYPERLINK \l _Toc13377 </w:instrText>
           </w:r>
           <w:r>
             <w:rPr>
@@ -2397,7 +2437,7 @@
             <w:fldChar w:fldCharType="begin"/>
           </w:r>
           <w:r>
-            <w:instrText xml:space="preserve"> PAGEREF _Toc21653 \h </w:instrText>
+            <w:instrText xml:space="preserve"> PAGEREF _Toc13377 \h </w:instrText>
           </w:r>
           <w:r>
             <w:fldChar w:fldCharType="separate"/>
@@ -2446,7 +2486,7 @@
               <w:szCs w:val="24"/>
               <w:lang w:val="en-US" w:eastAsia="en-US" w:bidi="ar-SA"/>
             </w:rPr>
-            <w:instrText xml:space="preserve"> HYPERLINK \l _Toc29249 </w:instrText>
+            <w:instrText xml:space="preserve"> HYPERLINK \l _Toc17236 </w:instrText>
           </w:r>
           <w:r>
             <w:rPr>
@@ -2474,7 +2514,7 @@
             <w:fldChar w:fldCharType="begin"/>
           </w:r>
           <w:r>
-            <w:instrText xml:space="preserve"> PAGEREF _Toc29249 \h </w:instrText>
+            <w:instrText xml:space="preserve"> PAGEREF _Toc17236 \h </w:instrText>
           </w:r>
           <w:r>
             <w:fldChar w:fldCharType="separate"/>
@@ -2523,7 +2563,7 @@
               <w:szCs w:val="24"/>
               <w:lang w:val="en-US" w:eastAsia="en-US" w:bidi="ar-SA"/>
             </w:rPr>
-            <w:instrText xml:space="preserve"> HYPERLINK \l _Toc27362 </w:instrText>
+            <w:instrText xml:space="preserve"> HYPERLINK \l _Toc506 </w:instrText>
           </w:r>
           <w:r>
             <w:rPr>
@@ -2551,7 +2591,7 @@
             <w:fldChar w:fldCharType="begin"/>
           </w:r>
           <w:r>
-            <w:instrText xml:space="preserve"> PAGEREF _Toc27362 \h </w:instrText>
+            <w:instrText xml:space="preserve"> PAGEREF _Toc506 \h </w:instrText>
           </w:r>
           <w:r>
             <w:fldChar w:fldCharType="separate"/>
@@ -2600,7 +2640,7 @@
               <w:szCs w:val="24"/>
               <w:lang w:val="en-US" w:eastAsia="en-US" w:bidi="ar-SA"/>
             </w:rPr>
-            <w:instrText xml:space="preserve"> HYPERLINK \l _Toc11204 </w:instrText>
+            <w:instrText xml:space="preserve"> HYPERLINK \l _Toc30683 </w:instrText>
           </w:r>
           <w:r>
             <w:rPr>
@@ -2628,7 +2668,7 @@
             <w:fldChar w:fldCharType="begin"/>
           </w:r>
           <w:r>
-            <w:instrText xml:space="preserve"> PAGEREF _Toc11204 \h </w:instrText>
+            <w:instrText xml:space="preserve"> PAGEREF _Toc30683 \h </w:instrText>
           </w:r>
           <w:r>
             <w:fldChar w:fldCharType="separate"/>
@@ -2677,7 +2717,7 @@
               <w:szCs w:val="24"/>
               <w:lang w:val="en-US" w:eastAsia="en-US" w:bidi="ar-SA"/>
             </w:rPr>
-            <w:instrText xml:space="preserve"> HYPERLINK \l _Toc18883 </w:instrText>
+            <w:instrText xml:space="preserve"> HYPERLINK \l _Toc24682 </w:instrText>
           </w:r>
           <w:r>
             <w:rPr>
@@ -2709,7 +2749,7 @@
             <w:fldChar w:fldCharType="begin"/>
           </w:r>
           <w:r>
-            <w:instrText xml:space="preserve"> PAGEREF _Toc18883 \h </w:instrText>
+            <w:instrText xml:space="preserve"> PAGEREF _Toc24682 \h </w:instrText>
           </w:r>
           <w:r>
             <w:fldChar w:fldCharType="separate"/>
@@ -2758,7 +2798,7 @@
               <w:szCs w:val="24"/>
               <w:lang w:val="en-US" w:eastAsia="en-US" w:bidi="ar-SA"/>
             </w:rPr>
-            <w:instrText xml:space="preserve"> HYPERLINK \l _Toc27396 </w:instrText>
+            <w:instrText xml:space="preserve"> HYPERLINK \l _Toc26900 </w:instrText>
           </w:r>
           <w:r>
             <w:rPr>
@@ -2786,7 +2826,7 @@
             <w:fldChar w:fldCharType="begin"/>
           </w:r>
           <w:r>
-            <w:instrText xml:space="preserve"> PAGEREF _Toc27396 \h </w:instrText>
+            <w:instrText xml:space="preserve"> PAGEREF _Toc26900 \h </w:instrText>
           </w:r>
           <w:r>
             <w:fldChar w:fldCharType="separate"/>
@@ -2835,7 +2875,7 @@
               <w:szCs w:val="24"/>
               <w:lang w:val="en-US" w:eastAsia="en-US" w:bidi="ar-SA"/>
             </w:rPr>
-            <w:instrText xml:space="preserve"> HYPERLINK \l _Toc32245 </w:instrText>
+            <w:instrText xml:space="preserve"> HYPERLINK \l _Toc25926 </w:instrText>
           </w:r>
           <w:r>
             <w:rPr>
@@ -2864,7 +2904,7 @@
             <w:fldChar w:fldCharType="begin"/>
           </w:r>
           <w:r>
-            <w:instrText xml:space="preserve"> PAGEREF _Toc32245 \h </w:instrText>
+            <w:instrText xml:space="preserve"> PAGEREF _Toc25926 \h </w:instrText>
           </w:r>
           <w:r>
             <w:fldChar w:fldCharType="separate"/>
@@ -2957,8 +2997,8 @@
         <w:pStyle w:val="26"/>
         <w:bidi w:val="0"/>
       </w:pPr>
-      <w:bookmarkStart w:id="6" w:name="_Toc1019"/>
-      <w:bookmarkStart w:id="7" w:name="_Toc11134"/>
+      <w:bookmarkStart w:id="6" w:name="_Toc6883"/>
+      <w:bookmarkStart w:id="7" w:name="_Toc1019"/>
       <w:r>
         <w:t>总则</w:t>
       </w:r>
@@ -2973,7 +3013,7 @@
       <w:bookmarkStart w:id="8" w:name="bookmark41"/>
       <w:bookmarkEnd w:id="8"/>
       <w:bookmarkStart w:id="9" w:name="_Toc13506"/>
-      <w:bookmarkStart w:id="10" w:name="_Toc13371"/>
+      <w:bookmarkStart w:id="10" w:name="_Toc30128"/>
       <w:r>
         <w:t>制定目的</w:t>
       </w:r>
@@ -2995,7 +3035,7 @@
         <w:bidi w:val="0"/>
       </w:pPr>
       <w:bookmarkStart w:id="11" w:name="_Toc29021"/>
-      <w:bookmarkStart w:id="12" w:name="_Toc14451"/>
+      <w:bookmarkStart w:id="12" w:name="_Toc16442"/>
       <w:r>
         <w:t>适用范围</w:t>
       </w:r>
@@ -3027,7 +3067,7 @@
         <w:bidi w:val="0"/>
       </w:pPr>
       <w:bookmarkStart w:id="13" w:name="_Toc11817"/>
-      <w:bookmarkStart w:id="14" w:name="_Toc20911"/>
+      <w:bookmarkStart w:id="14" w:name="_Toc9401"/>
       <w:r>
         <w:t>角色职责</w:t>
       </w:r>
@@ -3042,7 +3082,7 @@
       <w:bookmarkStart w:id="15" w:name="bookmark42"/>
       <w:bookmarkEnd w:id="15"/>
       <w:bookmarkStart w:id="16" w:name="_Toc16798"/>
-      <w:bookmarkStart w:id="17" w:name="_Toc20670"/>
+      <w:bookmarkStart w:id="17" w:name="_Toc27665"/>
       <w:r>
         <w:rPr>
           <w:rFonts w:hint="eastAsia"/>
@@ -3077,8 +3117,8 @@
         <w:pStyle w:val="28"/>
         <w:bidi w:val="0"/>
       </w:pPr>
-      <w:bookmarkStart w:id="18" w:name="_Toc1185"/>
-      <w:bookmarkStart w:id="19" w:name="_Toc32249"/>
+      <w:bookmarkStart w:id="18" w:name="_Toc13310"/>
+      <w:bookmarkStart w:id="19" w:name="_Toc1185"/>
       <w:r>
         <w:rPr>
           <w:rFonts w:hint="eastAsia"/>
@@ -3116,7 +3156,7 @@
         <w:bidi w:val="0"/>
       </w:pPr>
       <w:bookmarkStart w:id="20" w:name="_Toc29346"/>
-      <w:bookmarkStart w:id="21" w:name="_Toc5889"/>
+      <w:bookmarkStart w:id="21" w:name="_Toc19725"/>
       <w:r>
         <w:t>技能评价管理</w:t>
       </w:r>
@@ -3131,7 +3171,7 @@
       <w:bookmarkStart w:id="22" w:name="bookmark43"/>
       <w:bookmarkEnd w:id="22"/>
       <w:bookmarkStart w:id="23" w:name="_Toc13811"/>
-      <w:bookmarkStart w:id="24" w:name="_Toc18923"/>
+      <w:bookmarkStart w:id="24" w:name="_Toc3915"/>
       <w:r>
         <w:t>考核时间</w:t>
       </w:r>
@@ -3153,7 +3193,7 @@
         <w:bidi w:val="0"/>
       </w:pPr>
       <w:bookmarkStart w:id="25" w:name="_Toc27832"/>
-      <w:bookmarkStart w:id="26" w:name="_Toc22172"/>
+      <w:bookmarkStart w:id="26" w:name="_Toc16515"/>
       <w:r>
         <w:t>技能评价流程</w:t>
       </w:r>
@@ -3254,8 +3294,8 @@
         <w:pStyle w:val="28"/>
         <w:bidi w:val="0"/>
       </w:pPr>
-      <w:bookmarkStart w:id="27" w:name="_Toc3117"/>
-      <w:bookmarkStart w:id="28" w:name="_Toc8691"/>
+      <w:bookmarkStart w:id="27" w:name="_Toc9335"/>
+      <w:bookmarkStart w:id="28" w:name="_Toc3117"/>
       <w:r>
         <w:t>岗位职级与薪资</w:t>
       </w:r>
@@ -3411,25 +3451,8 @@
             <w:tcBorders>
               <w:bottom w:val="nil"/>
             </w:tcBorders>
-          </w:tcPr>
-          <w:p>
-            <w:pPr>
-              <w:spacing w:line="338" w:lineRule="auto"/>
-              <w:rPr>
-                <w:rFonts w:ascii="Arial"/>
-                <w:sz w:val="21"/>
-              </w:rPr>
-            </w:pPr>
-          </w:p>
-          <w:p>
-            <w:pPr>
-              <w:spacing w:line="338" w:lineRule="auto"/>
-              <w:rPr>
-                <w:rFonts w:ascii="Arial"/>
-                <w:sz w:val="21"/>
-              </w:rPr>
-            </w:pPr>
-          </w:p>
+            <w:vAlign w:val="center"/>
+          </w:tcPr>
           <w:p>
             <w:pPr>
               <w:pStyle w:val="25"/>
@@ -3525,6 +3548,7 @@
               <w:top w:val="nil"/>
               <w:bottom w:val="nil"/>
             </w:tcBorders>
+            <w:vAlign w:val="center"/>
           </w:tcPr>
           <w:p>
             <w:pPr>
@@ -3615,6 +3639,7 @@
             <w:tcBorders>
               <w:top w:val="nil"/>
             </w:tcBorders>
+            <w:vAlign w:val="center"/>
           </w:tcPr>
           <w:p>
             <w:pPr>
@@ -3705,16 +3730,8 @@
             <w:tcBorders>
               <w:bottom w:val="nil"/>
             </w:tcBorders>
-          </w:tcPr>
-          <w:p>
-            <w:pPr>
-              <w:spacing w:line="391" w:lineRule="auto"/>
-              <w:rPr>
-                <w:rFonts w:ascii="Arial"/>
-                <w:sz w:val="21"/>
-              </w:rPr>
-            </w:pPr>
-          </w:p>
+            <w:vAlign w:val="center"/>
+          </w:tcPr>
           <w:p>
             <w:pPr>
               <w:pStyle w:val="25"/>
@@ -3814,6 +3831,7 @@
             <w:tcBorders>
               <w:top w:val="nil"/>
             </w:tcBorders>
+            <w:vAlign w:val="center"/>
           </w:tcPr>
           <w:p>
             <w:pPr>
@@ -3901,16 +3919,8 @@
             <w:tcBorders>
               <w:bottom w:val="nil"/>
             </w:tcBorders>
-          </w:tcPr>
-          <w:p>
-            <w:pPr>
-              <w:spacing w:line="394" w:lineRule="auto"/>
-              <w:rPr>
-                <w:rFonts w:ascii="Arial"/>
-                <w:sz w:val="21"/>
-              </w:rPr>
-            </w:pPr>
-          </w:p>
+            <w:vAlign w:val="center"/>
+          </w:tcPr>
           <w:p>
             <w:pPr>
               <w:pStyle w:val="25"/>
@@ -4077,7 +4087,7 @@
         <w:bidi w:val="0"/>
       </w:pPr>
       <w:bookmarkStart w:id="29" w:name="_Toc20654"/>
-      <w:bookmarkStart w:id="30" w:name="_Toc1696"/>
+      <w:bookmarkStart w:id="30" w:name="_Toc13171"/>
       <w:r>
         <w:t>岗位定级标准</w:t>
       </w:r>
@@ -4142,39 +4152,14 @@
         <w:tc>
           <w:tcPr>
             <w:tcW w:w="1870" w:type="dxa"/>
-          </w:tcPr>
-          <w:p>
-            <w:pPr>
-              <w:spacing w:line="251" w:lineRule="auto"/>
-              <w:rPr>
-                <w:rFonts w:ascii="Arial"/>
-                <w:sz w:val="21"/>
-              </w:rPr>
-            </w:pPr>
-          </w:p>
-          <w:p>
-            <w:pPr>
-              <w:spacing w:line="251" w:lineRule="auto"/>
-              <w:rPr>
-                <w:rFonts w:ascii="Arial"/>
-                <w:sz w:val="21"/>
-              </w:rPr>
-            </w:pPr>
-          </w:p>
-          <w:p>
-            <w:pPr>
-              <w:spacing w:line="251" w:lineRule="auto"/>
-              <w:rPr>
-                <w:rFonts w:ascii="Arial"/>
-                <w:sz w:val="21"/>
-              </w:rPr>
-            </w:pPr>
-          </w:p>
+            <w:vAlign w:val="center"/>
+          </w:tcPr>
           <w:p>
             <w:pPr>
               <w:pStyle w:val="25"/>
               <w:spacing w:before="72" w:line="221" w:lineRule="auto"/>
-              <w:ind w:left="745"/>
+              <w:ind w:left="0" w:leftChars="0" w:right="0" w:rightChars="0" w:firstLine="0" w:firstLineChars="0"/>
+              <w:jc w:val="center"/>
             </w:pPr>
             <w:r>
               <w:rPr>
@@ -4189,39 +4174,14 @@
         <w:tc>
           <w:tcPr>
             <w:tcW w:w="658" w:type="dxa"/>
-          </w:tcPr>
-          <w:p>
-            <w:pPr>
-              <w:spacing w:line="251" w:lineRule="auto"/>
-              <w:rPr>
-                <w:rFonts w:ascii="Arial"/>
-                <w:sz w:val="21"/>
-              </w:rPr>
-            </w:pPr>
-          </w:p>
-          <w:p>
-            <w:pPr>
-              <w:spacing w:line="251" w:lineRule="auto"/>
-              <w:rPr>
-                <w:rFonts w:ascii="Arial"/>
-                <w:sz w:val="21"/>
-              </w:rPr>
-            </w:pPr>
-          </w:p>
-          <w:p>
-            <w:pPr>
-              <w:spacing w:line="251" w:lineRule="auto"/>
-              <w:rPr>
-                <w:rFonts w:ascii="Arial"/>
-                <w:sz w:val="21"/>
-              </w:rPr>
-            </w:pPr>
-          </w:p>
+            <w:vAlign w:val="center"/>
+          </w:tcPr>
           <w:p>
             <w:pPr>
               <w:pStyle w:val="25"/>
               <w:spacing w:before="72" w:line="221" w:lineRule="auto"/>
-              <w:ind w:left="114"/>
+              <w:ind w:left="0" w:leftChars="0" w:right="0" w:rightChars="0" w:firstLine="0" w:firstLineChars="0"/>
+              <w:jc w:val="center"/>
             </w:pPr>
             <w:r>
               <w:rPr>
@@ -4236,39 +4196,14 @@
         <w:tc>
           <w:tcPr>
             <w:tcW w:w="1205" w:type="dxa"/>
-          </w:tcPr>
-          <w:p>
-            <w:pPr>
-              <w:spacing w:line="251" w:lineRule="auto"/>
-              <w:rPr>
-                <w:rFonts w:ascii="Arial"/>
-                <w:sz w:val="21"/>
-              </w:rPr>
-            </w:pPr>
-          </w:p>
-          <w:p>
-            <w:pPr>
-              <w:spacing w:line="251" w:lineRule="auto"/>
-              <w:rPr>
-                <w:rFonts w:ascii="Arial"/>
-                <w:sz w:val="21"/>
-              </w:rPr>
-            </w:pPr>
-          </w:p>
-          <w:p>
-            <w:pPr>
-              <w:spacing w:line="252" w:lineRule="auto"/>
-              <w:rPr>
-                <w:rFonts w:ascii="Arial"/>
-                <w:sz w:val="21"/>
-              </w:rPr>
-            </w:pPr>
-          </w:p>
+            <w:vAlign w:val="center"/>
+          </w:tcPr>
           <w:p>
             <w:pPr>
               <w:pStyle w:val="25"/>
               <w:spacing w:before="71" w:line="220" w:lineRule="auto"/>
-              <w:ind w:left="170"/>
+              <w:ind w:left="0" w:leftChars="0" w:right="0" w:rightChars="0" w:firstLine="0" w:firstLineChars="0"/>
+              <w:jc w:val="center"/>
             </w:pPr>
             <w:r>
               <w:rPr>
@@ -4283,39 +4218,14 @@
         <w:tc>
           <w:tcPr>
             <w:tcW w:w="657" w:type="dxa"/>
-          </w:tcPr>
-          <w:p>
-            <w:pPr>
-              <w:spacing w:line="251" w:lineRule="auto"/>
-              <w:rPr>
-                <w:rFonts w:ascii="Arial"/>
-                <w:sz w:val="21"/>
-              </w:rPr>
-            </w:pPr>
-          </w:p>
-          <w:p>
-            <w:pPr>
-              <w:spacing w:line="251" w:lineRule="auto"/>
-              <w:rPr>
-                <w:rFonts w:ascii="Arial"/>
-                <w:sz w:val="21"/>
-              </w:rPr>
-            </w:pPr>
-          </w:p>
-          <w:p>
-            <w:pPr>
-              <w:spacing w:line="252" w:lineRule="auto"/>
-              <w:rPr>
-                <w:rFonts w:ascii="Arial"/>
-                <w:sz w:val="21"/>
-              </w:rPr>
-            </w:pPr>
-          </w:p>
+            <w:vAlign w:val="center"/>
+          </w:tcPr>
           <w:p>
             <w:pPr>
               <w:pStyle w:val="25"/>
               <w:spacing w:before="71" w:line="222" w:lineRule="auto"/>
-              <w:ind w:left="113"/>
+              <w:ind w:left="0" w:leftChars="0" w:right="0" w:rightChars="0" w:firstLine="0" w:firstLineChars="0"/>
+              <w:jc w:val="center"/>
             </w:pPr>
             <w:r>
               <w:rPr>
@@ -4330,30 +4240,14 @@
         <w:tc>
           <w:tcPr>
             <w:tcW w:w="875" w:type="dxa"/>
-          </w:tcPr>
-          <w:p>
-            <w:pPr>
-              <w:spacing w:line="299" w:lineRule="auto"/>
-              <w:rPr>
-                <w:rFonts w:ascii="Arial"/>
-                <w:sz w:val="21"/>
-              </w:rPr>
-            </w:pPr>
-          </w:p>
-          <w:p>
-            <w:pPr>
-              <w:spacing w:line="299" w:lineRule="auto"/>
-              <w:rPr>
-                <w:rFonts w:ascii="Arial"/>
-                <w:sz w:val="21"/>
-              </w:rPr>
-            </w:pPr>
-          </w:p>
+            <w:vAlign w:val="center"/>
+          </w:tcPr>
           <w:p>
             <w:pPr>
               <w:pStyle w:val="25"/>
               <w:spacing w:before="71" w:line="264" w:lineRule="auto"/>
-              <w:ind w:left="224" w:right="212" w:firstLine="1"/>
+              <w:ind w:left="0" w:leftChars="0" w:right="0" w:rightChars="0" w:firstLine="0" w:firstLineChars="0"/>
+              <w:jc w:val="center"/>
             </w:pPr>
             <w:r>
               <w:rPr>
@@ -4377,12 +4271,14 @@
           <w:tcPr>
             <w:tcW w:w="656" w:type="dxa"/>
             <w:textDirection w:val="tbRlV"/>
+            <w:vAlign w:val="center"/>
           </w:tcPr>
           <w:p>
             <w:pPr>
               <w:pStyle w:val="25"/>
               <w:spacing w:before="213" w:line="209" w:lineRule="auto"/>
-              <w:ind w:left="361"/>
+              <w:ind w:left="0" w:leftChars="0" w:right="0" w:rightChars="0" w:firstLine="0" w:firstLineChars="0"/>
+              <w:jc w:val="center"/>
             </w:pPr>
             <w:r>
               <w:rPr>
@@ -4440,12 +4336,14 @@
           <w:tcPr>
             <w:tcW w:w="656" w:type="dxa"/>
             <w:textDirection w:val="tbRlV"/>
+            <w:vAlign w:val="center"/>
           </w:tcPr>
           <w:p>
             <w:pPr>
               <w:pStyle w:val="25"/>
               <w:spacing w:before="214" w:line="210" w:lineRule="auto"/>
-              <w:ind w:left="49"/>
+              <w:ind w:left="0" w:leftChars="0" w:right="0" w:rightChars="0" w:firstLine="0" w:firstLineChars="0"/>
+              <w:jc w:val="center"/>
             </w:pPr>
             <w:r>
               <w:rPr>
@@ -4531,12 +4429,14 @@
           <w:tcPr>
             <w:tcW w:w="656" w:type="dxa"/>
             <w:textDirection w:val="tbRlV"/>
+            <w:vAlign w:val="center"/>
           </w:tcPr>
           <w:p>
             <w:pPr>
               <w:pStyle w:val="25"/>
               <w:spacing w:before="215" w:line="209" w:lineRule="auto"/>
-              <w:ind w:left="49"/>
+              <w:ind w:left="0" w:leftChars="0" w:right="0" w:rightChars="0" w:firstLine="0" w:firstLineChars="0"/>
+              <w:jc w:val="center"/>
             </w:pPr>
             <w:r>
               <w:rPr>
@@ -4622,12 +4522,14 @@
           <w:tcPr>
             <w:tcW w:w="656" w:type="dxa"/>
             <w:textDirection w:val="tbRlV"/>
+            <w:vAlign w:val="center"/>
           </w:tcPr>
           <w:p>
             <w:pPr>
               <w:pStyle w:val="25"/>
               <w:spacing w:before="213" w:line="210" w:lineRule="auto"/>
-              <w:ind w:left="49"/>
+              <w:ind w:left="0" w:leftChars="0" w:right="0" w:rightChars="0" w:firstLine="0" w:firstLineChars="0"/>
+              <w:jc w:val="center"/>
             </w:pPr>
             <w:r>
               <w:rPr>
@@ -4712,21 +4614,14 @@
         <w:tc>
           <w:tcPr>
             <w:tcW w:w="671" w:type="dxa"/>
-          </w:tcPr>
-          <w:p>
-            <w:pPr>
-              <w:spacing w:line="443" w:lineRule="auto"/>
-              <w:rPr>
-                <w:rFonts w:ascii="Arial"/>
-                <w:sz w:val="21"/>
-              </w:rPr>
-            </w:pPr>
-          </w:p>
+            <w:vAlign w:val="center"/>
+          </w:tcPr>
           <w:p>
             <w:pPr>
               <w:pStyle w:val="25"/>
               <w:spacing w:before="71" w:line="262" w:lineRule="auto"/>
-              <w:ind w:left="124" w:right="109" w:firstLine="2"/>
+              <w:ind w:left="0" w:leftChars="0" w:right="0" w:rightChars="0" w:firstLine="0" w:firstLineChars="0"/>
+              <w:jc w:val="center"/>
             </w:pPr>
             <w:r>
               <w:rPr>
@@ -4749,7 +4644,8 @@
             <w:pPr>
               <w:pStyle w:val="25"/>
               <w:spacing w:before="1" w:line="220" w:lineRule="auto"/>
-              <w:ind w:left="122"/>
+              <w:ind w:left="0" w:leftChars="0" w:right="0" w:rightChars="0" w:firstLine="0" w:firstLineChars="0"/>
+              <w:jc w:val="center"/>
             </w:pPr>
             <w:r>
               <w:rPr>
@@ -4764,22 +4660,14 @@
         <w:tc>
           <w:tcPr>
             <w:tcW w:w="686" w:type="dxa"/>
-          </w:tcPr>
-          <w:p>
-            <w:pPr>
-              <w:spacing w:line="445" w:lineRule="auto"/>
-              <w:rPr>
-                <w:rFonts w:ascii="Arial"/>
-                <w:sz w:val="21"/>
-              </w:rPr>
-            </w:pPr>
-          </w:p>
+            <w:vAlign w:val="center"/>
+          </w:tcPr>
           <w:p>
             <w:pPr>
               <w:pStyle w:val="25"/>
               <w:spacing w:before="71" w:line="263" w:lineRule="auto"/>
-              <w:ind w:left="136" w:right="118" w:hanging="5"/>
-              <w:jc w:val="both"/>
+              <w:ind w:left="0" w:leftChars="0" w:right="0" w:rightChars="0" w:firstLine="0" w:firstLineChars="0"/>
+              <w:jc w:val="center"/>
             </w:pPr>
             <w:r>
               <w:rPr>
@@ -4837,21 +4725,14 @@
             <w:tcBorders>
               <w:bottom w:val="nil"/>
             </w:tcBorders>
-          </w:tcPr>
-          <w:p>
-            <w:pPr>
-              <w:spacing w:line="426" w:lineRule="auto"/>
-              <w:rPr>
-                <w:rFonts w:ascii="Arial"/>
-                <w:sz w:val="21"/>
-              </w:rPr>
-            </w:pPr>
-          </w:p>
+            <w:vAlign w:val="center"/>
+          </w:tcPr>
           <w:p>
             <w:pPr>
               <w:pStyle w:val="25"/>
               <w:spacing w:before="71" w:line="220" w:lineRule="auto"/>
-              <w:ind w:left="116"/>
+              <w:ind w:left="0" w:leftChars="0" w:right="0" w:rightChars="0" w:firstLine="0" w:firstLineChars="0"/>
+              <w:jc w:val="center"/>
             </w:pPr>
             <w:r>
               <w:rPr>
@@ -5068,9 +4949,12 @@
               <w:top w:val="nil"/>
               <w:bottom w:val="nil"/>
             </w:tcBorders>
-          </w:tcPr>
-          <w:p>
-            <w:pPr>
+            <w:vAlign w:val="center"/>
+          </w:tcPr>
+          <w:p>
+            <w:pPr>
+              <w:ind w:left="0" w:leftChars="0" w:right="0" w:rightChars="0" w:firstLine="0" w:firstLineChars="0"/>
+              <w:jc w:val="center"/>
               <w:rPr>
                 <w:rFonts w:ascii="Arial"/>
                 <w:sz w:val="21"/>
@@ -5296,9 +5180,12 @@
             <w:tcBorders>
               <w:top w:val="nil"/>
             </w:tcBorders>
-          </w:tcPr>
-          <w:p>
-            <w:pPr>
+            <w:vAlign w:val="center"/>
+          </w:tcPr>
+          <w:p>
+            <w:pPr>
+              <w:ind w:left="0" w:leftChars="0" w:right="0" w:rightChars="0" w:firstLine="0" w:firstLineChars="0"/>
+              <w:jc w:val="center"/>
               <w:rPr>
                 <w:rFonts w:ascii="Arial"/>
                 <w:sz w:val="21"/>
@@ -5524,12 +5411,14 @@
             <w:tcBorders>
               <w:bottom w:val="nil"/>
             </w:tcBorders>
+            <w:vAlign w:val="center"/>
           </w:tcPr>
           <w:p>
             <w:pPr>
               <w:pStyle w:val="25"/>
               <w:spacing w:before="297" w:line="221" w:lineRule="auto"/>
-              <w:ind w:left="503"/>
+              <w:ind w:left="0" w:leftChars="0" w:right="0" w:rightChars="0" w:firstLine="0" w:firstLineChars="0"/>
+              <w:jc w:val="center"/>
             </w:pPr>
             <w:r>
               <w:rPr>
@@ -5762,9 +5651,12 @@
             <w:tcBorders>
               <w:top w:val="nil"/>
             </w:tcBorders>
-          </w:tcPr>
-          <w:p>
-            <w:pPr>
+            <w:vAlign w:val="center"/>
+          </w:tcPr>
+          <w:p>
+            <w:pPr>
+              <w:ind w:left="0" w:leftChars="0" w:right="0" w:rightChars="0" w:firstLine="0" w:firstLineChars="0"/>
+              <w:jc w:val="center"/>
               <w:rPr>
                 <w:rFonts w:ascii="Arial"/>
                 <w:sz w:val="21"/>
@@ -5987,12 +5879,14 @@
             <w:tcBorders>
               <w:bottom w:val="nil"/>
             </w:tcBorders>
+            <w:vAlign w:val="center"/>
           </w:tcPr>
           <w:p>
             <w:pPr>
               <w:pStyle w:val="25"/>
               <w:spacing w:before="299" w:line="220" w:lineRule="auto"/>
-              <w:ind w:left="503"/>
+              <w:ind w:left="0" w:leftChars="0" w:right="0" w:rightChars="0" w:firstLine="0" w:firstLineChars="0"/>
+              <w:jc w:val="center"/>
             </w:pPr>
             <w:r>
               <w:rPr>
@@ -6445,7 +6339,7 @@
         <w:bidi w:val="0"/>
       </w:pPr>
       <w:bookmarkStart w:id="31" w:name="_Toc4095"/>
-      <w:bookmarkStart w:id="32" w:name="_Toc29619"/>
+      <w:bookmarkStart w:id="32" w:name="_Toc12513"/>
       <w:r>
         <w:t>技能评定依据</w:t>
       </w:r>
@@ -6458,7 +6352,7 @@
         <w:bidi w:val="0"/>
       </w:pPr>
       <w:bookmarkStart w:id="33" w:name="_Toc2879"/>
-      <w:bookmarkStart w:id="34" w:name="_Toc19868"/>
+      <w:bookmarkStart w:id="34" w:name="_Toc26787"/>
       <w:r>
         <w:t>背景评分标准</w:t>
       </w:r>
@@ -6615,21 +6509,14 @@
         <w:tc>
           <w:tcPr>
             <w:tcW w:w="871" w:type="dxa"/>
-          </w:tcPr>
-          <w:p>
-            <w:pPr>
-              <w:spacing w:line="246" w:lineRule="auto"/>
-              <w:rPr>
-                <w:rFonts w:ascii="Arial"/>
-                <w:sz w:val="21"/>
-              </w:rPr>
-            </w:pPr>
-          </w:p>
+            <w:vAlign w:val="center"/>
+          </w:tcPr>
           <w:p>
             <w:pPr>
               <w:pStyle w:val="25"/>
               <w:spacing w:before="59" w:line="221" w:lineRule="auto"/>
-              <w:ind w:left="118"/>
+              <w:ind w:left="0" w:leftChars="0" w:right="0" w:rightChars="0" w:firstLine="0" w:firstLineChars="0"/>
+              <w:jc w:val="center"/>
               <w:rPr>
                 <w:sz w:val="18"/>
                 <w:szCs w:val="18"/>
@@ -6648,21 +6535,14 @@
         <w:tc>
           <w:tcPr>
             <w:tcW w:w="1308" w:type="dxa"/>
-          </w:tcPr>
-          <w:p>
-            <w:pPr>
-              <w:spacing w:line="246" w:lineRule="auto"/>
-              <w:rPr>
-                <w:rFonts w:ascii="Arial"/>
-                <w:sz w:val="21"/>
-              </w:rPr>
-            </w:pPr>
-          </w:p>
+            <w:vAlign w:val="center"/>
+          </w:tcPr>
           <w:p>
             <w:pPr>
               <w:pStyle w:val="25"/>
               <w:spacing w:before="59"/>
-              <w:ind w:left="123"/>
+              <w:ind w:left="0" w:leftChars="0" w:right="0" w:rightChars="0" w:firstLine="0" w:firstLineChars="0"/>
+              <w:jc w:val="center"/>
               <w:rPr>
                 <w:sz w:val="18"/>
                 <w:szCs w:val="18"/>
@@ -6927,12 +6807,14 @@
         <w:tc>
           <w:tcPr>
             <w:tcW w:w="871" w:type="dxa"/>
+            <w:vAlign w:val="center"/>
           </w:tcPr>
           <w:p>
             <w:pPr>
               <w:pStyle w:val="25"/>
               <w:spacing w:before="29" w:line="273" w:lineRule="auto"/>
-              <w:ind w:left="116" w:right="218" w:hanging="1"/>
+              <w:ind w:left="0" w:leftChars="0" w:right="0" w:rightChars="0" w:firstLine="0" w:firstLineChars="0"/>
+              <w:jc w:val="center"/>
               <w:rPr>
                 <w:sz w:val="18"/>
                 <w:szCs w:val="18"/>
@@ -6958,12 +6840,14 @@
         <w:tc>
           <w:tcPr>
             <w:tcW w:w="1308" w:type="dxa"/>
+            <w:vAlign w:val="center"/>
           </w:tcPr>
           <w:p>
             <w:pPr>
               <w:pStyle w:val="25"/>
               <w:spacing w:before="171"/>
-              <w:ind w:left="112"/>
+              <w:ind w:left="0" w:leftChars="0" w:right="0" w:rightChars="0" w:firstLine="0" w:firstLineChars="0"/>
+              <w:jc w:val="center"/>
               <w:rPr>
                 <w:sz w:val="18"/>
                 <w:szCs w:val="18"/>
@@ -7136,21 +7020,14 @@
         <w:tc>
           <w:tcPr>
             <w:tcW w:w="871" w:type="dxa"/>
-          </w:tcPr>
-          <w:p>
-            <w:pPr>
-              <w:spacing w:line="248" w:lineRule="auto"/>
-              <w:rPr>
-                <w:rFonts w:ascii="Arial"/>
-                <w:sz w:val="21"/>
-              </w:rPr>
-            </w:pPr>
-          </w:p>
+            <w:vAlign w:val="center"/>
+          </w:tcPr>
           <w:p>
             <w:pPr>
               <w:pStyle w:val="25"/>
               <w:spacing w:before="59" w:line="289" w:lineRule="auto"/>
-              <w:ind w:left="114" w:right="218" w:firstLine="1"/>
+              <w:ind w:left="0" w:leftChars="0" w:right="0" w:rightChars="0" w:firstLine="0" w:firstLineChars="0"/>
+              <w:jc w:val="center"/>
               <w:rPr>
                 <w:sz w:val="18"/>
                 <w:szCs w:val="18"/>
@@ -7176,21 +7053,14 @@
         <w:tc>
           <w:tcPr>
             <w:tcW w:w="1308" w:type="dxa"/>
-          </w:tcPr>
-          <w:p>
-            <w:pPr>
-              <w:spacing w:line="385" w:lineRule="auto"/>
-              <w:rPr>
-                <w:rFonts w:ascii="Arial"/>
-                <w:sz w:val="21"/>
-              </w:rPr>
-            </w:pPr>
-          </w:p>
+            <w:vAlign w:val="center"/>
+          </w:tcPr>
           <w:p>
             <w:pPr>
               <w:pStyle w:val="25"/>
               <w:spacing w:before="59"/>
-              <w:ind w:left="123"/>
+              <w:ind w:left="0" w:leftChars="0" w:right="0" w:rightChars="0" w:firstLine="0" w:firstLineChars="0"/>
+              <w:jc w:val="center"/>
               <w:rPr>
                 <w:sz w:val="18"/>
                 <w:szCs w:val="18"/>
@@ -7377,75 +7247,14 @@
             <w:tcBorders>
               <w:bottom w:val="nil"/>
             </w:tcBorders>
-          </w:tcPr>
-          <w:p>
-            <w:pPr>
-              <w:spacing w:line="262" w:lineRule="auto"/>
-              <w:rPr>
-                <w:rFonts w:ascii="Arial"/>
-                <w:sz w:val="21"/>
-              </w:rPr>
-            </w:pPr>
-          </w:p>
-          <w:p>
-            <w:pPr>
-              <w:spacing w:line="262" w:lineRule="auto"/>
-              <w:rPr>
-                <w:rFonts w:ascii="Arial"/>
-                <w:sz w:val="21"/>
-              </w:rPr>
-            </w:pPr>
-          </w:p>
-          <w:p>
-            <w:pPr>
-              <w:spacing w:line="262" w:lineRule="auto"/>
-              <w:rPr>
-                <w:rFonts w:ascii="Arial"/>
-                <w:sz w:val="21"/>
-              </w:rPr>
-            </w:pPr>
-          </w:p>
-          <w:p>
-            <w:pPr>
-              <w:spacing w:line="262" w:lineRule="auto"/>
-              <w:rPr>
-                <w:rFonts w:ascii="Arial"/>
-                <w:sz w:val="21"/>
-              </w:rPr>
-            </w:pPr>
-          </w:p>
-          <w:p>
-            <w:pPr>
-              <w:spacing w:line="262" w:lineRule="auto"/>
-              <w:rPr>
-                <w:rFonts w:ascii="Arial"/>
-                <w:sz w:val="21"/>
-              </w:rPr>
-            </w:pPr>
-          </w:p>
-          <w:p>
-            <w:pPr>
-              <w:spacing w:line="262" w:lineRule="auto"/>
-              <w:rPr>
-                <w:rFonts w:ascii="Arial"/>
-                <w:sz w:val="21"/>
-              </w:rPr>
-            </w:pPr>
-          </w:p>
-          <w:p>
-            <w:pPr>
-              <w:spacing w:line="263" w:lineRule="auto"/>
-              <w:rPr>
-                <w:rFonts w:ascii="Arial"/>
-                <w:sz w:val="21"/>
-              </w:rPr>
-            </w:pPr>
-          </w:p>
+            <w:vAlign w:val="center"/>
+          </w:tcPr>
           <w:p>
             <w:pPr>
               <w:pStyle w:val="25"/>
               <w:spacing w:before="58" w:line="221" w:lineRule="auto"/>
-              <w:ind w:left="114"/>
+              <w:ind w:left="0" w:leftChars="0" w:right="0" w:rightChars="0" w:firstLine="0" w:firstLineChars="0"/>
+              <w:jc w:val="center"/>
               <w:rPr>
                 <w:sz w:val="18"/>
                 <w:szCs w:val="18"/>
@@ -7468,67 +7277,14 @@
             <w:tcBorders>
               <w:bottom w:val="nil"/>
             </w:tcBorders>
-          </w:tcPr>
-          <w:p>
-            <w:pPr>
-              <w:spacing w:line="259" w:lineRule="auto"/>
-              <w:rPr>
-                <w:rFonts w:ascii="Arial"/>
-                <w:sz w:val="21"/>
-              </w:rPr>
-            </w:pPr>
-          </w:p>
-          <w:p>
-            <w:pPr>
-              <w:spacing w:line="259" w:lineRule="auto"/>
-              <w:rPr>
-                <w:rFonts w:ascii="Arial"/>
-                <w:sz w:val="21"/>
-              </w:rPr>
-            </w:pPr>
-          </w:p>
-          <w:p>
-            <w:pPr>
-              <w:spacing w:line="259" w:lineRule="auto"/>
-              <w:rPr>
-                <w:rFonts w:ascii="Arial"/>
-                <w:sz w:val="21"/>
-              </w:rPr>
-            </w:pPr>
-          </w:p>
-          <w:p>
-            <w:pPr>
-              <w:spacing w:line="259" w:lineRule="auto"/>
-              <w:rPr>
-                <w:rFonts w:ascii="Arial"/>
-                <w:sz w:val="21"/>
-              </w:rPr>
-            </w:pPr>
-          </w:p>
-          <w:p>
-            <w:pPr>
-              <w:spacing w:line="260" w:lineRule="auto"/>
-              <w:rPr>
-                <w:rFonts w:ascii="Arial"/>
-                <w:sz w:val="21"/>
-              </w:rPr>
-            </w:pPr>
-          </w:p>
-          <w:p>
-            <w:pPr>
-              <w:spacing w:line="260" w:lineRule="auto"/>
-              <w:rPr>
-                <w:rFonts w:ascii="Arial"/>
-                <w:sz w:val="21"/>
-              </w:rPr>
-            </w:pPr>
-          </w:p>
+            <w:vAlign w:val="center"/>
+          </w:tcPr>
           <w:p>
             <w:pPr>
               <w:pStyle w:val="25"/>
               <w:spacing w:before="59" w:line="288" w:lineRule="auto"/>
-              <w:ind w:left="110" w:right="45" w:firstLine="3"/>
-              <w:jc w:val="both"/>
+              <w:ind w:left="0" w:leftChars="0" w:right="0" w:rightChars="0" w:firstLine="0" w:firstLineChars="0"/>
+              <w:jc w:val="center"/>
               <w:rPr>
                 <w:sz w:val="18"/>
                 <w:szCs w:val="18"/>
@@ -9269,8 +9025,8 @@
         <w:pStyle w:val="28"/>
         <w:bidi w:val="0"/>
       </w:pPr>
-      <w:bookmarkStart w:id="35" w:name="_Toc3798"/>
-      <w:bookmarkStart w:id="36" w:name="_Toc17706"/>
+      <w:bookmarkStart w:id="35" w:name="_Toc25520"/>
+      <w:bookmarkStart w:id="36" w:name="_Toc3798"/>
       <w:r>
         <w:t>运营方向评分标准</w:t>
       </w:r>
@@ -10551,7 +10307,7 @@
         </w:rPr>
       </w:pPr>
       <w:bookmarkStart w:id="37" w:name="_Toc319"/>
-      <w:bookmarkStart w:id="38" w:name="_Toc21653"/>
+      <w:bookmarkStart w:id="38" w:name="_Toc13377"/>
       <w:r>
         <w:t>数据方向评分标准</w:t>
       </w:r>
@@ -10594,12 +10350,6 @@
             <w:insideH w:val="single" w:color="000000" w:sz="2" w:space="0"/>
             <w:insideV w:val="single" w:color="000000" w:sz="2" w:space="0"/>
           </w:tblBorders>
-          <w:tblCellMar>
-            <w:top w:w="0" w:type="dxa"/>
-            <w:left w:w="0" w:type="dxa"/>
-            <w:bottom w:w="0" w:type="dxa"/>
-            <w:right w:w="0" w:type="dxa"/>
-          </w:tblCellMar>
         </w:tblPrEx>
         <w:trPr>
           <w:trHeight w:val="576" w:hRule="atLeast"/>
@@ -12313,7 +12063,7 @@
         <w:pStyle w:val="28"/>
         <w:bidi w:val="0"/>
       </w:pPr>
-      <w:bookmarkStart w:id="40" w:name="_Toc29249"/>
+      <w:bookmarkStart w:id="40" w:name="_Toc17236"/>
       <w:r>
         <w:t>系统方向评分标准</w:t>
       </w:r>
@@ -12323,7 +12073,7 @@
     <w:tbl>
       <w:tblPr>
         <w:tblStyle w:val="24"/>
-        <w:tblW w:w="9225" w:type="dxa"/>
+        <w:tblW w:w="10348" w:type="dxa"/>
         <w:tblInd w:w="243" w:type="dxa"/>
         <w:tblBorders>
           <w:top w:val="single" w:color="000000" w:sz="2" w:space="0"/>
@@ -12344,7 +12094,7 @@
       <w:tblGrid>
         <w:gridCol w:w="960"/>
         <w:gridCol w:w="1260"/>
-        <w:gridCol w:w="7005"/>
+        <w:gridCol w:w="8128"/>
       </w:tblGrid>
       <w:tr>
         <w:tblPrEx>
@@ -12424,7 +12174,7 @@
         </w:tc>
         <w:tc>
           <w:tcPr>
-            <w:tcW w:w="7005" w:type="dxa"/>
+            <w:tcW w:w="8128" w:type="dxa"/>
             <w:vAlign w:val="center"/>
           </w:tcPr>
           <w:p>
@@ -12526,7 +12276,7 @@
         </w:tc>
         <w:tc>
           <w:tcPr>
-            <w:tcW w:w="7005" w:type="dxa"/>
+            <w:tcW w:w="8128" w:type="dxa"/>
             <w:vAlign w:val="center"/>
           </w:tcPr>
           <w:p>
@@ -13599,8 +13349,8 @@
         <w:pStyle w:val="28"/>
         <w:bidi w:val="0"/>
       </w:pPr>
-      <w:bookmarkStart w:id="42" w:name="_Toc508"/>
-      <w:bookmarkStart w:id="43" w:name="_Toc27362"/>
+      <w:bookmarkStart w:id="42" w:name="_Toc506"/>
+      <w:bookmarkStart w:id="43" w:name="_Toc508"/>
       <w:r>
         <w:t>设备方向评分标准</w:t>
       </w:r>
@@ -14729,7 +14479,7 @@
         <w:bidi w:val="0"/>
       </w:pPr>
       <w:bookmarkStart w:id="44" w:name="_Toc23691"/>
-      <w:bookmarkStart w:id="45" w:name="_Toc11204"/>
+      <w:bookmarkStart w:id="45" w:name="_Toc30683"/>
       <w:r>
         <w:t>软技能评分标准</w:t>
       </w:r>
@@ -14745,14 +14495,14 @@
       <w:tblPr>
         <w:tblStyle w:val="24"/>
         <w:tblW w:w="10287" w:type="dxa"/>
-        <w:tblInd w:w="288" w:type="dxa"/>
+        <w:jc w:val="center"/>
         <w:tblBorders>
-          <w:top w:val="single" w:color="000000" w:sz="2" w:space="0"/>
-          <w:left w:val="single" w:color="000000" w:sz="2" w:space="0"/>
-          <w:bottom w:val="single" w:color="000000" w:sz="2" w:space="0"/>
-          <w:right w:val="single" w:color="000000" w:sz="2" w:space="0"/>
-          <w:insideH w:val="single" w:color="000000" w:sz="2" w:space="0"/>
-          <w:insideV w:val="single" w:color="000000" w:sz="2" w:space="0"/>
+          <w:top w:val="single" w:color="auto" w:sz="4" w:space="0"/>
+          <w:left w:val="single" w:color="auto" w:sz="4" w:space="0"/>
+          <w:bottom w:val="single" w:color="auto" w:sz="4" w:space="0"/>
+          <w:right w:val="single" w:color="auto" w:sz="4" w:space="0"/>
+          <w:insideH w:val="single" w:color="auto" w:sz="4" w:space="0"/>
+          <w:insideV w:val="single" w:color="auto" w:sz="4" w:space="0"/>
         </w:tblBorders>
         <w:tblLayout w:type="fixed"/>
         <w:tblCellMar>
@@ -14771,12 +14521,12 @@
       <w:tr>
         <w:tblPrEx>
           <w:tblBorders>
-            <w:top w:val="single" w:color="000000" w:sz="2" w:space="0"/>
-            <w:left w:val="single" w:color="000000" w:sz="2" w:space="0"/>
-            <w:bottom w:val="single" w:color="000000" w:sz="2" w:space="0"/>
-            <w:right w:val="single" w:color="000000" w:sz="2" w:space="0"/>
-            <w:insideH w:val="single" w:color="000000" w:sz="2" w:space="0"/>
-            <w:insideV w:val="single" w:color="000000" w:sz="2" w:space="0"/>
+            <w:top w:val="single" w:color="auto" w:sz="4" w:space="0"/>
+            <w:left w:val="single" w:color="auto" w:sz="4" w:space="0"/>
+            <w:bottom w:val="single" w:color="auto" w:sz="4" w:space="0"/>
+            <w:right w:val="single" w:color="auto" w:sz="4" w:space="0"/>
+            <w:insideH w:val="single" w:color="auto" w:sz="4" w:space="0"/>
+            <w:insideV w:val="single" w:color="auto" w:sz="4" w:space="0"/>
           </w:tblBorders>
           <w:tblCellMar>
             <w:top w:w="0" w:type="dxa"/>
@@ -14787,18 +14537,18 @@
         </w:tblPrEx>
         <w:trPr>
           <w:trHeight w:val="652" w:hRule="atLeast"/>
+          <w:jc w:val="center"/>
         </w:trPr>
         <w:tc>
           <w:tcPr>
             <w:tcW w:w="960" w:type="dxa"/>
             <w:vMerge w:val="restart"/>
-            <w:tcBorders>
-              <w:top w:val="nil"/>
-              <w:bottom w:val="nil"/>
-            </w:tcBorders>
-          </w:tcPr>
-          <w:p>
-            <w:pPr>
+            <w:vAlign w:val="center"/>
+          </w:tcPr>
+          <w:p>
+            <w:pPr>
+              <w:ind w:left="0" w:leftChars="0" w:right="0" w:rightChars="0" w:firstLine="0" w:firstLineChars="0"/>
+              <w:jc w:val="center"/>
               <w:rPr>
                 <w:rFonts w:ascii="Arial"/>
                 <w:sz w:val="21"/>
@@ -14817,15 +14567,14 @@
         <w:tc>
           <w:tcPr>
             <w:tcW w:w="1215" w:type="dxa"/>
-            <w:tcBorders>
-              <w:top w:val="nil"/>
-            </w:tcBorders>
+            <w:vAlign w:val="center"/>
           </w:tcPr>
           <w:p>
             <w:pPr>
               <w:pStyle w:val="25"/>
               <w:spacing w:before="155" w:line="228" w:lineRule="auto"/>
-              <w:ind w:left="115" w:leftChars="0"/>
+              <w:ind w:left="0" w:leftChars="0" w:right="0" w:rightChars="0" w:firstLine="0" w:firstLineChars="0"/>
+              <w:jc w:val="center"/>
               <w:rPr>
                 <w:rFonts w:ascii="宋体" w:hAnsi="宋体" w:eastAsia="宋体" w:cs="宋体"/>
                 <w:snapToGrid w:val="0"/>
@@ -14851,15 +14600,14 @@
         <w:tc>
           <w:tcPr>
             <w:tcW w:w="1725" w:type="dxa"/>
-            <w:tcBorders>
-              <w:top w:val="nil"/>
-            </w:tcBorders>
+            <w:vAlign w:val="center"/>
           </w:tcPr>
           <w:p>
             <w:pPr>
               <w:pStyle w:val="25"/>
               <w:spacing w:before="155" w:line="228" w:lineRule="auto"/>
-              <w:ind w:left="112" w:leftChars="0"/>
+              <w:ind w:left="0" w:leftChars="0" w:right="0" w:rightChars="0" w:firstLine="0" w:firstLineChars="0"/>
+              <w:jc w:val="center"/>
               <w:rPr>
                 <w:rFonts w:ascii="宋体" w:hAnsi="宋体" w:eastAsia="宋体" w:cs="宋体"/>
                 <w:snapToGrid w:val="0"/>
@@ -14885,9 +14633,6 @@
         <w:tc>
           <w:tcPr>
             <w:tcW w:w="6387" w:type="dxa"/>
-            <w:tcBorders>
-              <w:top w:val="nil"/>
-            </w:tcBorders>
           </w:tcPr>
           <w:p>
             <w:pPr>
@@ -14920,12 +14665,12 @@
       <w:tr>
         <w:tblPrEx>
           <w:tblBorders>
-            <w:top w:val="single" w:color="000000" w:sz="2" w:space="0"/>
-            <w:left w:val="single" w:color="000000" w:sz="2" w:space="0"/>
-            <w:bottom w:val="single" w:color="000000" w:sz="2" w:space="0"/>
-            <w:right w:val="single" w:color="000000" w:sz="2" w:space="0"/>
-            <w:insideH w:val="single" w:color="000000" w:sz="2" w:space="0"/>
-            <w:insideV w:val="single" w:color="000000" w:sz="2" w:space="0"/>
+            <w:top w:val="single" w:color="auto" w:sz="4" w:space="0"/>
+            <w:left w:val="single" w:color="auto" w:sz="4" w:space="0"/>
+            <w:bottom w:val="single" w:color="auto" w:sz="4" w:space="0"/>
+            <w:right w:val="single" w:color="auto" w:sz="4" w:space="0"/>
+            <w:insideH w:val="single" w:color="auto" w:sz="4" w:space="0"/>
+            <w:insideV w:val="single" w:color="auto" w:sz="4" w:space="0"/>
           </w:tblBorders>
           <w:tblCellMar>
             <w:top w:w="0" w:type="dxa"/>
@@ -14936,14 +14681,18 @@
         </w:tblPrEx>
         <w:trPr>
           <w:trHeight w:val="581" w:hRule="atLeast"/>
+          <w:jc w:val="center"/>
         </w:trPr>
         <w:tc>
           <w:tcPr>
             <w:tcW w:w="960" w:type="dxa"/>
             <w:vMerge w:val="continue"/>
-          </w:tcPr>
-          <w:p>
-            <w:pPr>
+            <w:vAlign w:val="center"/>
+          </w:tcPr>
+          <w:p>
+            <w:pPr>
+              <w:ind w:left="0" w:leftChars="0" w:right="0" w:rightChars="0" w:firstLine="0" w:firstLineChars="0"/>
+              <w:jc w:val="center"/>
               <w:rPr>
                 <w:rFonts w:ascii="Arial"/>
                 <w:sz w:val="21"/>
@@ -14954,16 +14703,15 @@
         <w:tc>
           <w:tcPr>
             <w:tcW w:w="1215" w:type="dxa"/>
-            <w:tcBorders>
-              <w:top w:val="nil"/>
-            </w:tcBorders>
             <w:shd w:val="clear" w:color="auto" w:fill="auto"/>
+            <w:vAlign w:val="center"/>
           </w:tcPr>
           <w:p>
             <w:pPr>
               <w:pStyle w:val="25"/>
               <w:spacing w:before="196" w:line="268" w:lineRule="exact"/>
-              <w:ind w:left="128" w:leftChars="0"/>
+              <w:ind w:left="0" w:leftChars="0" w:right="0" w:rightChars="0" w:firstLine="0" w:firstLineChars="0"/>
+              <w:jc w:val="center"/>
               <w:rPr>
                 <w:rFonts w:ascii="宋体" w:hAnsi="宋体" w:eastAsia="宋体" w:cs="宋体"/>
                 <w:snapToGrid w:val="0"/>
@@ -14988,16 +14736,15 @@
         <w:tc>
           <w:tcPr>
             <w:tcW w:w="1725" w:type="dxa"/>
-            <w:tcBorders>
-              <w:top w:val="nil"/>
-            </w:tcBorders>
             <w:shd w:val="clear" w:color="auto" w:fill="auto"/>
+            <w:vAlign w:val="center"/>
           </w:tcPr>
           <w:p>
             <w:pPr>
               <w:pStyle w:val="25"/>
               <w:spacing w:before="196" w:line="228" w:lineRule="auto"/>
-              <w:ind w:left="113" w:leftChars="0"/>
+              <w:ind w:left="0" w:leftChars="0" w:right="0" w:rightChars="0" w:firstLine="0" w:firstLineChars="0"/>
+              <w:jc w:val="center"/>
               <w:rPr>
                 <w:rFonts w:ascii="宋体" w:hAnsi="宋体" w:eastAsia="宋体" w:cs="宋体"/>
                 <w:snapToGrid w:val="0"/>
@@ -15021,9 +14768,6 @@
         <w:tc>
           <w:tcPr>
             <w:tcW w:w="6387" w:type="dxa"/>
-            <w:tcBorders>
-              <w:top w:val="nil"/>
-            </w:tcBorders>
             <w:shd w:val="clear" w:color="auto" w:fill="auto"/>
           </w:tcPr>
           <w:p>
@@ -15071,12 +14815,12 @@
       <w:tr>
         <w:tblPrEx>
           <w:tblBorders>
-            <w:top w:val="single" w:color="000000" w:sz="2" w:space="0"/>
-            <w:left w:val="single" w:color="000000" w:sz="2" w:space="0"/>
-            <w:bottom w:val="single" w:color="000000" w:sz="2" w:space="0"/>
-            <w:right w:val="single" w:color="000000" w:sz="2" w:space="0"/>
-            <w:insideH w:val="single" w:color="000000" w:sz="2" w:space="0"/>
-            <w:insideV w:val="single" w:color="000000" w:sz="2" w:space="0"/>
+            <w:top w:val="single" w:color="auto" w:sz="4" w:space="0"/>
+            <w:left w:val="single" w:color="auto" w:sz="4" w:space="0"/>
+            <w:bottom w:val="single" w:color="auto" w:sz="4" w:space="0"/>
+            <w:right w:val="single" w:color="auto" w:sz="4" w:space="0"/>
+            <w:insideH w:val="single" w:color="auto" w:sz="4" w:space="0"/>
+            <w:insideV w:val="single" w:color="auto" w:sz="4" w:space="0"/>
           </w:tblBorders>
           <w:tblCellMar>
             <w:top w:w="0" w:type="dxa"/>
@@ -15087,18 +14831,18 @@
         </w:tblPrEx>
         <w:trPr>
           <w:trHeight w:val="659" w:hRule="atLeast"/>
+          <w:jc w:val="center"/>
         </w:trPr>
         <w:tc>
           <w:tcPr>
             <w:tcW w:w="960" w:type="dxa"/>
             <w:vMerge w:val="continue"/>
-            <w:tcBorders>
-              <w:top w:val="nil"/>
-              <w:bottom w:val="nil"/>
-            </w:tcBorders>
-          </w:tcPr>
-          <w:p>
-            <w:pPr>
+            <w:vAlign w:val="center"/>
+          </w:tcPr>
+          <w:p>
+            <w:pPr>
+              <w:ind w:left="0" w:leftChars="0" w:right="0" w:rightChars="0" w:firstLine="0" w:firstLineChars="0"/>
+              <w:jc w:val="center"/>
               <w:rPr>
                 <w:rFonts w:ascii="Arial"/>
                 <w:sz w:val="21"/>
@@ -15110,42 +14854,14 @@
           <w:tcPr>
             <w:tcW w:w="1215" w:type="dxa"/>
             <w:vMerge w:val="restart"/>
-            <w:tcBorders>
-              <w:bottom w:val="nil"/>
-            </w:tcBorders>
-          </w:tcPr>
-          <w:p>
-            <w:pPr>
-              <w:spacing w:line="262" w:lineRule="auto"/>
-              <w:rPr>
-                <w:rFonts w:ascii="Arial"/>
-                <w:sz w:val="21"/>
-              </w:rPr>
-            </w:pPr>
-          </w:p>
-          <w:p>
-            <w:pPr>
-              <w:spacing w:line="263" w:lineRule="auto"/>
-              <w:rPr>
-                <w:rFonts w:ascii="Arial"/>
-                <w:sz w:val="21"/>
-              </w:rPr>
-            </w:pPr>
-          </w:p>
-          <w:p>
-            <w:pPr>
-              <w:spacing w:line="263" w:lineRule="auto"/>
-              <w:rPr>
-                <w:rFonts w:ascii="Arial"/>
-                <w:sz w:val="21"/>
-              </w:rPr>
-            </w:pPr>
-          </w:p>
+            <w:vAlign w:val="center"/>
+          </w:tcPr>
           <w:p>
             <w:pPr>
               <w:pStyle w:val="25"/>
               <w:spacing w:before="65" w:line="269" w:lineRule="exact"/>
-              <w:ind w:left="117"/>
+              <w:ind w:left="0" w:leftChars="0" w:right="0" w:rightChars="0" w:firstLine="0" w:firstLineChars="0"/>
+              <w:jc w:val="center"/>
               <w:rPr>
                 <w:sz w:val="20"/>
                 <w:szCs w:val="20"/>
@@ -15166,42 +14882,14 @@
           <w:tcPr>
             <w:tcW w:w="1725" w:type="dxa"/>
             <w:vMerge w:val="restart"/>
-            <w:tcBorders>
-              <w:bottom w:val="nil"/>
-            </w:tcBorders>
-          </w:tcPr>
-          <w:p>
-            <w:pPr>
-              <w:spacing w:line="262" w:lineRule="auto"/>
-              <w:rPr>
-                <w:rFonts w:ascii="Arial"/>
-                <w:sz w:val="21"/>
-              </w:rPr>
-            </w:pPr>
-          </w:p>
-          <w:p>
-            <w:pPr>
-              <w:spacing w:line="263" w:lineRule="auto"/>
-              <w:rPr>
-                <w:rFonts w:ascii="Arial"/>
-                <w:sz w:val="21"/>
-              </w:rPr>
-            </w:pPr>
-          </w:p>
-          <w:p>
-            <w:pPr>
-              <w:spacing w:line="263" w:lineRule="auto"/>
-              <w:rPr>
-                <w:rFonts w:ascii="Arial"/>
-                <w:sz w:val="21"/>
-              </w:rPr>
-            </w:pPr>
-          </w:p>
+            <w:vAlign w:val="center"/>
+          </w:tcPr>
           <w:p>
             <w:pPr>
               <w:pStyle w:val="25"/>
               <w:spacing w:before="65" w:line="228" w:lineRule="auto"/>
-              <w:ind w:left="113"/>
+              <w:ind w:left="0" w:leftChars="0" w:right="0" w:rightChars="0" w:firstLine="0" w:firstLineChars="0"/>
+              <w:jc w:val="center"/>
               <w:rPr>
                 <w:sz w:val="20"/>
                 <w:szCs w:val="20"/>
@@ -15253,12 +14941,12 @@
       <w:tr>
         <w:tblPrEx>
           <w:tblBorders>
-            <w:top w:val="single" w:color="000000" w:sz="2" w:space="0"/>
-            <w:left w:val="single" w:color="000000" w:sz="2" w:space="0"/>
-            <w:bottom w:val="single" w:color="000000" w:sz="2" w:space="0"/>
-            <w:right w:val="single" w:color="000000" w:sz="2" w:space="0"/>
-            <w:insideH w:val="single" w:color="000000" w:sz="2" w:space="0"/>
-            <w:insideV w:val="single" w:color="000000" w:sz="2" w:space="0"/>
+            <w:top w:val="single" w:color="auto" w:sz="4" w:space="0"/>
+            <w:left w:val="single" w:color="auto" w:sz="4" w:space="0"/>
+            <w:bottom w:val="single" w:color="auto" w:sz="4" w:space="0"/>
+            <w:right w:val="single" w:color="auto" w:sz="4" w:space="0"/>
+            <w:insideH w:val="single" w:color="auto" w:sz="4" w:space="0"/>
+            <w:insideV w:val="single" w:color="auto" w:sz="4" w:space="0"/>
           </w:tblBorders>
           <w:tblCellMar>
             <w:top w:w="0" w:type="dxa"/>
@@ -15269,18 +14957,18 @@
         </w:tblPrEx>
         <w:trPr>
           <w:trHeight w:val="658" w:hRule="atLeast"/>
+          <w:jc w:val="center"/>
         </w:trPr>
         <w:tc>
           <w:tcPr>
             <w:tcW w:w="960" w:type="dxa"/>
             <w:vMerge w:val="continue"/>
-            <w:tcBorders>
-              <w:top w:val="nil"/>
-              <w:bottom w:val="nil"/>
-            </w:tcBorders>
-          </w:tcPr>
-          <w:p>
-            <w:pPr>
+            <w:vAlign w:val="center"/>
+          </w:tcPr>
+          <w:p>
+            <w:pPr>
+              <w:ind w:left="0" w:leftChars="0" w:right="0" w:rightChars="0" w:firstLine="0" w:firstLineChars="0"/>
+              <w:jc w:val="center"/>
               <w:rPr>
                 <w:rFonts w:ascii="Arial"/>
                 <w:sz w:val="21"/>
@@ -15292,13 +14980,12 @@
           <w:tcPr>
             <w:tcW w:w="1215" w:type="dxa"/>
             <w:vMerge w:val="continue"/>
-            <w:tcBorders>
-              <w:top w:val="nil"/>
-              <w:bottom w:val="nil"/>
-            </w:tcBorders>
-          </w:tcPr>
-          <w:p>
-            <w:pPr>
+            <w:vAlign w:val="center"/>
+          </w:tcPr>
+          <w:p>
+            <w:pPr>
+              <w:ind w:left="0" w:leftChars="0" w:right="0" w:rightChars="0" w:firstLine="0" w:firstLineChars="0"/>
+              <w:jc w:val="center"/>
               <w:rPr>
                 <w:rFonts w:ascii="Arial"/>
                 <w:sz w:val="21"/>
@@ -15310,13 +14997,12 @@
           <w:tcPr>
             <w:tcW w:w="1725" w:type="dxa"/>
             <w:vMerge w:val="continue"/>
-            <w:tcBorders>
-              <w:top w:val="nil"/>
-              <w:bottom w:val="nil"/>
-            </w:tcBorders>
-          </w:tcPr>
-          <w:p>
-            <w:pPr>
+            <w:vAlign w:val="center"/>
+          </w:tcPr>
+          <w:p>
+            <w:pPr>
+              <w:ind w:left="0" w:leftChars="0" w:right="0" w:rightChars="0" w:firstLine="0" w:firstLineChars="0"/>
+              <w:jc w:val="center"/>
               <w:rPr>
                 <w:rFonts w:ascii="Arial"/>
                 <w:sz w:val="21"/>
@@ -15368,12 +15054,12 @@
       <w:tr>
         <w:tblPrEx>
           <w:tblBorders>
-            <w:top w:val="single" w:color="000000" w:sz="2" w:space="0"/>
-            <w:left w:val="single" w:color="000000" w:sz="2" w:space="0"/>
-            <w:bottom w:val="single" w:color="000000" w:sz="2" w:space="0"/>
-            <w:right w:val="single" w:color="000000" w:sz="2" w:space="0"/>
-            <w:insideH w:val="single" w:color="000000" w:sz="2" w:space="0"/>
-            <w:insideV w:val="single" w:color="000000" w:sz="2" w:space="0"/>
+            <w:top w:val="single" w:color="auto" w:sz="4" w:space="0"/>
+            <w:left w:val="single" w:color="auto" w:sz="4" w:space="0"/>
+            <w:bottom w:val="single" w:color="auto" w:sz="4" w:space="0"/>
+            <w:right w:val="single" w:color="auto" w:sz="4" w:space="0"/>
+            <w:insideH w:val="single" w:color="auto" w:sz="4" w:space="0"/>
+            <w:insideV w:val="single" w:color="auto" w:sz="4" w:space="0"/>
           </w:tblBorders>
           <w:tblCellMar>
             <w:top w:w="0" w:type="dxa"/>
@@ -15384,18 +15070,18 @@
         </w:tblPrEx>
         <w:trPr>
           <w:trHeight w:val="658" w:hRule="atLeast"/>
+          <w:jc w:val="center"/>
         </w:trPr>
         <w:tc>
           <w:tcPr>
             <w:tcW w:w="960" w:type="dxa"/>
             <w:vMerge w:val="continue"/>
-            <w:tcBorders>
-              <w:top w:val="nil"/>
-              <w:bottom w:val="nil"/>
-            </w:tcBorders>
-          </w:tcPr>
-          <w:p>
-            <w:pPr>
+            <w:vAlign w:val="center"/>
+          </w:tcPr>
+          <w:p>
+            <w:pPr>
+              <w:ind w:left="0" w:leftChars="0" w:right="0" w:rightChars="0" w:firstLine="0" w:firstLineChars="0"/>
+              <w:jc w:val="center"/>
               <w:rPr>
                 <w:rFonts w:ascii="Arial"/>
                 <w:sz w:val="21"/>
@@ -15407,12 +15093,12 @@
           <w:tcPr>
             <w:tcW w:w="1215" w:type="dxa"/>
             <w:vMerge w:val="continue"/>
-            <w:tcBorders>
-              <w:top w:val="nil"/>
-            </w:tcBorders>
-          </w:tcPr>
-          <w:p>
-            <w:pPr>
+            <w:vAlign w:val="center"/>
+          </w:tcPr>
+          <w:p>
+            <w:pPr>
+              <w:ind w:left="0" w:leftChars="0" w:right="0" w:rightChars="0" w:firstLine="0" w:firstLineChars="0"/>
+              <w:jc w:val="center"/>
               <w:rPr>
                 <w:rFonts w:ascii="Arial"/>
                 <w:sz w:val="21"/>
@@ -15424,12 +15110,12 @@
           <w:tcPr>
             <w:tcW w:w="1725" w:type="dxa"/>
             <w:vMerge w:val="continue"/>
-            <w:tcBorders>
-              <w:top w:val="nil"/>
-            </w:tcBorders>
-          </w:tcPr>
-          <w:p>
-            <w:pPr>
+            <w:vAlign w:val="center"/>
+          </w:tcPr>
+          <w:p>
+            <w:pPr>
+              <w:ind w:left="0" w:leftChars="0" w:right="0" w:rightChars="0" w:firstLine="0" w:firstLineChars="0"/>
+              <w:jc w:val="center"/>
               <w:rPr>
                 <w:rFonts w:ascii="Arial"/>
                 <w:sz w:val="21"/>
@@ -15472,12 +15158,12 @@
       <w:tr>
         <w:tblPrEx>
           <w:tblBorders>
-            <w:top w:val="single" w:color="000000" w:sz="2" w:space="0"/>
-            <w:left w:val="single" w:color="000000" w:sz="2" w:space="0"/>
-            <w:bottom w:val="single" w:color="000000" w:sz="2" w:space="0"/>
-            <w:right w:val="single" w:color="000000" w:sz="2" w:space="0"/>
-            <w:insideH w:val="single" w:color="000000" w:sz="2" w:space="0"/>
-            <w:insideV w:val="single" w:color="000000" w:sz="2" w:space="0"/>
+            <w:top w:val="single" w:color="auto" w:sz="4" w:space="0"/>
+            <w:left w:val="single" w:color="auto" w:sz="4" w:space="0"/>
+            <w:bottom w:val="single" w:color="auto" w:sz="4" w:space="0"/>
+            <w:right w:val="single" w:color="auto" w:sz="4" w:space="0"/>
+            <w:insideH w:val="single" w:color="auto" w:sz="4" w:space="0"/>
+            <w:insideV w:val="single" w:color="auto" w:sz="4" w:space="0"/>
           </w:tblBorders>
           <w:tblCellMar>
             <w:top w:w="0" w:type="dxa"/>
@@ -15488,18 +15174,18 @@
         </w:tblPrEx>
         <w:trPr>
           <w:trHeight w:val="572" w:hRule="atLeast"/>
+          <w:jc w:val="center"/>
         </w:trPr>
         <w:tc>
           <w:tcPr>
             <w:tcW w:w="960" w:type="dxa"/>
             <w:vMerge w:val="continue"/>
-            <w:tcBorders>
-              <w:top w:val="nil"/>
-              <w:bottom w:val="nil"/>
-            </w:tcBorders>
-          </w:tcPr>
-          <w:p>
-            <w:pPr>
+            <w:vAlign w:val="center"/>
+          </w:tcPr>
+          <w:p>
+            <w:pPr>
+              <w:ind w:left="0" w:leftChars="0" w:right="0" w:rightChars="0" w:firstLine="0" w:firstLineChars="0"/>
+              <w:jc w:val="center"/>
               <w:rPr>
                 <w:rFonts w:ascii="Arial"/>
                 <w:sz w:val="21"/>
@@ -15511,51 +15197,14 @@
           <w:tcPr>
             <w:tcW w:w="1215" w:type="dxa"/>
             <w:vMerge w:val="restart"/>
-            <w:tcBorders>
-              <w:bottom w:val="nil"/>
-            </w:tcBorders>
-          </w:tcPr>
-          <w:p>
-            <w:pPr>
-              <w:spacing w:line="269" w:lineRule="auto"/>
-              <w:rPr>
-                <w:rFonts w:ascii="Arial"/>
-                <w:sz w:val="21"/>
-              </w:rPr>
-            </w:pPr>
-          </w:p>
-          <w:p>
-            <w:pPr>
-              <w:spacing w:line="269" w:lineRule="auto"/>
-              <w:rPr>
-                <w:rFonts w:ascii="Arial"/>
-                <w:sz w:val="21"/>
-              </w:rPr>
-            </w:pPr>
-          </w:p>
-          <w:p>
-            <w:pPr>
-              <w:spacing w:line="269" w:lineRule="auto"/>
-              <w:rPr>
-                <w:rFonts w:ascii="Arial"/>
-                <w:sz w:val="21"/>
-              </w:rPr>
-            </w:pPr>
-          </w:p>
-          <w:p>
-            <w:pPr>
-              <w:spacing w:line="269" w:lineRule="auto"/>
-              <w:rPr>
-                <w:rFonts w:ascii="Arial"/>
-                <w:sz w:val="21"/>
-              </w:rPr>
-            </w:pPr>
-          </w:p>
+            <w:vAlign w:val="center"/>
+          </w:tcPr>
           <w:p>
             <w:pPr>
               <w:pStyle w:val="25"/>
               <w:spacing w:before="65" w:line="269" w:lineRule="exact"/>
-              <w:ind w:left="128"/>
+              <w:ind w:left="0" w:leftChars="0" w:right="0" w:rightChars="0" w:firstLine="0" w:firstLineChars="0"/>
+              <w:jc w:val="center"/>
               <w:rPr>
                 <w:sz w:val="20"/>
                 <w:szCs w:val="20"/>
@@ -15575,51 +15224,14 @@
           <w:tcPr>
             <w:tcW w:w="1725" w:type="dxa"/>
             <w:vMerge w:val="restart"/>
-            <w:tcBorders>
-              <w:bottom w:val="nil"/>
-            </w:tcBorders>
-          </w:tcPr>
-          <w:p>
-            <w:pPr>
-              <w:spacing w:line="269" w:lineRule="auto"/>
-              <w:rPr>
-                <w:rFonts w:ascii="Arial"/>
-                <w:sz w:val="21"/>
-              </w:rPr>
-            </w:pPr>
-          </w:p>
-          <w:p>
-            <w:pPr>
-              <w:spacing w:line="269" w:lineRule="auto"/>
-              <w:rPr>
-                <w:rFonts w:ascii="Arial"/>
-                <w:sz w:val="21"/>
-              </w:rPr>
-            </w:pPr>
-          </w:p>
-          <w:p>
-            <w:pPr>
-              <w:spacing w:line="269" w:lineRule="auto"/>
-              <w:rPr>
-                <w:rFonts w:ascii="Arial"/>
-                <w:sz w:val="21"/>
-              </w:rPr>
-            </w:pPr>
-          </w:p>
-          <w:p>
-            <w:pPr>
-              <w:spacing w:line="270" w:lineRule="auto"/>
-              <w:rPr>
-                <w:rFonts w:ascii="Arial"/>
-                <w:sz w:val="21"/>
-              </w:rPr>
-            </w:pPr>
-          </w:p>
+            <w:vAlign w:val="center"/>
+          </w:tcPr>
           <w:p>
             <w:pPr>
               <w:pStyle w:val="25"/>
               <w:spacing w:before="65" w:line="228" w:lineRule="auto"/>
-              <w:ind w:left="114"/>
+              <w:ind w:left="0" w:leftChars="0" w:right="0" w:rightChars="0" w:firstLine="0" w:firstLineChars="0"/>
+              <w:jc w:val="center"/>
               <w:rPr>
                 <w:sz w:val="20"/>
                 <w:szCs w:val="20"/>
@@ -15663,12 +15275,12 @@
       <w:tr>
         <w:tblPrEx>
           <w:tblBorders>
-            <w:top w:val="single" w:color="000000" w:sz="2" w:space="0"/>
-            <w:left w:val="single" w:color="000000" w:sz="2" w:space="0"/>
-            <w:bottom w:val="single" w:color="000000" w:sz="2" w:space="0"/>
-            <w:right w:val="single" w:color="000000" w:sz="2" w:space="0"/>
-            <w:insideH w:val="single" w:color="000000" w:sz="2" w:space="0"/>
-            <w:insideV w:val="single" w:color="000000" w:sz="2" w:space="0"/>
+            <w:top w:val="single" w:color="auto" w:sz="4" w:space="0"/>
+            <w:left w:val="single" w:color="auto" w:sz="4" w:space="0"/>
+            <w:bottom w:val="single" w:color="auto" w:sz="4" w:space="0"/>
+            <w:right w:val="single" w:color="auto" w:sz="4" w:space="0"/>
+            <w:insideH w:val="single" w:color="auto" w:sz="4" w:space="0"/>
+            <w:insideV w:val="single" w:color="auto" w:sz="4" w:space="0"/>
           </w:tblBorders>
           <w:tblCellMar>
             <w:top w:w="0" w:type="dxa"/>
@@ -15679,18 +15291,18 @@
         </w:tblPrEx>
         <w:trPr>
           <w:trHeight w:val="499" w:hRule="atLeast"/>
+          <w:jc w:val="center"/>
         </w:trPr>
         <w:tc>
           <w:tcPr>
             <w:tcW w:w="960" w:type="dxa"/>
             <w:vMerge w:val="continue"/>
-            <w:tcBorders>
-              <w:top w:val="nil"/>
-              <w:bottom w:val="nil"/>
-            </w:tcBorders>
-          </w:tcPr>
-          <w:p>
-            <w:pPr>
+            <w:vAlign w:val="center"/>
+          </w:tcPr>
+          <w:p>
+            <w:pPr>
+              <w:ind w:left="0" w:leftChars="0" w:right="0" w:rightChars="0" w:firstLine="0" w:firstLineChars="0"/>
+              <w:jc w:val="center"/>
               <w:rPr>
                 <w:rFonts w:ascii="Arial"/>
                 <w:sz w:val="21"/>
@@ -15702,13 +15314,12 @@
           <w:tcPr>
             <w:tcW w:w="1215" w:type="dxa"/>
             <w:vMerge w:val="continue"/>
-            <w:tcBorders>
-              <w:top w:val="nil"/>
-              <w:bottom w:val="nil"/>
-            </w:tcBorders>
-          </w:tcPr>
-          <w:p>
-            <w:pPr>
+            <w:vAlign w:val="center"/>
+          </w:tcPr>
+          <w:p>
+            <w:pPr>
+              <w:ind w:left="0" w:leftChars="0" w:right="0" w:rightChars="0" w:firstLine="0" w:firstLineChars="0"/>
+              <w:jc w:val="center"/>
               <w:rPr>
                 <w:rFonts w:ascii="Arial"/>
                 <w:sz w:val="21"/>
@@ -15720,13 +15331,12 @@
           <w:tcPr>
             <w:tcW w:w="1725" w:type="dxa"/>
             <w:vMerge w:val="continue"/>
-            <w:tcBorders>
-              <w:top w:val="nil"/>
-              <w:bottom w:val="nil"/>
-            </w:tcBorders>
-          </w:tcPr>
-          <w:p>
-            <w:pPr>
+            <w:vAlign w:val="center"/>
+          </w:tcPr>
+          <w:p>
+            <w:pPr>
+              <w:ind w:left="0" w:leftChars="0" w:right="0" w:rightChars="0" w:firstLine="0" w:firstLineChars="0"/>
+              <w:jc w:val="center"/>
               <w:rPr>
                 <w:rFonts w:ascii="Arial"/>
                 <w:sz w:val="21"/>
@@ -15770,12 +15380,12 @@
       <w:tr>
         <w:tblPrEx>
           <w:tblBorders>
-            <w:top w:val="single" w:color="000000" w:sz="2" w:space="0"/>
-            <w:left w:val="single" w:color="000000" w:sz="2" w:space="0"/>
-            <w:bottom w:val="single" w:color="000000" w:sz="2" w:space="0"/>
-            <w:right w:val="single" w:color="000000" w:sz="2" w:space="0"/>
-            <w:insideH w:val="single" w:color="000000" w:sz="2" w:space="0"/>
-            <w:insideV w:val="single" w:color="000000" w:sz="2" w:space="0"/>
+            <w:top w:val="single" w:color="auto" w:sz="4" w:space="0"/>
+            <w:left w:val="single" w:color="auto" w:sz="4" w:space="0"/>
+            <w:bottom w:val="single" w:color="auto" w:sz="4" w:space="0"/>
+            <w:right w:val="single" w:color="auto" w:sz="4" w:space="0"/>
+            <w:insideH w:val="single" w:color="auto" w:sz="4" w:space="0"/>
+            <w:insideV w:val="single" w:color="auto" w:sz="4" w:space="0"/>
           </w:tblBorders>
           <w:tblCellMar>
             <w:top w:w="0" w:type="dxa"/>
@@ -15786,18 +15396,18 @@
         </w:tblPrEx>
         <w:trPr>
           <w:trHeight w:val="467" w:hRule="atLeast"/>
+          <w:jc w:val="center"/>
         </w:trPr>
         <w:tc>
           <w:tcPr>
             <w:tcW w:w="960" w:type="dxa"/>
             <w:vMerge w:val="continue"/>
-            <w:tcBorders>
-              <w:top w:val="nil"/>
-              <w:bottom w:val="nil"/>
-            </w:tcBorders>
-          </w:tcPr>
-          <w:p>
-            <w:pPr>
+            <w:vAlign w:val="center"/>
+          </w:tcPr>
+          <w:p>
+            <w:pPr>
+              <w:ind w:left="0" w:leftChars="0" w:right="0" w:rightChars="0" w:firstLine="0" w:firstLineChars="0"/>
+              <w:jc w:val="center"/>
               <w:rPr>
                 <w:rFonts w:ascii="Arial"/>
                 <w:sz w:val="21"/>
@@ -15809,13 +15419,12 @@
           <w:tcPr>
             <w:tcW w:w="1215" w:type="dxa"/>
             <w:vMerge w:val="continue"/>
-            <w:tcBorders>
-              <w:top w:val="nil"/>
-              <w:bottom w:val="nil"/>
-            </w:tcBorders>
-          </w:tcPr>
-          <w:p>
-            <w:pPr>
+            <w:vAlign w:val="center"/>
+          </w:tcPr>
+          <w:p>
+            <w:pPr>
+              <w:ind w:left="0" w:leftChars="0" w:right="0" w:rightChars="0" w:firstLine="0" w:firstLineChars="0"/>
+              <w:jc w:val="center"/>
               <w:rPr>
                 <w:rFonts w:ascii="Arial"/>
                 <w:sz w:val="21"/>
@@ -15827,13 +15436,12 @@
           <w:tcPr>
             <w:tcW w:w="1725" w:type="dxa"/>
             <w:vMerge w:val="continue"/>
-            <w:tcBorders>
-              <w:top w:val="nil"/>
-              <w:bottom w:val="nil"/>
-            </w:tcBorders>
-          </w:tcPr>
-          <w:p>
-            <w:pPr>
+            <w:vAlign w:val="center"/>
+          </w:tcPr>
+          <w:p>
+            <w:pPr>
+              <w:ind w:left="0" w:leftChars="0" w:right="0" w:rightChars="0" w:firstLine="0" w:firstLineChars="0"/>
+              <w:jc w:val="center"/>
               <w:rPr>
                 <w:rFonts w:ascii="Arial"/>
                 <w:sz w:val="21"/>
@@ -15877,12 +15485,12 @@
       <w:tr>
         <w:tblPrEx>
           <w:tblBorders>
-            <w:top w:val="single" w:color="000000" w:sz="2" w:space="0"/>
-            <w:left w:val="single" w:color="000000" w:sz="2" w:space="0"/>
-            <w:bottom w:val="single" w:color="000000" w:sz="2" w:space="0"/>
-            <w:right w:val="single" w:color="000000" w:sz="2" w:space="0"/>
-            <w:insideH w:val="single" w:color="000000" w:sz="2" w:space="0"/>
-            <w:insideV w:val="single" w:color="000000" w:sz="2" w:space="0"/>
+            <w:top w:val="single" w:color="auto" w:sz="4" w:space="0"/>
+            <w:left w:val="single" w:color="auto" w:sz="4" w:space="0"/>
+            <w:bottom w:val="single" w:color="auto" w:sz="4" w:space="0"/>
+            <w:right w:val="single" w:color="auto" w:sz="4" w:space="0"/>
+            <w:insideH w:val="single" w:color="auto" w:sz="4" w:space="0"/>
+            <w:insideV w:val="single" w:color="auto" w:sz="4" w:space="0"/>
           </w:tblBorders>
           <w:tblCellMar>
             <w:top w:w="0" w:type="dxa"/>
@@ -15893,18 +15501,18 @@
         </w:tblPrEx>
         <w:trPr>
           <w:trHeight w:val="659" w:hRule="atLeast"/>
+          <w:jc w:val="center"/>
         </w:trPr>
         <w:tc>
           <w:tcPr>
             <w:tcW w:w="960" w:type="dxa"/>
             <w:vMerge w:val="continue"/>
-            <w:tcBorders>
-              <w:top w:val="nil"/>
-              <w:bottom w:val="nil"/>
-            </w:tcBorders>
-          </w:tcPr>
-          <w:p>
-            <w:pPr>
+            <w:vAlign w:val="center"/>
+          </w:tcPr>
+          <w:p>
+            <w:pPr>
+              <w:ind w:left="0" w:leftChars="0" w:right="0" w:rightChars="0" w:firstLine="0" w:firstLineChars="0"/>
+              <w:jc w:val="center"/>
               <w:rPr>
                 <w:rFonts w:ascii="Arial"/>
                 <w:sz w:val="21"/>
@@ -15916,12 +15524,12 @@
           <w:tcPr>
             <w:tcW w:w="1215" w:type="dxa"/>
             <w:vMerge w:val="continue"/>
-            <w:tcBorders>
-              <w:top w:val="nil"/>
-            </w:tcBorders>
-          </w:tcPr>
-          <w:p>
-            <w:pPr>
+            <w:vAlign w:val="center"/>
+          </w:tcPr>
+          <w:p>
+            <w:pPr>
+              <w:ind w:left="0" w:leftChars="0" w:right="0" w:rightChars="0" w:firstLine="0" w:firstLineChars="0"/>
+              <w:jc w:val="center"/>
               <w:rPr>
                 <w:rFonts w:ascii="Arial"/>
                 <w:sz w:val="21"/>
@@ -15933,12 +15541,12 @@
           <w:tcPr>
             <w:tcW w:w="1725" w:type="dxa"/>
             <w:vMerge w:val="continue"/>
-            <w:tcBorders>
-              <w:top w:val="nil"/>
-            </w:tcBorders>
-          </w:tcPr>
-          <w:p>
-            <w:pPr>
+            <w:vAlign w:val="center"/>
+          </w:tcPr>
+          <w:p>
+            <w:pPr>
+              <w:ind w:left="0" w:leftChars="0" w:right="0" w:rightChars="0" w:firstLine="0" w:firstLineChars="0"/>
+              <w:jc w:val="center"/>
               <w:rPr>
                 <w:rFonts w:ascii="Arial"/>
                 <w:sz w:val="21"/>
@@ -15998,12 +15606,12 @@
       <w:tr>
         <w:tblPrEx>
           <w:tblBorders>
-            <w:top w:val="single" w:color="000000" w:sz="2" w:space="0"/>
-            <w:left w:val="single" w:color="000000" w:sz="2" w:space="0"/>
-            <w:bottom w:val="single" w:color="000000" w:sz="2" w:space="0"/>
-            <w:right w:val="single" w:color="000000" w:sz="2" w:space="0"/>
-            <w:insideH w:val="single" w:color="000000" w:sz="2" w:space="0"/>
-            <w:insideV w:val="single" w:color="000000" w:sz="2" w:space="0"/>
+            <w:top w:val="single" w:color="auto" w:sz="4" w:space="0"/>
+            <w:left w:val="single" w:color="auto" w:sz="4" w:space="0"/>
+            <w:bottom w:val="single" w:color="auto" w:sz="4" w:space="0"/>
+            <w:right w:val="single" w:color="auto" w:sz="4" w:space="0"/>
+            <w:insideH w:val="single" w:color="auto" w:sz="4" w:space="0"/>
+            <w:insideV w:val="single" w:color="auto" w:sz="4" w:space="0"/>
           </w:tblBorders>
           <w:tblCellMar>
             <w:top w:w="0" w:type="dxa"/>
@@ -16014,18 +15622,18 @@
         </w:tblPrEx>
         <w:trPr>
           <w:trHeight w:val="658" w:hRule="atLeast"/>
+          <w:jc w:val="center"/>
         </w:trPr>
         <w:tc>
           <w:tcPr>
             <w:tcW w:w="960" w:type="dxa"/>
             <w:vMerge w:val="continue"/>
-            <w:tcBorders>
-              <w:top w:val="nil"/>
-              <w:bottom w:val="nil"/>
-            </w:tcBorders>
-          </w:tcPr>
-          <w:p>
-            <w:pPr>
+            <w:vAlign w:val="center"/>
+          </w:tcPr>
+          <w:p>
+            <w:pPr>
+              <w:ind w:left="0" w:leftChars="0" w:right="0" w:rightChars="0" w:firstLine="0" w:firstLineChars="0"/>
+              <w:jc w:val="center"/>
               <w:rPr>
                 <w:rFonts w:ascii="Arial"/>
                 <w:sz w:val="21"/>
@@ -16037,42 +15645,14 @@
           <w:tcPr>
             <w:tcW w:w="1215" w:type="dxa"/>
             <w:vMerge w:val="restart"/>
-            <w:tcBorders>
-              <w:bottom w:val="nil"/>
-            </w:tcBorders>
-          </w:tcPr>
-          <w:p>
-            <w:pPr>
-              <w:spacing w:line="263" w:lineRule="auto"/>
-              <w:rPr>
-                <w:rFonts w:ascii="Arial"/>
-                <w:sz w:val="21"/>
-              </w:rPr>
-            </w:pPr>
-          </w:p>
-          <w:p>
-            <w:pPr>
-              <w:spacing w:line="263" w:lineRule="auto"/>
-              <w:rPr>
-                <w:rFonts w:ascii="Arial"/>
-                <w:sz w:val="21"/>
-              </w:rPr>
-            </w:pPr>
-          </w:p>
-          <w:p>
-            <w:pPr>
-              <w:spacing w:line="263" w:lineRule="auto"/>
-              <w:rPr>
-                <w:rFonts w:ascii="Arial"/>
-                <w:sz w:val="21"/>
-              </w:rPr>
-            </w:pPr>
-          </w:p>
+            <w:vAlign w:val="center"/>
+          </w:tcPr>
           <w:p>
             <w:pPr>
               <w:pStyle w:val="25"/>
               <w:spacing w:before="65" w:line="268" w:lineRule="exact"/>
-              <w:ind w:left="128"/>
+              <w:ind w:left="0" w:leftChars="0" w:right="0" w:rightChars="0" w:firstLine="0" w:firstLineChars="0"/>
+              <w:jc w:val="center"/>
               <w:rPr>
                 <w:sz w:val="20"/>
                 <w:szCs w:val="20"/>
@@ -16092,15 +15672,14 @@
           <w:tcPr>
             <w:tcW w:w="1725" w:type="dxa"/>
             <w:vMerge w:val="restart"/>
-            <w:tcBorders>
-              <w:bottom w:val="nil"/>
-            </w:tcBorders>
+            <w:vAlign w:val="center"/>
           </w:tcPr>
           <w:p>
             <w:pPr>
               <w:pStyle w:val="25"/>
               <w:spacing w:before="65" w:line="303" w:lineRule="auto"/>
-              <w:ind w:left="113" w:right="308" w:hanging="2"/>
+              <w:ind w:left="0" w:leftChars="0" w:right="0" w:rightChars="0" w:firstLine="0" w:firstLineChars="0"/>
+              <w:jc w:val="center"/>
               <w:rPr>
                 <w:sz w:val="20"/>
                 <w:szCs w:val="20"/>
@@ -16160,12 +15739,12 @@
       <w:tr>
         <w:tblPrEx>
           <w:tblBorders>
-            <w:top w:val="single" w:color="000000" w:sz="2" w:space="0"/>
-            <w:left w:val="single" w:color="000000" w:sz="2" w:space="0"/>
-            <w:bottom w:val="single" w:color="000000" w:sz="2" w:space="0"/>
-            <w:right w:val="single" w:color="000000" w:sz="2" w:space="0"/>
-            <w:insideH w:val="single" w:color="000000" w:sz="2" w:space="0"/>
-            <w:insideV w:val="single" w:color="000000" w:sz="2" w:space="0"/>
+            <w:top w:val="single" w:color="auto" w:sz="4" w:space="0"/>
+            <w:left w:val="single" w:color="auto" w:sz="4" w:space="0"/>
+            <w:bottom w:val="single" w:color="auto" w:sz="4" w:space="0"/>
+            <w:right w:val="single" w:color="auto" w:sz="4" w:space="0"/>
+            <w:insideH w:val="single" w:color="auto" w:sz="4" w:space="0"/>
+            <w:insideV w:val="single" w:color="auto" w:sz="4" w:space="0"/>
           </w:tblBorders>
           <w:tblCellMar>
             <w:top w:w="0" w:type="dxa"/>
@@ -16176,18 +15755,18 @@
         </w:tblPrEx>
         <w:trPr>
           <w:trHeight w:val="439" w:hRule="atLeast"/>
+          <w:jc w:val="center"/>
         </w:trPr>
         <w:tc>
           <w:tcPr>
             <w:tcW w:w="960" w:type="dxa"/>
             <w:vMerge w:val="continue"/>
-            <w:tcBorders>
-              <w:top w:val="nil"/>
-              <w:bottom w:val="nil"/>
-            </w:tcBorders>
-          </w:tcPr>
-          <w:p>
-            <w:pPr>
+            <w:vAlign w:val="center"/>
+          </w:tcPr>
+          <w:p>
+            <w:pPr>
+              <w:ind w:left="0" w:leftChars="0" w:right="0" w:rightChars="0" w:firstLine="0" w:firstLineChars="0"/>
+              <w:jc w:val="center"/>
               <w:rPr>
                 <w:rFonts w:ascii="Arial"/>
                 <w:sz w:val="21"/>
@@ -16199,13 +15778,12 @@
           <w:tcPr>
             <w:tcW w:w="1215" w:type="dxa"/>
             <w:vMerge w:val="continue"/>
-            <w:tcBorders>
-              <w:top w:val="nil"/>
-              <w:bottom w:val="nil"/>
-            </w:tcBorders>
-          </w:tcPr>
-          <w:p>
-            <w:pPr>
+            <w:vAlign w:val="center"/>
+          </w:tcPr>
+          <w:p>
+            <w:pPr>
+              <w:ind w:left="0" w:leftChars="0" w:right="0" w:rightChars="0" w:firstLine="0" w:firstLineChars="0"/>
+              <w:jc w:val="center"/>
               <w:rPr>
                 <w:rFonts w:ascii="Arial"/>
                 <w:sz w:val="21"/>
@@ -16217,13 +15795,12 @@
           <w:tcPr>
             <w:tcW w:w="1725" w:type="dxa"/>
             <w:vMerge w:val="continue"/>
-            <w:tcBorders>
-              <w:top w:val="nil"/>
-              <w:bottom w:val="nil"/>
-            </w:tcBorders>
-          </w:tcPr>
-          <w:p>
-            <w:pPr>
+            <w:vAlign w:val="center"/>
+          </w:tcPr>
+          <w:p>
+            <w:pPr>
+              <w:ind w:left="0" w:leftChars="0" w:right="0" w:rightChars="0" w:firstLine="0" w:firstLineChars="0"/>
+              <w:jc w:val="center"/>
               <w:rPr>
                 <w:rFonts w:ascii="Arial"/>
                 <w:sz w:val="21"/>
@@ -16267,12 +15844,12 @@
       <w:tr>
         <w:tblPrEx>
           <w:tblBorders>
-            <w:top w:val="single" w:color="000000" w:sz="2" w:space="0"/>
-            <w:left w:val="single" w:color="000000" w:sz="2" w:space="0"/>
-            <w:bottom w:val="single" w:color="000000" w:sz="2" w:space="0"/>
-            <w:right w:val="single" w:color="000000" w:sz="2" w:space="0"/>
-            <w:insideH w:val="single" w:color="000000" w:sz="2" w:space="0"/>
-            <w:insideV w:val="single" w:color="000000" w:sz="2" w:space="0"/>
+            <w:top w:val="single" w:color="auto" w:sz="4" w:space="0"/>
+            <w:left w:val="single" w:color="auto" w:sz="4" w:space="0"/>
+            <w:bottom w:val="single" w:color="auto" w:sz="4" w:space="0"/>
+            <w:right w:val="single" w:color="auto" w:sz="4" w:space="0"/>
+            <w:insideH w:val="single" w:color="auto" w:sz="4" w:space="0"/>
+            <w:insideV w:val="single" w:color="auto" w:sz="4" w:space="0"/>
           </w:tblBorders>
           <w:tblCellMar>
             <w:top w:w="0" w:type="dxa"/>
@@ -16283,17 +15860,18 @@
         </w:tblPrEx>
         <w:trPr>
           <w:trHeight w:val="659" w:hRule="atLeast"/>
+          <w:jc w:val="center"/>
         </w:trPr>
         <w:tc>
           <w:tcPr>
             <w:tcW w:w="960" w:type="dxa"/>
             <w:vMerge w:val="continue"/>
-            <w:tcBorders>
-              <w:top w:val="nil"/>
-            </w:tcBorders>
-          </w:tcPr>
-          <w:p>
-            <w:pPr>
+            <w:vAlign w:val="center"/>
+          </w:tcPr>
+          <w:p>
+            <w:pPr>
+              <w:ind w:left="0" w:leftChars="0" w:right="0" w:rightChars="0" w:firstLine="0" w:firstLineChars="0"/>
+              <w:jc w:val="center"/>
               <w:rPr>
                 <w:rFonts w:ascii="Arial"/>
                 <w:sz w:val="21"/>
@@ -16305,12 +15883,12 @@
           <w:tcPr>
             <w:tcW w:w="1215" w:type="dxa"/>
             <w:vMerge w:val="continue"/>
-            <w:tcBorders>
-              <w:top w:val="nil"/>
-            </w:tcBorders>
-          </w:tcPr>
-          <w:p>
-            <w:pPr>
+            <w:vAlign w:val="center"/>
+          </w:tcPr>
+          <w:p>
+            <w:pPr>
+              <w:ind w:left="0" w:leftChars="0" w:right="0" w:rightChars="0" w:firstLine="0" w:firstLineChars="0"/>
+              <w:jc w:val="center"/>
               <w:rPr>
                 <w:rFonts w:ascii="Arial"/>
                 <w:sz w:val="21"/>
@@ -16322,12 +15900,12 @@
           <w:tcPr>
             <w:tcW w:w="1725" w:type="dxa"/>
             <w:vMerge w:val="continue"/>
-            <w:tcBorders>
-              <w:top w:val="nil"/>
-            </w:tcBorders>
-          </w:tcPr>
-          <w:p>
-            <w:pPr>
+            <w:vAlign w:val="center"/>
+          </w:tcPr>
+          <w:p>
+            <w:pPr>
+              <w:ind w:left="0" w:leftChars="0" w:right="0" w:rightChars="0" w:firstLine="0" w:firstLineChars="0"/>
+              <w:jc w:val="center"/>
               <w:rPr>
                 <w:rFonts w:ascii="Arial"/>
                 <w:sz w:val="21"/>
@@ -16371,12 +15949,12 @@
       <w:tr>
         <w:tblPrEx>
           <w:tblBorders>
-            <w:top w:val="single" w:color="000000" w:sz="2" w:space="0"/>
-            <w:left w:val="single" w:color="000000" w:sz="2" w:space="0"/>
-            <w:bottom w:val="single" w:color="000000" w:sz="2" w:space="0"/>
-            <w:right w:val="single" w:color="000000" w:sz="2" w:space="0"/>
-            <w:insideH w:val="single" w:color="000000" w:sz="2" w:space="0"/>
-            <w:insideV w:val="single" w:color="000000" w:sz="2" w:space="0"/>
+            <w:top w:val="single" w:color="auto" w:sz="4" w:space="0"/>
+            <w:left w:val="single" w:color="auto" w:sz="4" w:space="0"/>
+            <w:bottom w:val="single" w:color="auto" w:sz="4" w:space="0"/>
+            <w:right w:val="single" w:color="auto" w:sz="4" w:space="0"/>
+            <w:insideH w:val="single" w:color="auto" w:sz="4" w:space="0"/>
+            <w:insideV w:val="single" w:color="auto" w:sz="4" w:space="0"/>
           </w:tblBorders>
           <w:tblCellMar>
             <w:top w:w="0" w:type="dxa"/>
@@ -16387,119 +15965,20 @@
         </w:tblPrEx>
         <w:trPr>
           <w:trHeight w:val="463" w:hRule="atLeast"/>
+          <w:jc w:val="center"/>
         </w:trPr>
         <w:tc>
           <w:tcPr>
             <w:tcW w:w="960" w:type="dxa"/>
             <w:vMerge w:val="restart"/>
-            <w:tcBorders>
-              <w:bottom w:val="nil"/>
-            </w:tcBorders>
-          </w:tcPr>
-          <w:p>
-            <w:pPr>
-              <w:spacing w:line="250" w:lineRule="auto"/>
-              <w:rPr>
-                <w:rFonts w:ascii="Arial"/>
-                <w:sz w:val="21"/>
-              </w:rPr>
-            </w:pPr>
-          </w:p>
-          <w:p>
-            <w:pPr>
-              <w:spacing w:line="250" w:lineRule="auto"/>
-              <w:rPr>
-                <w:rFonts w:ascii="Arial"/>
-                <w:sz w:val="21"/>
-              </w:rPr>
-            </w:pPr>
-          </w:p>
-          <w:p>
-            <w:pPr>
-              <w:spacing w:line="250" w:lineRule="auto"/>
-              <w:rPr>
-                <w:rFonts w:ascii="Arial"/>
-                <w:sz w:val="21"/>
-              </w:rPr>
-            </w:pPr>
-          </w:p>
-          <w:p>
-            <w:pPr>
-              <w:spacing w:line="250" w:lineRule="auto"/>
-              <w:rPr>
-                <w:rFonts w:ascii="Arial"/>
-                <w:sz w:val="21"/>
-              </w:rPr>
-            </w:pPr>
-          </w:p>
-          <w:p>
-            <w:pPr>
-              <w:spacing w:line="251" w:lineRule="auto"/>
-              <w:rPr>
-                <w:rFonts w:ascii="Arial"/>
-                <w:sz w:val="21"/>
-              </w:rPr>
-            </w:pPr>
-          </w:p>
-          <w:p>
-            <w:pPr>
-              <w:spacing w:line="251" w:lineRule="auto"/>
-              <w:rPr>
-                <w:rFonts w:ascii="Arial"/>
-                <w:sz w:val="21"/>
-              </w:rPr>
-            </w:pPr>
-          </w:p>
-          <w:p>
-            <w:pPr>
-              <w:spacing w:line="251" w:lineRule="auto"/>
-              <w:rPr>
-                <w:rFonts w:ascii="Arial"/>
-                <w:sz w:val="21"/>
-              </w:rPr>
-            </w:pPr>
-          </w:p>
-          <w:p>
-            <w:pPr>
-              <w:spacing w:line="251" w:lineRule="auto"/>
-              <w:rPr>
-                <w:rFonts w:ascii="Arial"/>
-                <w:sz w:val="21"/>
-              </w:rPr>
-            </w:pPr>
-          </w:p>
-          <w:p>
-            <w:pPr>
-              <w:spacing w:line="251" w:lineRule="auto"/>
-              <w:rPr>
-                <w:rFonts w:ascii="Arial"/>
-                <w:sz w:val="21"/>
-              </w:rPr>
-            </w:pPr>
-          </w:p>
-          <w:p>
-            <w:pPr>
-              <w:spacing w:line="251" w:lineRule="auto"/>
-              <w:rPr>
-                <w:rFonts w:ascii="Arial"/>
-                <w:sz w:val="21"/>
-              </w:rPr>
-            </w:pPr>
-          </w:p>
-          <w:p>
-            <w:pPr>
-              <w:spacing w:line="251" w:lineRule="auto"/>
-              <w:rPr>
-                <w:rFonts w:ascii="Arial"/>
-                <w:sz w:val="21"/>
-              </w:rPr>
-            </w:pPr>
-          </w:p>
+            <w:vAlign w:val="center"/>
+          </w:tcPr>
           <w:p>
             <w:pPr>
               <w:pStyle w:val="25"/>
               <w:spacing w:before="65" w:line="303" w:lineRule="auto"/>
-              <w:ind w:left="118" w:right="291" w:hanging="1"/>
+              <w:ind w:left="0" w:leftChars="0" w:right="0" w:rightChars="0" w:firstLine="0" w:firstLineChars="0"/>
+              <w:jc w:val="center"/>
               <w:rPr>
                 <w:sz w:val="20"/>
                 <w:szCs w:val="20"/>
@@ -16526,42 +16005,14 @@
           <w:tcPr>
             <w:tcW w:w="1215" w:type="dxa"/>
             <w:vMerge w:val="restart"/>
-            <w:tcBorders>
-              <w:bottom w:val="nil"/>
-            </w:tcBorders>
-          </w:tcPr>
-          <w:p>
-            <w:pPr>
-              <w:spacing w:line="249" w:lineRule="auto"/>
-              <w:rPr>
-                <w:rFonts w:ascii="Arial"/>
-                <w:sz w:val="21"/>
-              </w:rPr>
-            </w:pPr>
-          </w:p>
-          <w:p>
-            <w:pPr>
-              <w:spacing w:line="249" w:lineRule="auto"/>
-              <w:rPr>
-                <w:rFonts w:ascii="Arial"/>
-                <w:sz w:val="21"/>
-              </w:rPr>
-            </w:pPr>
-          </w:p>
-          <w:p>
-            <w:pPr>
-              <w:spacing w:line="249" w:lineRule="auto"/>
-              <w:rPr>
-                <w:rFonts w:ascii="Arial"/>
-                <w:sz w:val="21"/>
-              </w:rPr>
-            </w:pPr>
-          </w:p>
+            <w:vAlign w:val="center"/>
+          </w:tcPr>
           <w:p>
             <w:pPr>
               <w:pStyle w:val="25"/>
               <w:spacing w:before="65" w:line="268" w:lineRule="exact"/>
-              <w:ind w:left="128"/>
+              <w:ind w:left="0" w:leftChars="0" w:right="0" w:rightChars="0" w:firstLine="0" w:firstLineChars="0"/>
+              <w:jc w:val="center"/>
               <w:rPr>
                 <w:sz w:val="20"/>
                 <w:szCs w:val="20"/>
@@ -16582,15 +16033,14 @@
           <w:tcPr>
             <w:tcW w:w="1725" w:type="dxa"/>
             <w:vMerge w:val="restart"/>
-            <w:tcBorders>
-              <w:bottom w:val="nil"/>
-            </w:tcBorders>
+            <w:vAlign w:val="center"/>
           </w:tcPr>
           <w:p>
             <w:pPr>
               <w:pStyle w:val="25"/>
               <w:spacing w:before="65" w:line="228" w:lineRule="auto"/>
-              <w:ind w:left="112"/>
+              <w:ind w:left="0" w:leftChars="0" w:right="0" w:rightChars="0" w:firstLine="0" w:firstLineChars="0"/>
+              <w:jc w:val="center"/>
               <w:rPr>
                 <w:sz w:val="20"/>
                 <w:szCs w:val="20"/>
@@ -16650,12 +16100,12 @@
       <w:tr>
         <w:tblPrEx>
           <w:tblBorders>
-            <w:top w:val="single" w:color="000000" w:sz="2" w:space="0"/>
-            <w:left w:val="single" w:color="000000" w:sz="2" w:space="0"/>
-            <w:bottom w:val="single" w:color="000000" w:sz="2" w:space="0"/>
-            <w:right w:val="single" w:color="000000" w:sz="2" w:space="0"/>
-            <w:insideH w:val="single" w:color="000000" w:sz="2" w:space="0"/>
-            <w:insideV w:val="single" w:color="000000" w:sz="2" w:space="0"/>
+            <w:top w:val="single" w:color="auto" w:sz="4" w:space="0"/>
+            <w:left w:val="single" w:color="auto" w:sz="4" w:space="0"/>
+            <w:bottom w:val="single" w:color="auto" w:sz="4" w:space="0"/>
+            <w:right w:val="single" w:color="auto" w:sz="4" w:space="0"/>
+            <w:insideH w:val="single" w:color="auto" w:sz="4" w:space="0"/>
+            <w:insideV w:val="single" w:color="auto" w:sz="4" w:space="0"/>
           </w:tblBorders>
           <w:tblCellMar>
             <w:top w:w="0" w:type="dxa"/>
@@ -16666,18 +16116,18 @@
         </w:tblPrEx>
         <w:trPr>
           <w:trHeight w:val="409" w:hRule="atLeast"/>
+          <w:jc w:val="center"/>
         </w:trPr>
         <w:tc>
           <w:tcPr>
             <w:tcW w:w="960" w:type="dxa"/>
             <w:vMerge w:val="continue"/>
-            <w:tcBorders>
-              <w:top w:val="nil"/>
-              <w:bottom w:val="nil"/>
-            </w:tcBorders>
-          </w:tcPr>
-          <w:p>
-            <w:pPr>
+            <w:vAlign w:val="center"/>
+          </w:tcPr>
+          <w:p>
+            <w:pPr>
+              <w:ind w:left="0" w:leftChars="0" w:right="0" w:rightChars="0" w:firstLine="0" w:firstLineChars="0"/>
+              <w:jc w:val="center"/>
               <w:rPr>
                 <w:rFonts w:ascii="Arial"/>
                 <w:sz w:val="21"/>
@@ -16689,13 +16139,12 @@
           <w:tcPr>
             <w:tcW w:w="1215" w:type="dxa"/>
             <w:vMerge w:val="continue"/>
-            <w:tcBorders>
-              <w:top w:val="nil"/>
-              <w:bottom w:val="nil"/>
-            </w:tcBorders>
-          </w:tcPr>
-          <w:p>
-            <w:pPr>
+            <w:vAlign w:val="center"/>
+          </w:tcPr>
+          <w:p>
+            <w:pPr>
+              <w:ind w:left="0" w:leftChars="0" w:right="0" w:rightChars="0" w:firstLine="0" w:firstLineChars="0"/>
+              <w:jc w:val="center"/>
               <w:rPr>
                 <w:rFonts w:ascii="Arial"/>
                 <w:sz w:val="21"/>
@@ -16707,13 +16156,12 @@
           <w:tcPr>
             <w:tcW w:w="1725" w:type="dxa"/>
             <w:vMerge w:val="continue"/>
-            <w:tcBorders>
-              <w:top w:val="nil"/>
-              <w:bottom w:val="nil"/>
-            </w:tcBorders>
-          </w:tcPr>
-          <w:p>
-            <w:pPr>
+            <w:vAlign w:val="center"/>
+          </w:tcPr>
+          <w:p>
+            <w:pPr>
+              <w:ind w:left="0" w:leftChars="0" w:right="0" w:rightChars="0" w:firstLine="0" w:firstLineChars="0"/>
+              <w:jc w:val="center"/>
               <w:rPr>
                 <w:rFonts w:ascii="Arial"/>
                 <w:sz w:val="21"/>
@@ -16765,12 +16213,12 @@
       <w:tr>
         <w:tblPrEx>
           <w:tblBorders>
-            <w:top w:val="single" w:color="000000" w:sz="2" w:space="0"/>
-            <w:left w:val="single" w:color="000000" w:sz="2" w:space="0"/>
-            <w:bottom w:val="single" w:color="000000" w:sz="2" w:space="0"/>
-            <w:right w:val="single" w:color="000000" w:sz="2" w:space="0"/>
-            <w:insideH w:val="single" w:color="000000" w:sz="2" w:space="0"/>
-            <w:insideV w:val="single" w:color="000000" w:sz="2" w:space="0"/>
+            <w:top w:val="single" w:color="auto" w:sz="4" w:space="0"/>
+            <w:left w:val="single" w:color="auto" w:sz="4" w:space="0"/>
+            <w:bottom w:val="single" w:color="auto" w:sz="4" w:space="0"/>
+            <w:right w:val="single" w:color="auto" w:sz="4" w:space="0"/>
+            <w:insideH w:val="single" w:color="auto" w:sz="4" w:space="0"/>
+            <w:insideV w:val="single" w:color="auto" w:sz="4" w:space="0"/>
           </w:tblBorders>
           <w:tblCellMar>
             <w:top w:w="0" w:type="dxa"/>
@@ -16781,18 +16229,18 @@
         </w:tblPrEx>
         <w:trPr>
           <w:trHeight w:val="572" w:hRule="atLeast"/>
+          <w:jc w:val="center"/>
         </w:trPr>
         <w:tc>
           <w:tcPr>
             <w:tcW w:w="960" w:type="dxa"/>
             <w:vMerge w:val="continue"/>
-            <w:tcBorders>
-              <w:top w:val="nil"/>
-              <w:bottom w:val="nil"/>
-            </w:tcBorders>
-          </w:tcPr>
-          <w:p>
-            <w:pPr>
+            <w:vAlign w:val="center"/>
+          </w:tcPr>
+          <w:p>
+            <w:pPr>
+              <w:ind w:left="0" w:leftChars="0" w:right="0" w:rightChars="0" w:firstLine="0" w:firstLineChars="0"/>
+              <w:jc w:val="center"/>
               <w:rPr>
                 <w:rFonts w:ascii="Arial"/>
                 <w:sz w:val="21"/>
@@ -16804,12 +16252,12 @@
           <w:tcPr>
             <w:tcW w:w="1215" w:type="dxa"/>
             <w:vMerge w:val="continue"/>
-            <w:tcBorders>
-              <w:top w:val="nil"/>
-            </w:tcBorders>
-          </w:tcPr>
-          <w:p>
-            <w:pPr>
+            <w:vAlign w:val="center"/>
+          </w:tcPr>
+          <w:p>
+            <w:pPr>
+              <w:ind w:left="0" w:leftChars="0" w:right="0" w:rightChars="0" w:firstLine="0" w:firstLineChars="0"/>
+              <w:jc w:val="center"/>
               <w:rPr>
                 <w:rFonts w:ascii="Arial"/>
                 <w:sz w:val="21"/>
@@ -16821,12 +16269,12 @@
           <w:tcPr>
             <w:tcW w:w="1725" w:type="dxa"/>
             <w:vMerge w:val="continue"/>
-            <w:tcBorders>
-              <w:top w:val="nil"/>
-            </w:tcBorders>
-          </w:tcPr>
-          <w:p>
-            <w:pPr>
+            <w:vAlign w:val="center"/>
+          </w:tcPr>
+          <w:p>
+            <w:pPr>
+              <w:ind w:left="0" w:leftChars="0" w:right="0" w:rightChars="0" w:firstLine="0" w:firstLineChars="0"/>
+              <w:jc w:val="center"/>
               <w:rPr>
                 <w:rFonts w:ascii="Arial"/>
                 <w:sz w:val="21"/>
@@ -16862,12 +16310,12 @@
       <w:tr>
         <w:tblPrEx>
           <w:tblBorders>
-            <w:top w:val="single" w:color="000000" w:sz="2" w:space="0"/>
-            <w:left w:val="single" w:color="000000" w:sz="2" w:space="0"/>
-            <w:bottom w:val="single" w:color="000000" w:sz="2" w:space="0"/>
-            <w:right w:val="single" w:color="000000" w:sz="2" w:space="0"/>
-            <w:insideH w:val="single" w:color="000000" w:sz="2" w:space="0"/>
-            <w:insideV w:val="single" w:color="000000" w:sz="2" w:space="0"/>
+            <w:top w:val="single" w:color="auto" w:sz="4" w:space="0"/>
+            <w:left w:val="single" w:color="auto" w:sz="4" w:space="0"/>
+            <w:bottom w:val="single" w:color="auto" w:sz="4" w:space="0"/>
+            <w:right w:val="single" w:color="auto" w:sz="4" w:space="0"/>
+            <w:insideH w:val="single" w:color="auto" w:sz="4" w:space="0"/>
+            <w:insideV w:val="single" w:color="auto" w:sz="4" w:space="0"/>
           </w:tblBorders>
           <w:tblCellMar>
             <w:top w:w="0" w:type="dxa"/>
@@ -16878,18 +16326,18 @@
         </w:tblPrEx>
         <w:trPr>
           <w:trHeight w:val="659" w:hRule="atLeast"/>
+          <w:jc w:val="center"/>
         </w:trPr>
         <w:tc>
           <w:tcPr>
             <w:tcW w:w="960" w:type="dxa"/>
             <w:vMerge w:val="continue"/>
-            <w:tcBorders>
-              <w:top w:val="nil"/>
-              <w:bottom w:val="nil"/>
-            </w:tcBorders>
-          </w:tcPr>
-          <w:p>
-            <w:pPr>
+            <w:vAlign w:val="center"/>
+          </w:tcPr>
+          <w:p>
+            <w:pPr>
+              <w:ind w:left="0" w:leftChars="0" w:right="0" w:rightChars="0" w:firstLine="0" w:firstLineChars="0"/>
+              <w:jc w:val="center"/>
               <w:rPr>
                 <w:rFonts w:ascii="Arial"/>
                 <w:sz w:val="21"/>
@@ -16901,15 +16349,14 @@
           <w:tcPr>
             <w:tcW w:w="1215" w:type="dxa"/>
             <w:vMerge w:val="restart"/>
-            <w:tcBorders>
-              <w:bottom w:val="nil"/>
-            </w:tcBorders>
+            <w:vAlign w:val="center"/>
           </w:tcPr>
           <w:p>
             <w:pPr>
               <w:pStyle w:val="25"/>
               <w:spacing w:before="65" w:line="269" w:lineRule="exact"/>
-              <w:ind w:left="113"/>
+              <w:ind w:left="0" w:leftChars="0" w:right="0" w:rightChars="0" w:firstLine="0" w:firstLineChars="0"/>
+              <w:jc w:val="center"/>
               <w:rPr>
                 <w:sz w:val="20"/>
                 <w:szCs w:val="20"/>
@@ -16930,15 +16377,14 @@
           <w:tcPr>
             <w:tcW w:w="1725" w:type="dxa"/>
             <w:vMerge w:val="restart"/>
-            <w:tcBorders>
-              <w:bottom w:val="nil"/>
-            </w:tcBorders>
+            <w:vAlign w:val="center"/>
           </w:tcPr>
           <w:p>
             <w:pPr>
               <w:pStyle w:val="25"/>
               <w:spacing w:before="65" w:line="228" w:lineRule="auto"/>
-              <w:ind w:left="114"/>
+              <w:ind w:left="0" w:leftChars="0" w:right="0" w:rightChars="0" w:firstLine="0" w:firstLineChars="0"/>
+              <w:jc w:val="center"/>
               <w:rPr>
                 <w:sz w:val="20"/>
                 <w:szCs w:val="20"/>
@@ -16998,12 +16444,12 @@
       <w:tr>
         <w:tblPrEx>
           <w:tblBorders>
-            <w:top w:val="single" w:color="000000" w:sz="2" w:space="0"/>
-            <w:left w:val="single" w:color="000000" w:sz="2" w:space="0"/>
-            <w:bottom w:val="single" w:color="000000" w:sz="2" w:space="0"/>
-            <w:right w:val="single" w:color="000000" w:sz="2" w:space="0"/>
-            <w:insideH w:val="single" w:color="000000" w:sz="2" w:space="0"/>
-            <w:insideV w:val="single" w:color="000000" w:sz="2" w:space="0"/>
+            <w:top w:val="single" w:color="auto" w:sz="4" w:space="0"/>
+            <w:left w:val="single" w:color="auto" w:sz="4" w:space="0"/>
+            <w:bottom w:val="single" w:color="auto" w:sz="4" w:space="0"/>
+            <w:right w:val="single" w:color="auto" w:sz="4" w:space="0"/>
+            <w:insideH w:val="single" w:color="auto" w:sz="4" w:space="0"/>
+            <w:insideV w:val="single" w:color="auto" w:sz="4" w:space="0"/>
           </w:tblBorders>
           <w:tblCellMar>
             <w:top w:w="0" w:type="dxa"/>
@@ -17014,18 +16460,18 @@
         </w:tblPrEx>
         <w:trPr>
           <w:trHeight w:val="704" w:hRule="atLeast"/>
+          <w:jc w:val="center"/>
         </w:trPr>
         <w:tc>
           <w:tcPr>
             <w:tcW w:w="960" w:type="dxa"/>
             <w:vMerge w:val="continue"/>
-            <w:tcBorders>
-              <w:top w:val="nil"/>
-              <w:bottom w:val="nil"/>
-            </w:tcBorders>
-          </w:tcPr>
-          <w:p>
-            <w:pPr>
+            <w:vAlign w:val="center"/>
+          </w:tcPr>
+          <w:p>
+            <w:pPr>
+              <w:ind w:left="0" w:leftChars="0" w:right="0" w:rightChars="0" w:firstLine="0" w:firstLineChars="0"/>
+              <w:jc w:val="center"/>
               <w:rPr>
                 <w:rFonts w:ascii="Arial"/>
                 <w:sz w:val="21"/>
@@ -17037,13 +16483,12 @@
           <w:tcPr>
             <w:tcW w:w="1215" w:type="dxa"/>
             <w:vMerge w:val="continue"/>
-            <w:tcBorders>
-              <w:top w:val="nil"/>
-              <w:bottom w:val="nil"/>
-            </w:tcBorders>
-          </w:tcPr>
-          <w:p>
-            <w:pPr>
+            <w:vAlign w:val="center"/>
+          </w:tcPr>
+          <w:p>
+            <w:pPr>
+              <w:ind w:left="0" w:leftChars="0" w:right="0" w:rightChars="0" w:firstLine="0" w:firstLineChars="0"/>
+              <w:jc w:val="center"/>
               <w:rPr>
                 <w:rFonts w:ascii="Arial"/>
                 <w:sz w:val="21"/>
@@ -17055,13 +16500,12 @@
           <w:tcPr>
             <w:tcW w:w="1725" w:type="dxa"/>
             <w:vMerge w:val="continue"/>
-            <w:tcBorders>
-              <w:top w:val="nil"/>
-              <w:bottom w:val="nil"/>
-            </w:tcBorders>
-          </w:tcPr>
-          <w:p>
-            <w:pPr>
+            <w:vAlign w:val="center"/>
+          </w:tcPr>
+          <w:p>
+            <w:pPr>
+              <w:ind w:left="0" w:leftChars="0" w:right="0" w:rightChars="0" w:firstLine="0" w:firstLineChars="0"/>
+              <w:jc w:val="center"/>
               <w:rPr>
                 <w:rFonts w:ascii="Arial"/>
                 <w:sz w:val="21"/>
@@ -17122,12 +16566,12 @@
       <w:tr>
         <w:tblPrEx>
           <w:tblBorders>
-            <w:top w:val="single" w:color="000000" w:sz="2" w:space="0"/>
-            <w:left w:val="single" w:color="000000" w:sz="2" w:space="0"/>
-            <w:bottom w:val="single" w:color="000000" w:sz="2" w:space="0"/>
-            <w:right w:val="single" w:color="000000" w:sz="2" w:space="0"/>
-            <w:insideH w:val="single" w:color="000000" w:sz="2" w:space="0"/>
-            <w:insideV w:val="single" w:color="000000" w:sz="2" w:space="0"/>
+            <w:top w:val="single" w:color="auto" w:sz="4" w:space="0"/>
+            <w:left w:val="single" w:color="auto" w:sz="4" w:space="0"/>
+            <w:bottom w:val="single" w:color="auto" w:sz="4" w:space="0"/>
+            <w:right w:val="single" w:color="auto" w:sz="4" w:space="0"/>
+            <w:insideH w:val="single" w:color="auto" w:sz="4" w:space="0"/>
+            <w:insideV w:val="single" w:color="auto" w:sz="4" w:space="0"/>
           </w:tblBorders>
           <w:tblCellMar>
             <w:top w:w="0" w:type="dxa"/>
@@ -17138,18 +16582,18 @@
         </w:tblPrEx>
         <w:trPr>
           <w:trHeight w:val="572" w:hRule="atLeast"/>
+          <w:jc w:val="center"/>
         </w:trPr>
         <w:tc>
           <w:tcPr>
             <w:tcW w:w="960" w:type="dxa"/>
             <w:vMerge w:val="continue"/>
-            <w:tcBorders>
-              <w:top w:val="nil"/>
-              <w:bottom w:val="nil"/>
-            </w:tcBorders>
-          </w:tcPr>
-          <w:p>
-            <w:pPr>
+            <w:vAlign w:val="center"/>
+          </w:tcPr>
+          <w:p>
+            <w:pPr>
+              <w:ind w:left="0" w:leftChars="0" w:right="0" w:rightChars="0" w:firstLine="0" w:firstLineChars="0"/>
+              <w:jc w:val="center"/>
               <w:rPr>
                 <w:rFonts w:ascii="Arial"/>
                 <w:sz w:val="21"/>
@@ -17161,12 +16605,12 @@
           <w:tcPr>
             <w:tcW w:w="1215" w:type="dxa"/>
             <w:vMerge w:val="continue"/>
-            <w:tcBorders>
-              <w:top w:val="nil"/>
-            </w:tcBorders>
-          </w:tcPr>
-          <w:p>
-            <w:pPr>
+            <w:vAlign w:val="center"/>
+          </w:tcPr>
+          <w:p>
+            <w:pPr>
+              <w:ind w:left="0" w:leftChars="0" w:right="0" w:rightChars="0" w:firstLine="0" w:firstLineChars="0"/>
+              <w:jc w:val="center"/>
               <w:rPr>
                 <w:rFonts w:ascii="Arial"/>
                 <w:sz w:val="21"/>
@@ -17178,12 +16622,12 @@
           <w:tcPr>
             <w:tcW w:w="1725" w:type="dxa"/>
             <w:vMerge w:val="continue"/>
-            <w:tcBorders>
-              <w:top w:val="nil"/>
-            </w:tcBorders>
-          </w:tcPr>
-          <w:p>
-            <w:pPr>
+            <w:vAlign w:val="center"/>
+          </w:tcPr>
+          <w:p>
+            <w:pPr>
+              <w:ind w:left="0" w:leftChars="0" w:right="0" w:rightChars="0" w:firstLine="0" w:firstLineChars="0"/>
+              <w:jc w:val="center"/>
               <w:rPr>
                 <w:rFonts w:ascii="Arial"/>
                 <w:sz w:val="21"/>
@@ -17219,12 +16663,12 @@
       <w:tr>
         <w:tblPrEx>
           <w:tblBorders>
-            <w:top w:val="single" w:color="000000" w:sz="2" w:space="0"/>
-            <w:left w:val="single" w:color="000000" w:sz="2" w:space="0"/>
-            <w:bottom w:val="single" w:color="000000" w:sz="2" w:space="0"/>
-            <w:right w:val="single" w:color="000000" w:sz="2" w:space="0"/>
-            <w:insideH w:val="single" w:color="000000" w:sz="2" w:space="0"/>
-            <w:insideV w:val="single" w:color="000000" w:sz="2" w:space="0"/>
+            <w:top w:val="single" w:color="auto" w:sz="4" w:space="0"/>
+            <w:left w:val="single" w:color="auto" w:sz="4" w:space="0"/>
+            <w:bottom w:val="single" w:color="auto" w:sz="4" w:space="0"/>
+            <w:right w:val="single" w:color="auto" w:sz="4" w:space="0"/>
+            <w:insideH w:val="single" w:color="auto" w:sz="4" w:space="0"/>
+            <w:insideV w:val="single" w:color="auto" w:sz="4" w:space="0"/>
           </w:tblBorders>
           <w:tblCellMar>
             <w:top w:w="0" w:type="dxa"/>
@@ -17235,18 +16679,18 @@
         </w:tblPrEx>
         <w:trPr>
           <w:trHeight w:val="779" w:hRule="atLeast"/>
+          <w:jc w:val="center"/>
         </w:trPr>
         <w:tc>
           <w:tcPr>
             <w:tcW w:w="960" w:type="dxa"/>
             <w:vMerge w:val="continue"/>
-            <w:tcBorders>
-              <w:top w:val="nil"/>
-              <w:bottom w:val="nil"/>
-            </w:tcBorders>
-          </w:tcPr>
-          <w:p>
-            <w:pPr>
+            <w:vAlign w:val="center"/>
+          </w:tcPr>
+          <w:p>
+            <w:pPr>
+              <w:ind w:left="0" w:leftChars="0" w:right="0" w:rightChars="0" w:firstLine="0" w:firstLineChars="0"/>
+              <w:jc w:val="center"/>
               <w:rPr>
                 <w:rFonts w:ascii="Arial"/>
                 <w:sz w:val="21"/>
@@ -17258,42 +16702,14 @@
           <w:tcPr>
             <w:tcW w:w="1215" w:type="dxa"/>
             <w:vMerge w:val="restart"/>
-            <w:tcBorders>
-              <w:bottom w:val="nil"/>
-            </w:tcBorders>
-          </w:tcPr>
-          <w:p>
-            <w:pPr>
-              <w:spacing w:line="289" w:lineRule="auto"/>
-              <w:rPr>
-                <w:rFonts w:ascii="Arial"/>
-                <w:sz w:val="21"/>
-              </w:rPr>
-            </w:pPr>
-          </w:p>
-          <w:p>
-            <w:pPr>
-              <w:spacing w:line="289" w:lineRule="auto"/>
-              <w:rPr>
-                <w:rFonts w:ascii="Arial"/>
-                <w:sz w:val="21"/>
-              </w:rPr>
-            </w:pPr>
-          </w:p>
-          <w:p>
-            <w:pPr>
-              <w:spacing w:line="289" w:lineRule="auto"/>
-              <w:rPr>
-                <w:rFonts w:ascii="Arial"/>
-                <w:sz w:val="21"/>
-              </w:rPr>
-            </w:pPr>
-          </w:p>
+            <w:vAlign w:val="center"/>
+          </w:tcPr>
           <w:p>
             <w:pPr>
               <w:pStyle w:val="25"/>
               <w:spacing w:before="65" w:line="269" w:lineRule="exact"/>
-              <w:ind w:left="128"/>
+              <w:ind w:left="0" w:leftChars="0" w:right="0" w:rightChars="0" w:firstLine="0" w:firstLineChars="0"/>
+              <w:jc w:val="center"/>
               <w:rPr>
                 <w:sz w:val="20"/>
                 <w:szCs w:val="20"/>
@@ -17313,42 +16729,14 @@
           <w:tcPr>
             <w:tcW w:w="1725" w:type="dxa"/>
             <w:vMerge w:val="restart"/>
-            <w:tcBorders>
-              <w:bottom w:val="nil"/>
-            </w:tcBorders>
-          </w:tcPr>
-          <w:p>
-            <w:pPr>
-              <w:spacing w:line="289" w:lineRule="auto"/>
-              <w:rPr>
-                <w:rFonts w:ascii="Arial"/>
-                <w:sz w:val="21"/>
-              </w:rPr>
-            </w:pPr>
-          </w:p>
-          <w:p>
-            <w:pPr>
-              <w:spacing w:line="289" w:lineRule="auto"/>
-              <w:rPr>
-                <w:rFonts w:ascii="Arial"/>
-                <w:sz w:val="21"/>
-              </w:rPr>
-            </w:pPr>
-          </w:p>
-          <w:p>
-            <w:pPr>
-              <w:spacing w:line="289" w:lineRule="auto"/>
-              <w:rPr>
-                <w:rFonts w:ascii="Arial"/>
-                <w:sz w:val="21"/>
-              </w:rPr>
-            </w:pPr>
-          </w:p>
+            <w:vAlign w:val="center"/>
+          </w:tcPr>
           <w:p>
             <w:pPr>
               <w:pStyle w:val="25"/>
               <w:spacing w:before="65" w:line="227" w:lineRule="auto"/>
-              <w:ind w:left="111"/>
+              <w:ind w:left="0" w:leftChars="0" w:right="0" w:rightChars="0" w:firstLine="0" w:firstLineChars="0"/>
+              <w:jc w:val="center"/>
               <w:rPr>
                 <w:sz w:val="20"/>
                 <w:szCs w:val="20"/>
@@ -17417,12 +16805,12 @@
       <w:tr>
         <w:tblPrEx>
           <w:tblBorders>
-            <w:top w:val="single" w:color="000000" w:sz="2" w:space="0"/>
-            <w:left w:val="single" w:color="000000" w:sz="2" w:space="0"/>
-            <w:bottom w:val="single" w:color="000000" w:sz="2" w:space="0"/>
-            <w:right w:val="single" w:color="000000" w:sz="2" w:space="0"/>
-            <w:insideH w:val="single" w:color="000000" w:sz="2" w:space="0"/>
-            <w:insideV w:val="single" w:color="000000" w:sz="2" w:space="0"/>
+            <w:top w:val="single" w:color="auto" w:sz="4" w:space="0"/>
+            <w:left w:val="single" w:color="auto" w:sz="4" w:space="0"/>
+            <w:bottom w:val="single" w:color="auto" w:sz="4" w:space="0"/>
+            <w:right w:val="single" w:color="auto" w:sz="4" w:space="0"/>
+            <w:insideH w:val="single" w:color="auto" w:sz="4" w:space="0"/>
+            <w:insideV w:val="single" w:color="auto" w:sz="4" w:space="0"/>
           </w:tblBorders>
           <w:tblCellMar>
             <w:top w:w="0" w:type="dxa"/>
@@ -17433,15 +16821,12 @@
         </w:tblPrEx>
         <w:trPr>
           <w:trHeight w:val="572" w:hRule="atLeast"/>
+          <w:jc w:val="center"/>
         </w:trPr>
         <w:tc>
           <w:tcPr>
             <w:tcW w:w="960" w:type="dxa"/>
             <w:vMerge w:val="continue"/>
-            <w:tcBorders>
-              <w:top w:val="nil"/>
-              <w:bottom w:val="nil"/>
-            </w:tcBorders>
           </w:tcPr>
           <w:p>
             <w:pPr>
@@ -17456,10 +16841,6 @@
           <w:tcPr>
             <w:tcW w:w="1215" w:type="dxa"/>
             <w:vMerge w:val="continue"/>
-            <w:tcBorders>
-              <w:top w:val="nil"/>
-              <w:bottom w:val="nil"/>
-            </w:tcBorders>
           </w:tcPr>
           <w:p>
             <w:pPr>
@@ -17474,10 +16855,6 @@
           <w:tcPr>
             <w:tcW w:w="1725" w:type="dxa"/>
             <w:vMerge w:val="continue"/>
-            <w:tcBorders>
-              <w:top w:val="nil"/>
-              <w:bottom w:val="nil"/>
-            </w:tcBorders>
           </w:tcPr>
           <w:p>
             <w:pPr>
@@ -17516,12 +16893,12 @@
       <w:tr>
         <w:tblPrEx>
           <w:tblBorders>
-            <w:top w:val="single" w:color="000000" w:sz="2" w:space="0"/>
-            <w:left w:val="single" w:color="000000" w:sz="2" w:space="0"/>
-            <w:bottom w:val="single" w:color="000000" w:sz="2" w:space="0"/>
-            <w:right w:val="single" w:color="000000" w:sz="2" w:space="0"/>
-            <w:insideH w:val="single" w:color="000000" w:sz="2" w:space="0"/>
-            <w:insideV w:val="single" w:color="000000" w:sz="2" w:space="0"/>
+            <w:top w:val="single" w:color="auto" w:sz="4" w:space="0"/>
+            <w:left w:val="single" w:color="auto" w:sz="4" w:space="0"/>
+            <w:bottom w:val="single" w:color="auto" w:sz="4" w:space="0"/>
+            <w:right w:val="single" w:color="auto" w:sz="4" w:space="0"/>
+            <w:insideH w:val="single" w:color="auto" w:sz="4" w:space="0"/>
+            <w:insideV w:val="single" w:color="auto" w:sz="4" w:space="0"/>
           </w:tblBorders>
           <w:tblCellMar>
             <w:top w:w="0" w:type="dxa"/>
@@ -17532,14 +16909,12 @@
         </w:tblPrEx>
         <w:trPr>
           <w:trHeight w:val="574" w:hRule="atLeast"/>
+          <w:jc w:val="center"/>
         </w:trPr>
         <w:tc>
           <w:tcPr>
             <w:tcW w:w="960" w:type="dxa"/>
             <w:vMerge w:val="continue"/>
-            <w:tcBorders>
-              <w:top w:val="nil"/>
-            </w:tcBorders>
           </w:tcPr>
           <w:p>
             <w:pPr>
@@ -17554,9 +16929,6 @@
           <w:tcPr>
             <w:tcW w:w="1215" w:type="dxa"/>
             <w:vMerge w:val="continue"/>
-            <w:tcBorders>
-              <w:top w:val="nil"/>
-            </w:tcBorders>
           </w:tcPr>
           <w:p>
             <w:pPr>
@@ -17571,9 +16943,6 @@
           <w:tcPr>
             <w:tcW w:w="1725" w:type="dxa"/>
             <w:vMerge w:val="continue"/>
-            <w:tcBorders>
-              <w:top w:val="nil"/>
-            </w:tcBorders>
           </w:tcPr>
           <w:p>
             <w:pPr>
@@ -17619,7 +16988,7 @@
       <w:tblPr>
         <w:tblStyle w:val="24"/>
         <w:tblW w:w="10287" w:type="dxa"/>
-        <w:tblInd w:w="288" w:type="dxa"/>
+        <w:jc w:val="center"/>
         <w:tblBorders>
           <w:top w:val="single" w:color="000000" w:sz="2" w:space="0"/>
           <w:left w:val="single" w:color="000000" w:sz="2" w:space="0"/>
@@ -17661,147 +17030,26 @@
         </w:tblPrEx>
         <w:trPr>
           <w:trHeight w:val="668" w:hRule="atLeast"/>
+          <w:jc w:val="center"/>
         </w:trPr>
         <w:tc>
           <w:tcPr>
             <w:tcW w:w="960" w:type="dxa"/>
             <w:vMerge w:val="restart"/>
             <w:tcBorders>
-              <w:top w:val="nil"/>
-              <w:bottom w:val="nil"/>
+              <w:top w:val="single" w:color="auto" w:sz="4" w:space="0"/>
+              <w:left w:val="single" w:color="auto" w:sz="4" w:space="0"/>
+              <w:bottom w:val="single" w:color="auto" w:sz="4" w:space="0"/>
+              <w:right w:val="single" w:color="auto" w:sz="4" w:space="0"/>
             </w:tcBorders>
-          </w:tcPr>
-          <w:p>
-            <w:pPr>
-              <w:spacing w:line="242" w:lineRule="auto"/>
-              <w:rPr>
-                <w:rFonts w:ascii="Arial"/>
-                <w:sz w:val="21"/>
-              </w:rPr>
-            </w:pPr>
-          </w:p>
-          <w:p>
-            <w:pPr>
-              <w:spacing w:line="242" w:lineRule="auto"/>
-              <w:rPr>
-                <w:rFonts w:ascii="Arial"/>
-                <w:sz w:val="21"/>
-              </w:rPr>
-            </w:pPr>
-          </w:p>
-          <w:p>
-            <w:pPr>
-              <w:spacing w:line="242" w:lineRule="auto"/>
-              <w:rPr>
-                <w:rFonts w:ascii="Arial"/>
-                <w:sz w:val="21"/>
-              </w:rPr>
-            </w:pPr>
-          </w:p>
-          <w:p>
-            <w:pPr>
-              <w:spacing w:line="242" w:lineRule="auto"/>
-              <w:rPr>
-                <w:rFonts w:ascii="Arial"/>
-                <w:sz w:val="21"/>
-              </w:rPr>
-            </w:pPr>
-          </w:p>
-          <w:p>
-            <w:pPr>
-              <w:spacing w:line="242" w:lineRule="auto"/>
-              <w:rPr>
-                <w:rFonts w:ascii="Arial"/>
-                <w:sz w:val="21"/>
-              </w:rPr>
-            </w:pPr>
-          </w:p>
-          <w:p>
-            <w:pPr>
-              <w:spacing w:line="242" w:lineRule="auto"/>
-              <w:rPr>
-                <w:rFonts w:ascii="Arial"/>
-                <w:sz w:val="21"/>
-              </w:rPr>
-            </w:pPr>
-          </w:p>
-          <w:p>
-            <w:pPr>
-              <w:spacing w:line="242" w:lineRule="auto"/>
-              <w:rPr>
-                <w:rFonts w:ascii="Arial"/>
-                <w:sz w:val="21"/>
-              </w:rPr>
-            </w:pPr>
-          </w:p>
-          <w:p>
-            <w:pPr>
-              <w:spacing w:line="242" w:lineRule="auto"/>
-              <w:rPr>
-                <w:rFonts w:ascii="Arial"/>
-                <w:sz w:val="21"/>
-              </w:rPr>
-            </w:pPr>
-          </w:p>
-          <w:p>
-            <w:pPr>
-              <w:spacing w:line="242" w:lineRule="auto"/>
-              <w:rPr>
-                <w:rFonts w:ascii="Arial"/>
-                <w:sz w:val="21"/>
-              </w:rPr>
-            </w:pPr>
-          </w:p>
-          <w:p>
-            <w:pPr>
-              <w:spacing w:line="242" w:lineRule="auto"/>
-              <w:rPr>
-                <w:rFonts w:ascii="Arial"/>
-                <w:sz w:val="21"/>
-              </w:rPr>
-            </w:pPr>
-          </w:p>
-          <w:p>
-            <w:pPr>
-              <w:spacing w:line="242" w:lineRule="auto"/>
-              <w:rPr>
-                <w:rFonts w:ascii="Arial"/>
-                <w:sz w:val="21"/>
-              </w:rPr>
-            </w:pPr>
-          </w:p>
-          <w:p>
-            <w:pPr>
-              <w:spacing w:line="242" w:lineRule="auto"/>
-              <w:rPr>
-                <w:rFonts w:ascii="Arial"/>
-                <w:sz w:val="21"/>
-              </w:rPr>
-            </w:pPr>
-          </w:p>
-          <w:p>
-            <w:pPr>
-              <w:spacing w:line="242" w:lineRule="auto"/>
-              <w:rPr>
-                <w:rFonts w:ascii="Arial"/>
-                <w:sz w:val="21"/>
-              </w:rPr>
-            </w:pPr>
-          </w:p>
-          <w:p>
-            <w:pPr>
-              <w:spacing w:line="242" w:lineRule="auto"/>
-              <w:rPr>
-                <w:rFonts w:ascii="Arial"/>
-                <w:sz w:val="21"/>
-              </w:rPr>
-            </w:pPr>
-          </w:p>
+            <w:vAlign w:val="center"/>
+          </w:tcPr>
           <w:p>
             <w:pPr>
               <w:pStyle w:val="25"/>
               <w:spacing w:before="65" w:line="303" w:lineRule="auto"/>
-              <w:ind w:left="115" w:right="291" w:firstLine="24"/>
+              <w:ind w:left="0" w:leftChars="0" w:right="0" w:rightChars="0" w:firstLine="0" w:firstLineChars="0"/>
+              <w:jc w:val="center"/>
               <w:rPr>
                 <w:sz w:val="20"/>
                 <w:szCs w:val="20"/>
@@ -17829,14 +17077,19 @@
           <w:tcPr>
             <w:tcW w:w="1185" w:type="dxa"/>
             <w:tcBorders>
-              <w:top w:val="nil"/>
+              <w:top w:val="single" w:color="auto" w:sz="4" w:space="0"/>
+              <w:left w:val="single" w:color="auto" w:sz="4" w:space="0"/>
+              <w:bottom w:val="single" w:color="auto" w:sz="4" w:space="0"/>
+              <w:right w:val="single" w:color="auto" w:sz="4" w:space="0"/>
             </w:tcBorders>
+            <w:vAlign w:val="center"/>
           </w:tcPr>
           <w:p>
             <w:pPr>
               <w:pStyle w:val="25"/>
               <w:spacing w:before="203" w:line="269" w:lineRule="exact"/>
-              <w:ind w:left="128"/>
+              <w:ind w:left="0" w:leftChars="0" w:right="0" w:rightChars="0" w:firstLine="0" w:firstLineChars="0"/>
+              <w:jc w:val="center"/>
               <w:rPr>
                 <w:sz w:val="20"/>
                 <w:szCs w:val="20"/>
@@ -17857,14 +17110,19 @@
           <w:tcPr>
             <w:tcW w:w="1755" w:type="dxa"/>
             <w:tcBorders>
-              <w:top w:val="nil"/>
+              <w:top w:val="single" w:color="auto" w:sz="4" w:space="0"/>
+              <w:left w:val="single" w:color="auto" w:sz="4" w:space="0"/>
+              <w:bottom w:val="single" w:color="auto" w:sz="4" w:space="0"/>
+              <w:right w:val="single" w:color="auto" w:sz="4" w:space="0"/>
             </w:tcBorders>
+            <w:vAlign w:val="center"/>
           </w:tcPr>
           <w:p>
             <w:pPr>
               <w:pStyle w:val="25"/>
               <w:spacing w:before="204" w:line="228" w:lineRule="auto"/>
-              <w:ind w:left="114"/>
+              <w:ind w:left="0" w:leftChars="0" w:right="0" w:rightChars="0" w:firstLine="0" w:firstLineChars="0"/>
+              <w:jc w:val="center"/>
               <w:rPr>
                 <w:sz w:val="20"/>
                 <w:szCs w:val="20"/>
@@ -17884,7 +17142,10 @@
           <w:tcPr>
             <w:tcW w:w="6387" w:type="dxa"/>
             <w:tcBorders>
-              <w:top w:val="nil"/>
+              <w:top w:val="single" w:color="auto" w:sz="4" w:space="0"/>
+              <w:left w:val="single" w:color="auto" w:sz="4" w:space="0"/>
+              <w:bottom w:val="single" w:color="auto" w:sz="4" w:space="0"/>
+              <w:right w:val="single" w:color="auto" w:sz="4" w:space="0"/>
             </w:tcBorders>
           </w:tcPr>
           <w:p>
@@ -17959,18 +17220,24 @@
         </w:tblPrEx>
         <w:trPr>
           <w:trHeight w:val="657" w:hRule="atLeast"/>
+          <w:jc w:val="center"/>
         </w:trPr>
         <w:tc>
           <w:tcPr>
             <w:tcW w:w="960" w:type="dxa"/>
             <w:vMerge w:val="continue"/>
             <w:tcBorders>
-              <w:top w:val="nil"/>
-              <w:bottom w:val="nil"/>
+              <w:top w:val="single" w:color="auto" w:sz="4" w:space="0"/>
+              <w:left w:val="single" w:color="auto" w:sz="4" w:space="0"/>
+              <w:bottom w:val="single" w:color="auto" w:sz="4" w:space="0"/>
+              <w:right w:val="single" w:color="auto" w:sz="4" w:space="0"/>
             </w:tcBorders>
-          </w:tcPr>
-          <w:p>
-            <w:pPr>
+            <w:vAlign w:val="center"/>
+          </w:tcPr>
+          <w:p>
+            <w:pPr>
+              <w:ind w:left="0" w:leftChars="0" w:right="0" w:rightChars="0" w:firstLine="0" w:firstLineChars="0"/>
+              <w:jc w:val="center"/>
               <w:rPr>
                 <w:rFonts w:ascii="Arial"/>
                 <w:sz w:val="21"/>
@@ -17983,41 +17250,19 @@
             <w:tcW w:w="1185" w:type="dxa"/>
             <w:vMerge w:val="restart"/>
             <w:tcBorders>
-              <w:bottom w:val="nil"/>
+              <w:top w:val="single" w:color="auto" w:sz="4" w:space="0"/>
+              <w:left w:val="single" w:color="auto" w:sz="4" w:space="0"/>
+              <w:bottom w:val="single" w:color="auto" w:sz="4" w:space="0"/>
+              <w:right w:val="single" w:color="auto" w:sz="4" w:space="0"/>
             </w:tcBorders>
-          </w:tcPr>
-          <w:p>
-            <w:pPr>
-              <w:spacing w:line="248" w:lineRule="auto"/>
-              <w:rPr>
-                <w:rFonts w:ascii="Arial"/>
-                <w:sz w:val="21"/>
-              </w:rPr>
-            </w:pPr>
-          </w:p>
-          <w:p>
-            <w:pPr>
-              <w:spacing w:line="248" w:lineRule="auto"/>
-              <w:rPr>
-                <w:rFonts w:ascii="Arial"/>
-                <w:sz w:val="21"/>
-              </w:rPr>
-            </w:pPr>
-          </w:p>
-          <w:p>
-            <w:pPr>
-              <w:spacing w:line="249" w:lineRule="auto"/>
-              <w:rPr>
-                <w:rFonts w:ascii="Arial"/>
-                <w:sz w:val="21"/>
-              </w:rPr>
-            </w:pPr>
-          </w:p>
+            <w:vAlign w:val="center"/>
+          </w:tcPr>
           <w:p>
             <w:pPr>
               <w:pStyle w:val="25"/>
               <w:spacing w:before="65" w:line="268" w:lineRule="exact"/>
-              <w:ind w:left="117"/>
+              <w:ind w:left="0" w:leftChars="0" w:right="0" w:rightChars="0" w:firstLine="0" w:firstLineChars="0"/>
+              <w:jc w:val="center"/>
               <w:rPr>
                 <w:sz w:val="20"/>
                 <w:szCs w:val="20"/>
@@ -18039,32 +17284,19 @@
             <w:tcW w:w="1755" w:type="dxa"/>
             <w:vMerge w:val="restart"/>
             <w:tcBorders>
-              <w:bottom w:val="nil"/>
+              <w:top w:val="single" w:color="auto" w:sz="4" w:space="0"/>
+              <w:left w:val="single" w:color="auto" w:sz="4" w:space="0"/>
+              <w:bottom w:val="single" w:color="auto" w:sz="4" w:space="0"/>
+              <w:right w:val="single" w:color="auto" w:sz="4" w:space="0"/>
             </w:tcBorders>
-          </w:tcPr>
-          <w:p>
-            <w:pPr>
-              <w:spacing w:line="291" w:lineRule="auto"/>
-              <w:rPr>
-                <w:rFonts w:ascii="Arial"/>
-                <w:sz w:val="21"/>
-              </w:rPr>
-            </w:pPr>
-          </w:p>
-          <w:p>
-            <w:pPr>
-              <w:spacing w:line="291" w:lineRule="auto"/>
-              <w:rPr>
-                <w:rFonts w:ascii="Arial"/>
-                <w:sz w:val="21"/>
-              </w:rPr>
-            </w:pPr>
-          </w:p>
+            <w:vAlign w:val="center"/>
+          </w:tcPr>
           <w:p>
             <w:pPr>
               <w:pStyle w:val="25"/>
               <w:spacing w:before="65" w:line="304" w:lineRule="auto"/>
-              <w:ind w:left="116" w:right="308" w:hanging="4"/>
+              <w:ind w:left="0" w:leftChars="0" w:right="0" w:rightChars="0" w:firstLine="0" w:firstLineChars="0"/>
+              <w:jc w:val="center"/>
               <w:rPr>
                 <w:sz w:val="20"/>
                 <w:szCs w:val="20"/>
@@ -18090,6 +17322,12 @@
         <w:tc>
           <w:tcPr>
             <w:tcW w:w="6387" w:type="dxa"/>
+            <w:tcBorders>
+              <w:top w:val="single" w:color="auto" w:sz="4" w:space="0"/>
+              <w:left w:val="single" w:color="auto" w:sz="4" w:space="0"/>
+              <w:bottom w:val="single" w:color="auto" w:sz="4" w:space="0"/>
+              <w:right w:val="single" w:color="auto" w:sz="4" w:space="0"/>
+            </w:tcBorders>
           </w:tcPr>
           <w:p>
             <w:pPr>
@@ -18139,18 +17377,24 @@
         </w:tblPrEx>
         <w:trPr>
           <w:trHeight w:val="572" w:hRule="atLeast"/>
+          <w:jc w:val="center"/>
         </w:trPr>
         <w:tc>
           <w:tcPr>
             <w:tcW w:w="960" w:type="dxa"/>
             <w:vMerge w:val="continue"/>
             <w:tcBorders>
-              <w:top w:val="nil"/>
-              <w:bottom w:val="nil"/>
+              <w:top w:val="single" w:color="auto" w:sz="4" w:space="0"/>
+              <w:left w:val="single" w:color="auto" w:sz="4" w:space="0"/>
+              <w:bottom w:val="single" w:color="auto" w:sz="4" w:space="0"/>
+              <w:right w:val="single" w:color="auto" w:sz="4" w:space="0"/>
             </w:tcBorders>
-          </w:tcPr>
-          <w:p>
-            <w:pPr>
+            <w:vAlign w:val="center"/>
+          </w:tcPr>
+          <w:p>
+            <w:pPr>
+              <w:ind w:left="0" w:leftChars="0" w:right="0" w:rightChars="0" w:firstLine="0" w:firstLineChars="0"/>
+              <w:jc w:val="center"/>
               <w:rPr>
                 <w:rFonts w:ascii="Arial"/>
                 <w:sz w:val="21"/>
@@ -18163,12 +17407,17 @@
             <w:tcW w:w="1185" w:type="dxa"/>
             <w:vMerge w:val="continue"/>
             <w:tcBorders>
-              <w:top w:val="nil"/>
-              <w:bottom w:val="nil"/>
+              <w:top w:val="single" w:color="auto" w:sz="4" w:space="0"/>
+              <w:left w:val="single" w:color="auto" w:sz="4" w:space="0"/>
+              <w:bottom w:val="single" w:color="auto" w:sz="4" w:space="0"/>
+              <w:right w:val="single" w:color="auto" w:sz="4" w:space="0"/>
             </w:tcBorders>
-          </w:tcPr>
-          <w:p>
-            <w:pPr>
+            <w:vAlign w:val="center"/>
+          </w:tcPr>
+          <w:p>
+            <w:pPr>
+              <w:ind w:left="0" w:leftChars="0" w:right="0" w:rightChars="0" w:firstLine="0" w:firstLineChars="0"/>
+              <w:jc w:val="center"/>
               <w:rPr>
                 <w:rFonts w:ascii="Arial"/>
                 <w:sz w:val="21"/>
@@ -18181,12 +17430,17 @@
             <w:tcW w:w="1755" w:type="dxa"/>
             <w:vMerge w:val="continue"/>
             <w:tcBorders>
-              <w:top w:val="nil"/>
-              <w:bottom w:val="nil"/>
+              <w:top w:val="single" w:color="auto" w:sz="4" w:space="0"/>
+              <w:left w:val="single" w:color="auto" w:sz="4" w:space="0"/>
+              <w:bottom w:val="single" w:color="auto" w:sz="4" w:space="0"/>
+              <w:right w:val="single" w:color="auto" w:sz="4" w:space="0"/>
             </w:tcBorders>
-          </w:tcPr>
-          <w:p>
-            <w:pPr>
+            <w:vAlign w:val="center"/>
+          </w:tcPr>
+          <w:p>
+            <w:pPr>
+              <w:ind w:left="0" w:leftChars="0" w:right="0" w:rightChars="0" w:firstLine="0" w:firstLineChars="0"/>
+              <w:jc w:val="center"/>
               <w:rPr>
                 <w:rFonts w:ascii="Arial"/>
                 <w:sz w:val="21"/>
@@ -18197,6 +17451,12 @@
         <w:tc>
           <w:tcPr>
             <w:tcW w:w="6387" w:type="dxa"/>
+            <w:tcBorders>
+              <w:top w:val="single" w:color="auto" w:sz="4" w:space="0"/>
+              <w:left w:val="single" w:color="auto" w:sz="4" w:space="0"/>
+              <w:bottom w:val="single" w:color="auto" w:sz="4" w:space="0"/>
+              <w:right w:val="single" w:color="auto" w:sz="4" w:space="0"/>
+            </w:tcBorders>
           </w:tcPr>
           <w:p>
             <w:pPr>
@@ -18238,18 +17498,24 @@
         </w:tblPrEx>
         <w:trPr>
           <w:trHeight w:val="658" w:hRule="atLeast"/>
+          <w:jc w:val="center"/>
         </w:trPr>
         <w:tc>
           <w:tcPr>
             <w:tcW w:w="960" w:type="dxa"/>
             <w:vMerge w:val="continue"/>
             <w:tcBorders>
-              <w:top w:val="nil"/>
-              <w:bottom w:val="nil"/>
+              <w:top w:val="single" w:color="auto" w:sz="4" w:space="0"/>
+              <w:left w:val="single" w:color="auto" w:sz="4" w:space="0"/>
+              <w:bottom w:val="single" w:color="auto" w:sz="4" w:space="0"/>
+              <w:right w:val="single" w:color="auto" w:sz="4" w:space="0"/>
             </w:tcBorders>
-          </w:tcPr>
-          <w:p>
-            <w:pPr>
+            <w:vAlign w:val="center"/>
+          </w:tcPr>
+          <w:p>
+            <w:pPr>
+              <w:ind w:left="0" w:leftChars="0" w:right="0" w:rightChars="0" w:firstLine="0" w:firstLineChars="0"/>
+              <w:jc w:val="center"/>
               <w:rPr>
                 <w:rFonts w:ascii="Arial"/>
                 <w:sz w:val="21"/>
@@ -18262,11 +17528,17 @@
             <w:tcW w:w="1185" w:type="dxa"/>
             <w:vMerge w:val="continue"/>
             <w:tcBorders>
-              <w:top w:val="nil"/>
+              <w:top w:val="single" w:color="auto" w:sz="4" w:space="0"/>
+              <w:left w:val="single" w:color="auto" w:sz="4" w:space="0"/>
+              <w:bottom w:val="single" w:color="auto" w:sz="4" w:space="0"/>
+              <w:right w:val="single" w:color="auto" w:sz="4" w:space="0"/>
             </w:tcBorders>
-          </w:tcPr>
-          <w:p>
-            <w:pPr>
+            <w:vAlign w:val="center"/>
+          </w:tcPr>
+          <w:p>
+            <w:pPr>
+              <w:ind w:left="0" w:leftChars="0" w:right="0" w:rightChars="0" w:firstLine="0" w:firstLineChars="0"/>
+              <w:jc w:val="center"/>
               <w:rPr>
                 <w:rFonts w:ascii="Arial"/>
                 <w:sz w:val="21"/>
@@ -18279,11 +17551,17 @@
             <w:tcW w:w="1755" w:type="dxa"/>
             <w:vMerge w:val="continue"/>
             <w:tcBorders>
-              <w:top w:val="nil"/>
+              <w:top w:val="single" w:color="auto" w:sz="4" w:space="0"/>
+              <w:left w:val="single" w:color="auto" w:sz="4" w:space="0"/>
+              <w:bottom w:val="single" w:color="auto" w:sz="4" w:space="0"/>
+              <w:right w:val="single" w:color="auto" w:sz="4" w:space="0"/>
             </w:tcBorders>
-          </w:tcPr>
-          <w:p>
-            <w:pPr>
+            <w:vAlign w:val="center"/>
+          </w:tcPr>
+          <w:p>
+            <w:pPr>
+              <w:ind w:left="0" w:leftChars="0" w:right="0" w:rightChars="0" w:firstLine="0" w:firstLineChars="0"/>
+              <w:jc w:val="center"/>
               <w:rPr>
                 <w:rFonts w:ascii="Arial"/>
                 <w:sz w:val="21"/>
@@ -18294,6 +17572,12 @@
         <w:tc>
           <w:tcPr>
             <w:tcW w:w="6387" w:type="dxa"/>
+            <w:tcBorders>
+              <w:top w:val="single" w:color="auto" w:sz="4" w:space="0"/>
+              <w:left w:val="single" w:color="auto" w:sz="4" w:space="0"/>
+              <w:bottom w:val="single" w:color="auto" w:sz="4" w:space="0"/>
+              <w:right w:val="single" w:color="auto" w:sz="4" w:space="0"/>
+            </w:tcBorders>
           </w:tcPr>
           <w:p>
             <w:pPr>
@@ -18343,18 +17627,24 @@
         </w:tblPrEx>
         <w:trPr>
           <w:trHeight w:val="659" w:hRule="atLeast"/>
+          <w:jc w:val="center"/>
         </w:trPr>
         <w:tc>
           <w:tcPr>
             <w:tcW w:w="960" w:type="dxa"/>
             <w:vMerge w:val="continue"/>
             <w:tcBorders>
-              <w:top w:val="nil"/>
-              <w:bottom w:val="nil"/>
+              <w:top w:val="single" w:color="auto" w:sz="4" w:space="0"/>
+              <w:left w:val="single" w:color="auto" w:sz="4" w:space="0"/>
+              <w:bottom w:val="single" w:color="auto" w:sz="4" w:space="0"/>
+              <w:right w:val="single" w:color="auto" w:sz="4" w:space="0"/>
             </w:tcBorders>
-          </w:tcPr>
-          <w:p>
-            <w:pPr>
+            <w:vAlign w:val="center"/>
+          </w:tcPr>
+          <w:p>
+            <w:pPr>
+              <w:ind w:left="0" w:leftChars="0" w:right="0" w:rightChars="0" w:firstLine="0" w:firstLineChars="0"/>
+              <w:jc w:val="center"/>
               <w:rPr>
                 <w:rFonts w:ascii="Arial"/>
                 <w:sz w:val="21"/>
@@ -18367,59 +17657,19 @@
             <w:tcW w:w="1185" w:type="dxa"/>
             <w:vMerge w:val="restart"/>
             <w:tcBorders>
-              <w:bottom w:val="nil"/>
+              <w:top w:val="single" w:color="auto" w:sz="4" w:space="0"/>
+              <w:left w:val="single" w:color="auto" w:sz="4" w:space="0"/>
+              <w:bottom w:val="single" w:color="auto" w:sz="4" w:space="0"/>
+              <w:right w:val="single" w:color="auto" w:sz="4" w:space="0"/>
             </w:tcBorders>
-          </w:tcPr>
-          <w:p>
-            <w:pPr>
-              <w:spacing w:line="255" w:lineRule="auto"/>
-              <w:rPr>
-                <w:rFonts w:ascii="Arial"/>
-                <w:sz w:val="21"/>
-              </w:rPr>
-            </w:pPr>
-          </w:p>
-          <w:p>
-            <w:pPr>
-              <w:spacing w:line="255" w:lineRule="auto"/>
-              <w:rPr>
-                <w:rFonts w:ascii="Arial"/>
-                <w:sz w:val="21"/>
-              </w:rPr>
-            </w:pPr>
-          </w:p>
-          <w:p>
-            <w:pPr>
-              <w:spacing w:line="256" w:lineRule="auto"/>
-              <w:rPr>
-                <w:rFonts w:ascii="Arial"/>
-                <w:sz w:val="21"/>
-              </w:rPr>
-            </w:pPr>
-          </w:p>
-          <w:p>
-            <w:pPr>
-              <w:spacing w:line="256" w:lineRule="auto"/>
-              <w:rPr>
-                <w:rFonts w:ascii="Arial"/>
-                <w:sz w:val="21"/>
-              </w:rPr>
-            </w:pPr>
-          </w:p>
-          <w:p>
-            <w:pPr>
-              <w:spacing w:line="256" w:lineRule="auto"/>
-              <w:rPr>
-                <w:rFonts w:ascii="Arial"/>
-                <w:sz w:val="21"/>
-              </w:rPr>
-            </w:pPr>
-          </w:p>
+            <w:vAlign w:val="center"/>
+          </w:tcPr>
           <w:p>
             <w:pPr>
               <w:pStyle w:val="25"/>
               <w:spacing w:before="65" w:line="268" w:lineRule="exact"/>
-              <w:ind w:left="128"/>
+              <w:ind w:left="0" w:leftChars="0" w:right="0" w:rightChars="0" w:firstLine="0" w:firstLineChars="0"/>
+              <w:jc w:val="center"/>
               <w:rPr>
                 <w:sz w:val="20"/>
                 <w:szCs w:val="20"/>
@@ -18440,50 +17690,19 @@
             <w:tcW w:w="1755" w:type="dxa"/>
             <w:vMerge w:val="restart"/>
             <w:tcBorders>
-              <w:bottom w:val="nil"/>
+              <w:top w:val="single" w:color="auto" w:sz="4" w:space="0"/>
+              <w:left w:val="single" w:color="auto" w:sz="4" w:space="0"/>
+              <w:bottom w:val="single" w:color="auto" w:sz="4" w:space="0"/>
+              <w:right w:val="single" w:color="auto" w:sz="4" w:space="0"/>
             </w:tcBorders>
-          </w:tcPr>
-          <w:p>
-            <w:pPr>
-              <w:spacing w:line="278" w:lineRule="auto"/>
-              <w:rPr>
-                <w:rFonts w:ascii="Arial"/>
-                <w:sz w:val="21"/>
-              </w:rPr>
-            </w:pPr>
-          </w:p>
-          <w:p>
-            <w:pPr>
-              <w:spacing w:line="278" w:lineRule="auto"/>
-              <w:rPr>
-                <w:rFonts w:ascii="Arial"/>
-                <w:sz w:val="21"/>
-              </w:rPr>
-            </w:pPr>
-          </w:p>
-          <w:p>
-            <w:pPr>
-              <w:spacing w:line="278" w:lineRule="auto"/>
-              <w:rPr>
-                <w:rFonts w:ascii="Arial"/>
-                <w:sz w:val="21"/>
-              </w:rPr>
-            </w:pPr>
-          </w:p>
-          <w:p>
-            <w:pPr>
-              <w:spacing w:line="279" w:lineRule="auto"/>
-              <w:rPr>
-                <w:rFonts w:ascii="Arial"/>
-                <w:sz w:val="21"/>
-              </w:rPr>
-            </w:pPr>
-          </w:p>
+            <w:vAlign w:val="center"/>
+          </w:tcPr>
           <w:p>
             <w:pPr>
               <w:pStyle w:val="25"/>
               <w:spacing w:before="65" w:line="304" w:lineRule="auto"/>
-              <w:ind w:left="116" w:right="308" w:hanging="4"/>
+              <w:ind w:left="0" w:leftChars="0" w:right="0" w:rightChars="0" w:firstLine="0" w:firstLineChars="0"/>
+              <w:jc w:val="center"/>
               <w:rPr>
                 <w:sz w:val="20"/>
                 <w:szCs w:val="20"/>
@@ -18509,6 +17728,12 @@
         <w:tc>
           <w:tcPr>
             <w:tcW w:w="6387" w:type="dxa"/>
+            <w:tcBorders>
+              <w:top w:val="single" w:color="auto" w:sz="4" w:space="0"/>
+              <w:left w:val="single" w:color="auto" w:sz="4" w:space="0"/>
+              <w:bottom w:val="single" w:color="auto" w:sz="4" w:space="0"/>
+              <w:right w:val="single" w:color="auto" w:sz="4" w:space="0"/>
+            </w:tcBorders>
           </w:tcPr>
           <w:p>
             <w:pPr>
@@ -18566,18 +17791,24 @@
         </w:tblPrEx>
         <w:trPr>
           <w:trHeight w:val="1311" w:hRule="atLeast"/>
+          <w:jc w:val="center"/>
         </w:trPr>
         <w:tc>
           <w:tcPr>
             <w:tcW w:w="960" w:type="dxa"/>
             <w:vMerge w:val="continue"/>
             <w:tcBorders>
-              <w:top w:val="nil"/>
-              <w:bottom w:val="nil"/>
+              <w:top w:val="single" w:color="auto" w:sz="4" w:space="0"/>
+              <w:left w:val="single" w:color="auto" w:sz="4" w:space="0"/>
+              <w:bottom w:val="single" w:color="auto" w:sz="4" w:space="0"/>
+              <w:right w:val="single" w:color="auto" w:sz="4" w:space="0"/>
             </w:tcBorders>
-          </w:tcPr>
-          <w:p>
-            <w:pPr>
+            <w:vAlign w:val="center"/>
+          </w:tcPr>
+          <w:p>
+            <w:pPr>
+              <w:ind w:left="0" w:leftChars="0" w:right="0" w:rightChars="0" w:firstLine="0" w:firstLineChars="0"/>
+              <w:jc w:val="center"/>
               <w:rPr>
                 <w:rFonts w:ascii="Arial"/>
                 <w:sz w:val="21"/>
@@ -18590,12 +17821,17 @@
             <w:tcW w:w="1185" w:type="dxa"/>
             <w:vMerge w:val="continue"/>
             <w:tcBorders>
-              <w:top w:val="nil"/>
-              <w:bottom w:val="nil"/>
+              <w:top w:val="single" w:color="auto" w:sz="4" w:space="0"/>
+              <w:left w:val="single" w:color="auto" w:sz="4" w:space="0"/>
+              <w:bottom w:val="single" w:color="auto" w:sz="4" w:space="0"/>
+              <w:right w:val="single" w:color="auto" w:sz="4" w:space="0"/>
             </w:tcBorders>
-          </w:tcPr>
-          <w:p>
-            <w:pPr>
+            <w:vAlign w:val="center"/>
+          </w:tcPr>
+          <w:p>
+            <w:pPr>
+              <w:ind w:left="0" w:leftChars="0" w:right="0" w:rightChars="0" w:firstLine="0" w:firstLineChars="0"/>
+              <w:jc w:val="center"/>
               <w:rPr>
                 <w:rFonts w:ascii="Arial"/>
                 <w:sz w:val="21"/>
@@ -18608,12 +17844,17 @@
             <w:tcW w:w="1755" w:type="dxa"/>
             <w:vMerge w:val="continue"/>
             <w:tcBorders>
-              <w:top w:val="nil"/>
-              <w:bottom w:val="nil"/>
+              <w:top w:val="single" w:color="auto" w:sz="4" w:space="0"/>
+              <w:left w:val="single" w:color="auto" w:sz="4" w:space="0"/>
+              <w:bottom w:val="single" w:color="auto" w:sz="4" w:space="0"/>
+              <w:right w:val="single" w:color="auto" w:sz="4" w:space="0"/>
             </w:tcBorders>
-          </w:tcPr>
-          <w:p>
-            <w:pPr>
+            <w:vAlign w:val="center"/>
+          </w:tcPr>
+          <w:p>
+            <w:pPr>
+              <w:ind w:left="0" w:leftChars="0" w:right="0" w:rightChars="0" w:firstLine="0" w:firstLineChars="0"/>
+              <w:jc w:val="center"/>
               <w:rPr>
                 <w:rFonts w:ascii="Arial"/>
                 <w:sz w:val="21"/>
@@ -18624,6 +17865,12 @@
         <w:tc>
           <w:tcPr>
             <w:tcW w:w="6387" w:type="dxa"/>
+            <w:tcBorders>
+              <w:top w:val="single" w:color="auto" w:sz="4" w:space="0"/>
+              <w:left w:val="single" w:color="auto" w:sz="4" w:space="0"/>
+              <w:bottom w:val="single" w:color="auto" w:sz="4" w:space="0"/>
+              <w:right w:val="single" w:color="auto" w:sz="4" w:space="0"/>
+            </w:tcBorders>
           </w:tcPr>
           <w:p>
             <w:pPr>
@@ -18697,18 +17944,24 @@
         </w:tblPrEx>
         <w:trPr>
           <w:trHeight w:val="984" w:hRule="atLeast"/>
+          <w:jc w:val="center"/>
         </w:trPr>
         <w:tc>
           <w:tcPr>
             <w:tcW w:w="960" w:type="dxa"/>
             <w:vMerge w:val="continue"/>
             <w:tcBorders>
-              <w:top w:val="nil"/>
-              <w:bottom w:val="nil"/>
+              <w:top w:val="single" w:color="auto" w:sz="4" w:space="0"/>
+              <w:left w:val="single" w:color="auto" w:sz="4" w:space="0"/>
+              <w:bottom w:val="single" w:color="auto" w:sz="4" w:space="0"/>
+              <w:right w:val="single" w:color="auto" w:sz="4" w:space="0"/>
             </w:tcBorders>
-          </w:tcPr>
-          <w:p>
-            <w:pPr>
+            <w:vAlign w:val="center"/>
+          </w:tcPr>
+          <w:p>
+            <w:pPr>
+              <w:ind w:left="0" w:leftChars="0" w:right="0" w:rightChars="0" w:firstLine="0" w:firstLineChars="0"/>
+              <w:jc w:val="center"/>
               <w:rPr>
                 <w:rFonts w:ascii="Arial"/>
                 <w:sz w:val="21"/>
@@ -18721,11 +17974,17 @@
             <w:tcW w:w="1185" w:type="dxa"/>
             <w:vMerge w:val="continue"/>
             <w:tcBorders>
-              <w:top w:val="nil"/>
+              <w:top w:val="single" w:color="auto" w:sz="4" w:space="0"/>
+              <w:left w:val="single" w:color="auto" w:sz="4" w:space="0"/>
+              <w:bottom w:val="single" w:color="auto" w:sz="4" w:space="0"/>
+              <w:right w:val="single" w:color="auto" w:sz="4" w:space="0"/>
             </w:tcBorders>
-          </w:tcPr>
-          <w:p>
-            <w:pPr>
+            <w:vAlign w:val="center"/>
+          </w:tcPr>
+          <w:p>
+            <w:pPr>
+              <w:ind w:left="0" w:leftChars="0" w:right="0" w:rightChars="0" w:firstLine="0" w:firstLineChars="0"/>
+              <w:jc w:val="center"/>
               <w:rPr>
                 <w:rFonts w:ascii="Arial"/>
                 <w:sz w:val="21"/>
@@ -18738,11 +17997,17 @@
             <w:tcW w:w="1755" w:type="dxa"/>
             <w:vMerge w:val="continue"/>
             <w:tcBorders>
-              <w:top w:val="nil"/>
+              <w:top w:val="single" w:color="auto" w:sz="4" w:space="0"/>
+              <w:left w:val="single" w:color="auto" w:sz="4" w:space="0"/>
+              <w:bottom w:val="single" w:color="auto" w:sz="4" w:space="0"/>
+              <w:right w:val="single" w:color="auto" w:sz="4" w:space="0"/>
             </w:tcBorders>
-          </w:tcPr>
-          <w:p>
-            <w:pPr>
+            <w:vAlign w:val="center"/>
+          </w:tcPr>
+          <w:p>
+            <w:pPr>
+              <w:ind w:left="0" w:leftChars="0" w:right="0" w:rightChars="0" w:firstLine="0" w:firstLineChars="0"/>
+              <w:jc w:val="center"/>
               <w:rPr>
                 <w:rFonts w:ascii="Arial"/>
                 <w:sz w:val="21"/>
@@ -18753,6 +18018,12 @@
         <w:tc>
           <w:tcPr>
             <w:tcW w:w="6387" w:type="dxa"/>
+            <w:tcBorders>
+              <w:top w:val="single" w:color="auto" w:sz="4" w:space="0"/>
+              <w:left w:val="single" w:color="auto" w:sz="4" w:space="0"/>
+              <w:bottom w:val="single" w:color="auto" w:sz="4" w:space="0"/>
+              <w:right w:val="single" w:color="auto" w:sz="4" w:space="0"/>
+            </w:tcBorders>
           </w:tcPr>
           <w:p>
             <w:pPr>
@@ -18819,18 +18090,24 @@
         </w:tblPrEx>
         <w:trPr>
           <w:trHeight w:val="659" w:hRule="atLeast"/>
+          <w:jc w:val="center"/>
         </w:trPr>
         <w:tc>
           <w:tcPr>
             <w:tcW w:w="960" w:type="dxa"/>
             <w:vMerge w:val="continue"/>
             <w:tcBorders>
-              <w:top w:val="nil"/>
-              <w:bottom w:val="nil"/>
+              <w:top w:val="single" w:color="auto" w:sz="4" w:space="0"/>
+              <w:left w:val="single" w:color="auto" w:sz="4" w:space="0"/>
+              <w:bottom w:val="single" w:color="auto" w:sz="4" w:space="0"/>
+              <w:right w:val="single" w:color="auto" w:sz="4" w:space="0"/>
             </w:tcBorders>
-          </w:tcPr>
-          <w:p>
-            <w:pPr>
+            <w:vAlign w:val="center"/>
+          </w:tcPr>
+          <w:p>
+            <w:pPr>
+              <w:ind w:left="0" w:leftChars="0" w:right="0" w:rightChars="0" w:firstLine="0" w:firstLineChars="0"/>
+              <w:jc w:val="center"/>
               <w:rPr>
                 <w:rFonts w:ascii="Arial"/>
                 <w:sz w:val="21"/>
@@ -18843,41 +18120,19 @@
             <w:tcW w:w="1185" w:type="dxa"/>
             <w:vMerge w:val="restart"/>
             <w:tcBorders>
-              <w:bottom w:val="nil"/>
+              <w:top w:val="single" w:color="auto" w:sz="4" w:space="0"/>
+              <w:left w:val="single" w:color="auto" w:sz="4" w:space="0"/>
+              <w:bottom w:val="single" w:color="auto" w:sz="4" w:space="0"/>
+              <w:right w:val="single" w:color="auto" w:sz="4" w:space="0"/>
             </w:tcBorders>
-          </w:tcPr>
-          <w:p>
-            <w:pPr>
-              <w:spacing w:line="263" w:lineRule="auto"/>
-              <w:rPr>
-                <w:rFonts w:ascii="Arial"/>
-                <w:sz w:val="21"/>
-              </w:rPr>
-            </w:pPr>
-          </w:p>
-          <w:p>
-            <w:pPr>
-              <w:spacing w:line="264" w:lineRule="auto"/>
-              <w:rPr>
-                <w:rFonts w:ascii="Arial"/>
-                <w:sz w:val="21"/>
-              </w:rPr>
-            </w:pPr>
-          </w:p>
-          <w:p>
-            <w:pPr>
-              <w:spacing w:line="264" w:lineRule="auto"/>
-              <w:rPr>
-                <w:rFonts w:ascii="Arial"/>
-                <w:sz w:val="21"/>
-              </w:rPr>
-            </w:pPr>
-          </w:p>
+            <w:vAlign w:val="center"/>
+          </w:tcPr>
           <w:p>
             <w:pPr>
               <w:pStyle w:val="25"/>
               <w:spacing w:before="65" w:line="268" w:lineRule="exact"/>
-              <w:ind w:left="128"/>
+              <w:ind w:left="0" w:leftChars="0" w:right="0" w:rightChars="0" w:firstLine="0" w:firstLineChars="0"/>
+              <w:jc w:val="center"/>
               <w:rPr>
                 <w:sz w:val="20"/>
                 <w:szCs w:val="20"/>
@@ -18898,32 +18153,19 @@
             <w:tcW w:w="1755" w:type="dxa"/>
             <w:vMerge w:val="restart"/>
             <w:tcBorders>
-              <w:bottom w:val="nil"/>
+              <w:top w:val="single" w:color="auto" w:sz="4" w:space="0"/>
+              <w:left w:val="single" w:color="auto" w:sz="4" w:space="0"/>
+              <w:bottom w:val="single" w:color="auto" w:sz="4" w:space="0"/>
+              <w:right w:val="single" w:color="auto" w:sz="4" w:space="0"/>
             </w:tcBorders>
-          </w:tcPr>
-          <w:p>
-            <w:pPr>
-              <w:spacing w:line="315" w:lineRule="auto"/>
-              <w:rPr>
-                <w:rFonts w:ascii="Arial"/>
-                <w:sz w:val="21"/>
-              </w:rPr>
-            </w:pPr>
-          </w:p>
-          <w:p>
-            <w:pPr>
-              <w:spacing w:line="316" w:lineRule="auto"/>
-              <w:rPr>
-                <w:rFonts w:ascii="Arial"/>
-                <w:sz w:val="21"/>
-              </w:rPr>
-            </w:pPr>
-          </w:p>
+            <w:vAlign w:val="center"/>
+          </w:tcPr>
           <w:p>
             <w:pPr>
               <w:pStyle w:val="25"/>
               <w:spacing w:before="65" w:line="301" w:lineRule="auto"/>
-              <w:ind w:left="114" w:right="308" w:hanging="2"/>
+              <w:ind w:left="0" w:leftChars="0" w:right="0" w:rightChars="0" w:firstLine="0" w:firstLineChars="0"/>
+              <w:jc w:val="center"/>
               <w:rPr>
                 <w:sz w:val="20"/>
                 <w:szCs w:val="20"/>
@@ -18950,6 +18192,12 @@
         <w:tc>
           <w:tcPr>
             <w:tcW w:w="6387" w:type="dxa"/>
+            <w:tcBorders>
+              <w:top w:val="single" w:color="auto" w:sz="4" w:space="0"/>
+              <w:left w:val="single" w:color="auto" w:sz="4" w:space="0"/>
+              <w:bottom w:val="single" w:color="auto" w:sz="4" w:space="0"/>
+              <w:right w:val="single" w:color="auto" w:sz="4" w:space="0"/>
+            </w:tcBorders>
           </w:tcPr>
           <w:p>
             <w:pPr>
@@ -18999,18 +18247,24 @@
         </w:tblPrEx>
         <w:trPr>
           <w:trHeight w:val="658" w:hRule="atLeast"/>
+          <w:jc w:val="center"/>
         </w:trPr>
         <w:tc>
           <w:tcPr>
             <w:tcW w:w="960" w:type="dxa"/>
             <w:vMerge w:val="continue"/>
             <w:tcBorders>
-              <w:top w:val="nil"/>
-              <w:bottom w:val="nil"/>
+              <w:top w:val="single" w:color="auto" w:sz="4" w:space="0"/>
+              <w:left w:val="single" w:color="auto" w:sz="4" w:space="0"/>
+              <w:bottom w:val="single" w:color="auto" w:sz="4" w:space="0"/>
+              <w:right w:val="single" w:color="auto" w:sz="4" w:space="0"/>
             </w:tcBorders>
-          </w:tcPr>
-          <w:p>
-            <w:pPr>
+            <w:vAlign w:val="center"/>
+          </w:tcPr>
+          <w:p>
+            <w:pPr>
+              <w:ind w:left="0" w:leftChars="0" w:right="0" w:rightChars="0" w:firstLine="0" w:firstLineChars="0"/>
+              <w:jc w:val="center"/>
               <w:rPr>
                 <w:rFonts w:ascii="Arial"/>
                 <w:sz w:val="21"/>
@@ -19023,12 +18277,17 @@
             <w:tcW w:w="1185" w:type="dxa"/>
             <w:vMerge w:val="continue"/>
             <w:tcBorders>
-              <w:top w:val="nil"/>
-              <w:bottom w:val="nil"/>
+              <w:top w:val="single" w:color="auto" w:sz="4" w:space="0"/>
+              <w:left w:val="single" w:color="auto" w:sz="4" w:space="0"/>
+              <w:bottom w:val="single" w:color="auto" w:sz="4" w:space="0"/>
+              <w:right w:val="single" w:color="auto" w:sz="4" w:space="0"/>
             </w:tcBorders>
-          </w:tcPr>
-          <w:p>
-            <w:pPr>
+            <w:vAlign w:val="center"/>
+          </w:tcPr>
+          <w:p>
+            <w:pPr>
+              <w:ind w:left="0" w:leftChars="0" w:right="0" w:rightChars="0" w:firstLine="0" w:firstLineChars="0"/>
+              <w:jc w:val="center"/>
               <w:rPr>
                 <w:rFonts w:ascii="Arial"/>
                 <w:sz w:val="21"/>
@@ -19041,12 +18300,17 @@
             <w:tcW w:w="1755" w:type="dxa"/>
             <w:vMerge w:val="continue"/>
             <w:tcBorders>
-              <w:top w:val="nil"/>
-              <w:bottom w:val="nil"/>
+              <w:top w:val="single" w:color="auto" w:sz="4" w:space="0"/>
+              <w:left w:val="single" w:color="auto" w:sz="4" w:space="0"/>
+              <w:bottom w:val="single" w:color="auto" w:sz="4" w:space="0"/>
+              <w:right w:val="single" w:color="auto" w:sz="4" w:space="0"/>
             </w:tcBorders>
-          </w:tcPr>
-          <w:p>
-            <w:pPr>
+            <w:vAlign w:val="center"/>
+          </w:tcPr>
+          <w:p>
+            <w:pPr>
+              <w:ind w:left="0" w:leftChars="0" w:right="0" w:rightChars="0" w:firstLine="0" w:firstLineChars="0"/>
+              <w:jc w:val="center"/>
               <w:rPr>
                 <w:rFonts w:ascii="Arial"/>
                 <w:sz w:val="21"/>
@@ -19057,6 +18321,12 @@
         <w:tc>
           <w:tcPr>
             <w:tcW w:w="6387" w:type="dxa"/>
+            <w:tcBorders>
+              <w:top w:val="single" w:color="auto" w:sz="4" w:space="0"/>
+              <w:left w:val="single" w:color="auto" w:sz="4" w:space="0"/>
+              <w:bottom w:val="single" w:color="auto" w:sz="4" w:space="0"/>
+              <w:right w:val="single" w:color="auto" w:sz="4" w:space="0"/>
+            </w:tcBorders>
           </w:tcPr>
           <w:p>
             <w:pPr>
@@ -19122,17 +18392,24 @@
         </w:tblPrEx>
         <w:trPr>
           <w:trHeight w:val="659" w:hRule="atLeast"/>
+          <w:jc w:val="center"/>
         </w:trPr>
         <w:tc>
           <w:tcPr>
             <w:tcW w:w="960" w:type="dxa"/>
             <w:vMerge w:val="continue"/>
             <w:tcBorders>
-              <w:top w:val="nil"/>
+              <w:top w:val="single" w:color="auto" w:sz="4" w:space="0"/>
+              <w:left w:val="single" w:color="auto" w:sz="4" w:space="0"/>
+              <w:bottom w:val="single" w:color="auto" w:sz="4" w:space="0"/>
+              <w:right w:val="single" w:color="auto" w:sz="4" w:space="0"/>
             </w:tcBorders>
-          </w:tcPr>
-          <w:p>
-            <w:pPr>
+            <w:vAlign w:val="center"/>
+          </w:tcPr>
+          <w:p>
+            <w:pPr>
+              <w:ind w:left="0" w:leftChars="0" w:right="0" w:rightChars="0" w:firstLine="0" w:firstLineChars="0"/>
+              <w:jc w:val="center"/>
               <w:rPr>
                 <w:rFonts w:ascii="Arial"/>
                 <w:sz w:val="21"/>
@@ -19145,11 +18422,17 @@
             <w:tcW w:w="1185" w:type="dxa"/>
             <w:vMerge w:val="continue"/>
             <w:tcBorders>
-              <w:top w:val="nil"/>
+              <w:top w:val="single" w:color="auto" w:sz="4" w:space="0"/>
+              <w:left w:val="single" w:color="auto" w:sz="4" w:space="0"/>
+              <w:bottom w:val="single" w:color="auto" w:sz="4" w:space="0"/>
+              <w:right w:val="single" w:color="auto" w:sz="4" w:space="0"/>
             </w:tcBorders>
-          </w:tcPr>
-          <w:p>
-            <w:pPr>
+            <w:vAlign w:val="center"/>
+          </w:tcPr>
+          <w:p>
+            <w:pPr>
+              <w:ind w:left="0" w:leftChars="0" w:right="0" w:rightChars="0" w:firstLine="0" w:firstLineChars="0"/>
+              <w:jc w:val="center"/>
               <w:rPr>
                 <w:rFonts w:ascii="Arial"/>
                 <w:sz w:val="21"/>
@@ -19162,11 +18445,17 @@
             <w:tcW w:w="1755" w:type="dxa"/>
             <w:vMerge w:val="continue"/>
             <w:tcBorders>
-              <w:top w:val="nil"/>
+              <w:top w:val="single" w:color="auto" w:sz="4" w:space="0"/>
+              <w:left w:val="single" w:color="auto" w:sz="4" w:space="0"/>
+              <w:bottom w:val="single" w:color="auto" w:sz="4" w:space="0"/>
+              <w:right w:val="single" w:color="auto" w:sz="4" w:space="0"/>
             </w:tcBorders>
-          </w:tcPr>
-          <w:p>
-            <w:pPr>
+            <w:vAlign w:val="center"/>
+          </w:tcPr>
+          <w:p>
+            <w:pPr>
+              <w:ind w:left="0" w:leftChars="0" w:right="0" w:rightChars="0" w:firstLine="0" w:firstLineChars="0"/>
+              <w:jc w:val="center"/>
               <w:rPr>
                 <w:rFonts w:ascii="Arial"/>
                 <w:sz w:val="21"/>
@@ -19177,6 +18466,12 @@
         <w:tc>
           <w:tcPr>
             <w:tcW w:w="6387" w:type="dxa"/>
+            <w:tcBorders>
+              <w:top w:val="single" w:color="auto" w:sz="4" w:space="0"/>
+              <w:left w:val="single" w:color="auto" w:sz="4" w:space="0"/>
+              <w:bottom w:val="single" w:color="auto" w:sz="4" w:space="0"/>
+              <w:right w:val="single" w:color="auto" w:sz="4" w:space="0"/>
+            </w:tcBorders>
           </w:tcPr>
           <w:p>
             <w:pPr>
@@ -19234,92 +18529,26 @@
         </w:tblPrEx>
         <w:trPr>
           <w:trHeight w:val="659" w:hRule="atLeast"/>
+          <w:jc w:val="center"/>
         </w:trPr>
         <w:tc>
           <w:tcPr>
             <w:tcW w:w="960" w:type="dxa"/>
             <w:vMerge w:val="restart"/>
             <w:tcBorders>
-              <w:bottom w:val="nil"/>
+              <w:top w:val="single" w:color="auto" w:sz="4" w:space="0"/>
+              <w:left w:val="single" w:color="auto" w:sz="4" w:space="0"/>
+              <w:bottom w:val="single" w:color="auto" w:sz="4" w:space="0"/>
+              <w:right w:val="single" w:color="auto" w:sz="4" w:space="0"/>
             </w:tcBorders>
-          </w:tcPr>
-          <w:p>
-            <w:pPr>
-              <w:spacing w:line="252" w:lineRule="auto"/>
-              <w:rPr>
-                <w:rFonts w:ascii="Arial"/>
-                <w:sz w:val="21"/>
-              </w:rPr>
-            </w:pPr>
-          </w:p>
-          <w:p>
-            <w:pPr>
-              <w:spacing w:line="252" w:lineRule="auto"/>
-              <w:rPr>
-                <w:rFonts w:ascii="Arial"/>
-                <w:sz w:val="21"/>
-              </w:rPr>
-            </w:pPr>
-          </w:p>
-          <w:p>
-            <w:pPr>
-              <w:spacing w:line="252" w:lineRule="auto"/>
-              <w:rPr>
-                <w:rFonts w:ascii="Arial"/>
-                <w:sz w:val="21"/>
-              </w:rPr>
-            </w:pPr>
-          </w:p>
-          <w:p>
-            <w:pPr>
-              <w:spacing w:line="252" w:lineRule="auto"/>
-              <w:rPr>
-                <w:rFonts w:ascii="Arial"/>
-                <w:sz w:val="21"/>
-              </w:rPr>
-            </w:pPr>
-          </w:p>
-          <w:p>
-            <w:pPr>
-              <w:spacing w:line="253" w:lineRule="auto"/>
-              <w:rPr>
-                <w:rFonts w:ascii="Arial"/>
-                <w:sz w:val="21"/>
-              </w:rPr>
-            </w:pPr>
-          </w:p>
-          <w:p>
-            <w:pPr>
-              <w:spacing w:line="253" w:lineRule="auto"/>
-              <w:rPr>
-                <w:rFonts w:ascii="Arial"/>
-                <w:sz w:val="21"/>
-              </w:rPr>
-            </w:pPr>
-          </w:p>
-          <w:p>
-            <w:pPr>
-              <w:spacing w:line="253" w:lineRule="auto"/>
-              <w:rPr>
-                <w:rFonts w:ascii="Arial"/>
-                <w:sz w:val="21"/>
-              </w:rPr>
-            </w:pPr>
-          </w:p>
-          <w:p>
-            <w:pPr>
-              <w:spacing w:line="253" w:lineRule="auto"/>
-              <w:rPr>
-                <w:rFonts w:ascii="Arial"/>
-                <w:sz w:val="21"/>
-              </w:rPr>
-            </w:pPr>
-          </w:p>
+            <w:vAlign w:val="center"/>
+          </w:tcPr>
           <w:p>
             <w:pPr>
               <w:pStyle w:val="25"/>
               <w:spacing w:before="65" w:line="303" w:lineRule="auto"/>
-              <w:ind w:left="119" w:right="291" w:firstLine="15"/>
+              <w:ind w:left="0" w:leftChars="0" w:right="0" w:rightChars="0" w:firstLine="0" w:firstLineChars="0"/>
+              <w:jc w:val="center"/>
               <w:rPr>
                 <w:sz w:val="20"/>
                 <w:szCs w:val="20"/>
@@ -19347,23 +18576,19 @@
             <w:tcW w:w="1185" w:type="dxa"/>
             <w:vMerge w:val="restart"/>
             <w:tcBorders>
-              <w:bottom w:val="nil"/>
+              <w:top w:val="single" w:color="auto" w:sz="4" w:space="0"/>
+              <w:left w:val="single" w:color="auto" w:sz="4" w:space="0"/>
+              <w:bottom w:val="single" w:color="auto" w:sz="4" w:space="0"/>
+              <w:right w:val="single" w:color="auto" w:sz="4" w:space="0"/>
             </w:tcBorders>
-          </w:tcPr>
-          <w:p>
-            <w:pPr>
-              <w:spacing w:line="420" w:lineRule="auto"/>
-              <w:rPr>
-                <w:rFonts w:ascii="Arial"/>
-                <w:sz w:val="21"/>
-              </w:rPr>
-            </w:pPr>
-          </w:p>
+            <w:vAlign w:val="center"/>
+          </w:tcPr>
           <w:p>
             <w:pPr>
               <w:pStyle w:val="25"/>
               <w:spacing w:before="65" w:line="268" w:lineRule="exact"/>
-              <w:ind w:left="128"/>
+              <w:ind w:left="0" w:leftChars="0" w:right="0" w:rightChars="0" w:firstLine="0" w:firstLineChars="0"/>
+              <w:jc w:val="center"/>
               <w:rPr>
                 <w:sz w:val="20"/>
                 <w:szCs w:val="20"/>
@@ -19385,23 +18610,19 @@
             <w:tcW w:w="1755" w:type="dxa"/>
             <w:vMerge w:val="restart"/>
             <w:tcBorders>
-              <w:bottom w:val="nil"/>
+              <w:top w:val="single" w:color="auto" w:sz="4" w:space="0"/>
+              <w:left w:val="single" w:color="auto" w:sz="4" w:space="0"/>
+              <w:bottom w:val="single" w:color="auto" w:sz="4" w:space="0"/>
+              <w:right w:val="single" w:color="auto" w:sz="4" w:space="0"/>
             </w:tcBorders>
-          </w:tcPr>
-          <w:p>
-            <w:pPr>
-              <w:spacing w:line="419" w:lineRule="auto"/>
-              <w:rPr>
-                <w:rFonts w:ascii="Arial"/>
-                <w:sz w:val="21"/>
-              </w:rPr>
-            </w:pPr>
-          </w:p>
+            <w:vAlign w:val="center"/>
+          </w:tcPr>
           <w:p>
             <w:pPr>
               <w:pStyle w:val="25"/>
               <w:spacing w:before="65" w:line="228" w:lineRule="auto"/>
-              <w:ind w:left="112"/>
+              <w:ind w:left="0" w:leftChars="0" w:right="0" w:rightChars="0" w:firstLine="0" w:firstLineChars="0"/>
+              <w:jc w:val="center"/>
               <w:rPr>
                 <w:sz w:val="20"/>
                 <w:szCs w:val="20"/>
@@ -19420,6 +18641,12 @@
         <w:tc>
           <w:tcPr>
             <w:tcW w:w="6387" w:type="dxa"/>
+            <w:tcBorders>
+              <w:top w:val="single" w:color="auto" w:sz="4" w:space="0"/>
+              <w:left w:val="single" w:color="auto" w:sz="4" w:space="0"/>
+              <w:bottom w:val="single" w:color="auto" w:sz="4" w:space="0"/>
+              <w:right w:val="single" w:color="auto" w:sz="4" w:space="0"/>
+            </w:tcBorders>
           </w:tcPr>
           <w:p>
             <w:pPr>
@@ -19468,18 +18695,24 @@
         </w:tblPrEx>
         <w:trPr>
           <w:trHeight w:val="572" w:hRule="atLeast"/>
+          <w:jc w:val="center"/>
         </w:trPr>
         <w:tc>
           <w:tcPr>
             <w:tcW w:w="960" w:type="dxa"/>
             <w:vMerge w:val="continue"/>
             <w:tcBorders>
-              <w:top w:val="nil"/>
-              <w:bottom w:val="nil"/>
+              <w:top w:val="single" w:color="auto" w:sz="4" w:space="0"/>
+              <w:left w:val="single" w:color="auto" w:sz="4" w:space="0"/>
+              <w:bottom w:val="single" w:color="auto" w:sz="4" w:space="0"/>
+              <w:right w:val="single" w:color="auto" w:sz="4" w:space="0"/>
             </w:tcBorders>
-          </w:tcPr>
-          <w:p>
-            <w:pPr>
+            <w:vAlign w:val="center"/>
+          </w:tcPr>
+          <w:p>
+            <w:pPr>
+              <w:ind w:left="0" w:leftChars="0" w:right="0" w:rightChars="0" w:firstLine="0" w:firstLineChars="0"/>
+              <w:jc w:val="center"/>
               <w:rPr>
                 <w:rFonts w:ascii="Arial"/>
                 <w:sz w:val="21"/>
@@ -19492,11 +18725,17 @@
             <w:tcW w:w="1185" w:type="dxa"/>
             <w:vMerge w:val="continue"/>
             <w:tcBorders>
-              <w:top w:val="nil"/>
+              <w:top w:val="single" w:color="auto" w:sz="4" w:space="0"/>
+              <w:left w:val="single" w:color="auto" w:sz="4" w:space="0"/>
+              <w:bottom w:val="single" w:color="auto" w:sz="4" w:space="0"/>
+              <w:right w:val="single" w:color="auto" w:sz="4" w:space="0"/>
             </w:tcBorders>
-          </w:tcPr>
-          <w:p>
-            <w:pPr>
+            <w:vAlign w:val="center"/>
+          </w:tcPr>
+          <w:p>
+            <w:pPr>
+              <w:ind w:left="0" w:leftChars="0" w:right="0" w:rightChars="0" w:firstLine="0" w:firstLineChars="0"/>
+              <w:jc w:val="center"/>
               <w:rPr>
                 <w:rFonts w:ascii="Arial"/>
                 <w:sz w:val="21"/>
@@ -19509,11 +18748,17 @@
             <w:tcW w:w="1755" w:type="dxa"/>
             <w:vMerge w:val="continue"/>
             <w:tcBorders>
-              <w:top w:val="nil"/>
+              <w:top w:val="single" w:color="auto" w:sz="4" w:space="0"/>
+              <w:left w:val="single" w:color="auto" w:sz="4" w:space="0"/>
+              <w:bottom w:val="single" w:color="auto" w:sz="4" w:space="0"/>
+              <w:right w:val="single" w:color="auto" w:sz="4" w:space="0"/>
             </w:tcBorders>
-          </w:tcPr>
-          <w:p>
-            <w:pPr>
+            <w:vAlign w:val="center"/>
+          </w:tcPr>
+          <w:p>
+            <w:pPr>
+              <w:ind w:left="0" w:leftChars="0" w:right="0" w:rightChars="0" w:firstLine="0" w:firstLineChars="0"/>
+              <w:jc w:val="center"/>
               <w:rPr>
                 <w:rFonts w:ascii="Arial"/>
                 <w:sz w:val="21"/>
@@ -19524,6 +18769,12 @@
         <w:tc>
           <w:tcPr>
             <w:tcW w:w="6387" w:type="dxa"/>
+            <w:tcBorders>
+              <w:top w:val="single" w:color="auto" w:sz="4" w:space="0"/>
+              <w:left w:val="single" w:color="auto" w:sz="4" w:space="0"/>
+              <w:bottom w:val="single" w:color="auto" w:sz="4" w:space="0"/>
+              <w:right w:val="single" w:color="auto" w:sz="4" w:space="0"/>
+            </w:tcBorders>
           </w:tcPr>
           <w:p>
             <w:pPr>
@@ -19565,18 +18816,24 @@
         </w:tblPrEx>
         <w:trPr>
           <w:trHeight w:val="572" w:hRule="atLeast"/>
+          <w:jc w:val="center"/>
         </w:trPr>
         <w:tc>
           <w:tcPr>
             <w:tcW w:w="960" w:type="dxa"/>
             <w:vMerge w:val="continue"/>
             <w:tcBorders>
-              <w:top w:val="nil"/>
-              <w:bottom w:val="nil"/>
+              <w:top w:val="single" w:color="auto" w:sz="4" w:space="0"/>
+              <w:left w:val="single" w:color="auto" w:sz="4" w:space="0"/>
+              <w:bottom w:val="single" w:color="auto" w:sz="4" w:space="0"/>
+              <w:right w:val="single" w:color="auto" w:sz="4" w:space="0"/>
             </w:tcBorders>
-          </w:tcPr>
-          <w:p>
-            <w:pPr>
+            <w:vAlign w:val="center"/>
+          </w:tcPr>
+          <w:p>
+            <w:pPr>
+              <w:ind w:left="0" w:leftChars="0" w:right="0" w:rightChars="0" w:firstLine="0" w:firstLineChars="0"/>
+              <w:jc w:val="center"/>
               <w:rPr>
                 <w:rFonts w:ascii="Arial"/>
                 <w:sz w:val="21"/>
@@ -19589,23 +18846,19 @@
             <w:tcW w:w="1185" w:type="dxa"/>
             <w:vMerge w:val="restart"/>
             <w:tcBorders>
-              <w:bottom w:val="nil"/>
+              <w:top w:val="single" w:color="auto" w:sz="4" w:space="0"/>
+              <w:left w:val="single" w:color="auto" w:sz="4" w:space="0"/>
+              <w:bottom w:val="single" w:color="auto" w:sz="4" w:space="0"/>
+              <w:right w:val="single" w:color="auto" w:sz="4" w:space="0"/>
             </w:tcBorders>
-          </w:tcPr>
-          <w:p>
-            <w:pPr>
-              <w:spacing w:line="377" w:lineRule="auto"/>
-              <w:rPr>
-                <w:rFonts w:ascii="Arial"/>
-                <w:sz w:val="21"/>
-              </w:rPr>
-            </w:pPr>
-          </w:p>
+            <w:vAlign w:val="center"/>
+          </w:tcPr>
           <w:p>
             <w:pPr>
               <w:pStyle w:val="25"/>
               <w:spacing w:before="65" w:line="268" w:lineRule="exact"/>
-              <w:ind w:left="117"/>
+              <w:ind w:left="0" w:leftChars="0" w:right="0" w:rightChars="0" w:firstLine="0" w:firstLineChars="0"/>
+              <w:jc w:val="center"/>
               <w:rPr>
                 <w:sz w:val="20"/>
                 <w:szCs w:val="20"/>
@@ -19627,23 +18880,19 @@
             <w:tcW w:w="1755" w:type="dxa"/>
             <w:vMerge w:val="restart"/>
             <w:tcBorders>
-              <w:bottom w:val="nil"/>
+              <w:top w:val="single" w:color="auto" w:sz="4" w:space="0"/>
+              <w:left w:val="single" w:color="auto" w:sz="4" w:space="0"/>
+              <w:bottom w:val="single" w:color="auto" w:sz="4" w:space="0"/>
+              <w:right w:val="single" w:color="auto" w:sz="4" w:space="0"/>
             </w:tcBorders>
-          </w:tcPr>
-          <w:p>
-            <w:pPr>
-              <w:spacing w:line="377" w:lineRule="auto"/>
-              <w:rPr>
-                <w:rFonts w:ascii="Arial"/>
-                <w:sz w:val="21"/>
-              </w:rPr>
-            </w:pPr>
-          </w:p>
+            <w:vAlign w:val="center"/>
+          </w:tcPr>
           <w:p>
             <w:pPr>
               <w:pStyle w:val="25"/>
               <w:spacing w:before="65" w:line="228" w:lineRule="auto"/>
-              <w:ind w:left="120"/>
+              <w:ind w:left="0" w:leftChars="0" w:right="0" w:rightChars="0" w:firstLine="0" w:firstLineChars="0"/>
+              <w:jc w:val="center"/>
               <w:rPr>
                 <w:sz w:val="20"/>
                 <w:szCs w:val="20"/>
@@ -19662,6 +18911,12 @@
         <w:tc>
           <w:tcPr>
             <w:tcW w:w="6387" w:type="dxa"/>
+            <w:tcBorders>
+              <w:top w:val="single" w:color="auto" w:sz="4" w:space="0"/>
+              <w:left w:val="single" w:color="auto" w:sz="4" w:space="0"/>
+              <w:bottom w:val="single" w:color="auto" w:sz="4" w:space="0"/>
+              <w:right w:val="single" w:color="auto" w:sz="4" w:space="0"/>
+            </w:tcBorders>
           </w:tcPr>
           <w:p>
             <w:pPr>
@@ -19703,18 +18958,24 @@
         </w:tblPrEx>
         <w:trPr>
           <w:trHeight w:val="572" w:hRule="atLeast"/>
+          <w:jc w:val="center"/>
         </w:trPr>
         <w:tc>
           <w:tcPr>
             <w:tcW w:w="960" w:type="dxa"/>
             <w:vMerge w:val="continue"/>
             <w:tcBorders>
-              <w:top w:val="nil"/>
-              <w:bottom w:val="nil"/>
+              <w:top w:val="single" w:color="auto" w:sz="4" w:space="0"/>
+              <w:left w:val="single" w:color="auto" w:sz="4" w:space="0"/>
+              <w:bottom w:val="single" w:color="auto" w:sz="4" w:space="0"/>
+              <w:right w:val="single" w:color="auto" w:sz="4" w:space="0"/>
             </w:tcBorders>
-          </w:tcPr>
-          <w:p>
-            <w:pPr>
+            <w:vAlign w:val="center"/>
+          </w:tcPr>
+          <w:p>
+            <w:pPr>
+              <w:ind w:left="0" w:leftChars="0" w:right="0" w:rightChars="0" w:firstLine="0" w:firstLineChars="0"/>
+              <w:jc w:val="center"/>
               <w:rPr>
                 <w:rFonts w:ascii="Arial"/>
                 <w:sz w:val="21"/>
@@ -19727,11 +18988,17 @@
             <w:tcW w:w="1185" w:type="dxa"/>
             <w:vMerge w:val="continue"/>
             <w:tcBorders>
-              <w:top w:val="nil"/>
+              <w:top w:val="single" w:color="auto" w:sz="4" w:space="0"/>
+              <w:left w:val="single" w:color="auto" w:sz="4" w:space="0"/>
+              <w:bottom w:val="single" w:color="auto" w:sz="4" w:space="0"/>
+              <w:right w:val="single" w:color="auto" w:sz="4" w:space="0"/>
             </w:tcBorders>
-          </w:tcPr>
-          <w:p>
-            <w:pPr>
+            <w:vAlign w:val="center"/>
+          </w:tcPr>
+          <w:p>
+            <w:pPr>
+              <w:ind w:left="0" w:leftChars="0" w:right="0" w:rightChars="0" w:firstLine="0" w:firstLineChars="0"/>
+              <w:jc w:val="center"/>
               <w:rPr>
                 <w:rFonts w:ascii="Arial"/>
                 <w:sz w:val="21"/>
@@ -19744,11 +19011,17 @@
             <w:tcW w:w="1755" w:type="dxa"/>
             <w:vMerge w:val="continue"/>
             <w:tcBorders>
-              <w:top w:val="nil"/>
+              <w:top w:val="single" w:color="auto" w:sz="4" w:space="0"/>
+              <w:left w:val="single" w:color="auto" w:sz="4" w:space="0"/>
+              <w:bottom w:val="single" w:color="auto" w:sz="4" w:space="0"/>
+              <w:right w:val="single" w:color="auto" w:sz="4" w:space="0"/>
             </w:tcBorders>
-          </w:tcPr>
-          <w:p>
-            <w:pPr>
+            <w:vAlign w:val="center"/>
+          </w:tcPr>
+          <w:p>
+            <w:pPr>
+              <w:ind w:left="0" w:leftChars="0" w:right="0" w:rightChars="0" w:firstLine="0" w:firstLineChars="0"/>
+              <w:jc w:val="center"/>
               <w:rPr>
                 <w:rFonts w:ascii="Arial"/>
                 <w:sz w:val="21"/>
@@ -19759,6 +19032,12 @@
         <w:tc>
           <w:tcPr>
             <w:tcW w:w="6387" w:type="dxa"/>
+            <w:tcBorders>
+              <w:top w:val="single" w:color="auto" w:sz="4" w:space="0"/>
+              <w:left w:val="single" w:color="auto" w:sz="4" w:space="0"/>
+              <w:bottom w:val="single" w:color="auto" w:sz="4" w:space="0"/>
+              <w:right w:val="single" w:color="auto" w:sz="4" w:space="0"/>
+            </w:tcBorders>
           </w:tcPr>
           <w:p>
             <w:pPr>
@@ -19800,18 +19079,24 @@
         </w:tblPrEx>
         <w:trPr>
           <w:trHeight w:val="572" w:hRule="atLeast"/>
+          <w:jc w:val="center"/>
         </w:trPr>
         <w:tc>
           <w:tcPr>
             <w:tcW w:w="960" w:type="dxa"/>
             <w:vMerge w:val="continue"/>
             <w:tcBorders>
-              <w:top w:val="nil"/>
-              <w:bottom w:val="nil"/>
+              <w:top w:val="single" w:color="auto" w:sz="4" w:space="0"/>
+              <w:left w:val="single" w:color="auto" w:sz="4" w:space="0"/>
+              <w:bottom w:val="single" w:color="auto" w:sz="4" w:space="0"/>
+              <w:right w:val="single" w:color="auto" w:sz="4" w:space="0"/>
             </w:tcBorders>
-          </w:tcPr>
-          <w:p>
-            <w:pPr>
+            <w:vAlign w:val="center"/>
+          </w:tcPr>
+          <w:p>
+            <w:pPr>
+              <w:ind w:left="0" w:leftChars="0" w:right="0" w:rightChars="0" w:firstLine="0" w:firstLineChars="0"/>
+              <w:jc w:val="center"/>
               <w:rPr>
                 <w:rFonts w:ascii="Arial"/>
                 <w:sz w:val="21"/>
@@ -19824,23 +19109,19 @@
             <w:tcW w:w="1185" w:type="dxa"/>
             <w:vMerge w:val="restart"/>
             <w:tcBorders>
-              <w:bottom w:val="nil"/>
+              <w:top w:val="single" w:color="auto" w:sz="4" w:space="0"/>
+              <w:left w:val="single" w:color="auto" w:sz="4" w:space="0"/>
+              <w:bottom w:val="single" w:color="auto" w:sz="4" w:space="0"/>
+              <w:right w:val="single" w:color="auto" w:sz="4" w:space="0"/>
             </w:tcBorders>
-          </w:tcPr>
-          <w:p>
-            <w:pPr>
-              <w:spacing w:line="375" w:lineRule="auto"/>
-              <w:rPr>
-                <w:rFonts w:ascii="Arial"/>
-                <w:sz w:val="21"/>
-              </w:rPr>
-            </w:pPr>
-          </w:p>
+            <w:vAlign w:val="center"/>
+          </w:tcPr>
           <w:p>
             <w:pPr>
               <w:pStyle w:val="25"/>
               <w:spacing w:before="65" w:line="268" w:lineRule="exact"/>
-              <w:ind w:left="128"/>
+              <w:ind w:left="0" w:leftChars="0" w:right="0" w:rightChars="0" w:firstLine="0" w:firstLineChars="0"/>
+              <w:jc w:val="center"/>
               <w:rPr>
                 <w:sz w:val="20"/>
                 <w:szCs w:val="20"/>
@@ -19861,23 +19142,19 @@
             <w:tcW w:w="1755" w:type="dxa"/>
             <w:vMerge w:val="restart"/>
             <w:tcBorders>
-              <w:bottom w:val="nil"/>
+              <w:top w:val="single" w:color="auto" w:sz="4" w:space="0"/>
+              <w:left w:val="single" w:color="auto" w:sz="4" w:space="0"/>
+              <w:bottom w:val="single" w:color="auto" w:sz="4" w:space="0"/>
+              <w:right w:val="single" w:color="auto" w:sz="4" w:space="0"/>
             </w:tcBorders>
-          </w:tcPr>
-          <w:p>
-            <w:pPr>
-              <w:spacing w:line="375" w:lineRule="auto"/>
-              <w:rPr>
-                <w:rFonts w:ascii="Arial"/>
-                <w:sz w:val="21"/>
-              </w:rPr>
-            </w:pPr>
-          </w:p>
+            <w:vAlign w:val="center"/>
+          </w:tcPr>
           <w:p>
             <w:pPr>
               <w:pStyle w:val="25"/>
               <w:spacing w:before="65" w:line="228" w:lineRule="auto"/>
-              <w:ind w:left="131"/>
+              <w:ind w:left="0" w:leftChars="0" w:right="0" w:rightChars="0" w:firstLine="0" w:firstLineChars="0"/>
+              <w:jc w:val="center"/>
               <w:rPr>
                 <w:sz w:val="20"/>
                 <w:szCs w:val="20"/>
@@ -19896,6 +19173,12 @@
         <w:tc>
           <w:tcPr>
             <w:tcW w:w="6387" w:type="dxa"/>
+            <w:tcBorders>
+              <w:top w:val="single" w:color="auto" w:sz="4" w:space="0"/>
+              <w:left w:val="single" w:color="auto" w:sz="4" w:space="0"/>
+              <w:bottom w:val="single" w:color="auto" w:sz="4" w:space="0"/>
+              <w:right w:val="single" w:color="auto" w:sz="4" w:space="0"/>
+            </w:tcBorders>
           </w:tcPr>
           <w:p>
             <w:pPr>
@@ -19937,18 +19220,24 @@
         </w:tblPrEx>
         <w:trPr>
           <w:trHeight w:val="572" w:hRule="atLeast"/>
+          <w:jc w:val="center"/>
         </w:trPr>
         <w:tc>
           <w:tcPr>
             <w:tcW w:w="960" w:type="dxa"/>
             <w:vMerge w:val="continue"/>
             <w:tcBorders>
-              <w:top w:val="nil"/>
-              <w:bottom w:val="nil"/>
+              <w:top w:val="single" w:color="auto" w:sz="4" w:space="0"/>
+              <w:left w:val="single" w:color="auto" w:sz="4" w:space="0"/>
+              <w:bottom w:val="single" w:color="auto" w:sz="4" w:space="0"/>
+              <w:right w:val="single" w:color="auto" w:sz="4" w:space="0"/>
             </w:tcBorders>
-          </w:tcPr>
-          <w:p>
-            <w:pPr>
+            <w:vAlign w:val="center"/>
+          </w:tcPr>
+          <w:p>
+            <w:pPr>
+              <w:ind w:left="0" w:leftChars="0" w:right="0" w:rightChars="0" w:firstLine="0" w:firstLineChars="0"/>
+              <w:jc w:val="center"/>
               <w:rPr>
                 <w:rFonts w:ascii="Arial"/>
                 <w:sz w:val="21"/>
@@ -19961,11 +19250,17 @@
             <w:tcW w:w="1185" w:type="dxa"/>
             <w:vMerge w:val="continue"/>
             <w:tcBorders>
-              <w:top w:val="nil"/>
+              <w:top w:val="single" w:color="auto" w:sz="4" w:space="0"/>
+              <w:left w:val="single" w:color="auto" w:sz="4" w:space="0"/>
+              <w:bottom w:val="single" w:color="auto" w:sz="4" w:space="0"/>
+              <w:right w:val="single" w:color="auto" w:sz="4" w:space="0"/>
             </w:tcBorders>
-          </w:tcPr>
-          <w:p>
-            <w:pPr>
+            <w:vAlign w:val="center"/>
+          </w:tcPr>
+          <w:p>
+            <w:pPr>
+              <w:ind w:left="0" w:leftChars="0" w:right="0" w:rightChars="0" w:firstLine="0" w:firstLineChars="0"/>
+              <w:jc w:val="center"/>
               <w:rPr>
                 <w:rFonts w:ascii="Arial"/>
                 <w:sz w:val="21"/>
@@ -19978,11 +19273,17 @@
             <w:tcW w:w="1755" w:type="dxa"/>
             <w:vMerge w:val="continue"/>
             <w:tcBorders>
-              <w:top w:val="nil"/>
+              <w:top w:val="single" w:color="auto" w:sz="4" w:space="0"/>
+              <w:left w:val="single" w:color="auto" w:sz="4" w:space="0"/>
+              <w:bottom w:val="single" w:color="auto" w:sz="4" w:space="0"/>
+              <w:right w:val="single" w:color="auto" w:sz="4" w:space="0"/>
             </w:tcBorders>
-          </w:tcPr>
-          <w:p>
-            <w:pPr>
+            <w:vAlign w:val="center"/>
+          </w:tcPr>
+          <w:p>
+            <w:pPr>
+              <w:ind w:left="0" w:leftChars="0" w:right="0" w:rightChars="0" w:firstLine="0" w:firstLineChars="0"/>
+              <w:jc w:val="center"/>
               <w:rPr>
                 <w:rFonts w:ascii="Arial"/>
                 <w:sz w:val="21"/>
@@ -19993,6 +19294,12 @@
         <w:tc>
           <w:tcPr>
             <w:tcW w:w="6387" w:type="dxa"/>
+            <w:tcBorders>
+              <w:top w:val="single" w:color="auto" w:sz="4" w:space="0"/>
+              <w:left w:val="single" w:color="auto" w:sz="4" w:space="0"/>
+              <w:bottom w:val="single" w:color="auto" w:sz="4" w:space="0"/>
+              <w:right w:val="single" w:color="auto" w:sz="4" w:space="0"/>
+            </w:tcBorders>
           </w:tcPr>
           <w:p>
             <w:pPr>
@@ -20034,18 +19341,24 @@
         </w:tblPrEx>
         <w:trPr>
           <w:trHeight w:val="658" w:hRule="atLeast"/>
+          <w:jc w:val="center"/>
         </w:trPr>
         <w:tc>
           <w:tcPr>
             <w:tcW w:w="960" w:type="dxa"/>
             <w:vMerge w:val="continue"/>
             <w:tcBorders>
-              <w:top w:val="nil"/>
-              <w:bottom w:val="nil"/>
+              <w:top w:val="single" w:color="auto" w:sz="4" w:space="0"/>
+              <w:left w:val="single" w:color="auto" w:sz="4" w:space="0"/>
+              <w:bottom w:val="single" w:color="auto" w:sz="4" w:space="0"/>
+              <w:right w:val="single" w:color="auto" w:sz="4" w:space="0"/>
             </w:tcBorders>
-          </w:tcPr>
-          <w:p>
-            <w:pPr>
+            <w:vAlign w:val="center"/>
+          </w:tcPr>
+          <w:p>
+            <w:pPr>
+              <w:ind w:left="0" w:leftChars="0" w:right="0" w:rightChars="0" w:firstLine="0" w:firstLineChars="0"/>
+              <w:jc w:val="center"/>
               <w:rPr>
                 <w:rFonts w:ascii="Arial"/>
                 <w:sz w:val="21"/>
@@ -20058,23 +19371,19 @@
             <w:tcW w:w="1185" w:type="dxa"/>
             <w:vMerge w:val="restart"/>
             <w:tcBorders>
-              <w:bottom w:val="nil"/>
+              <w:top w:val="single" w:color="auto" w:sz="4" w:space="0"/>
+              <w:left w:val="single" w:color="auto" w:sz="4" w:space="0"/>
+              <w:bottom w:val="single" w:color="auto" w:sz="4" w:space="0"/>
+              <w:right w:val="single" w:color="auto" w:sz="4" w:space="0"/>
             </w:tcBorders>
-          </w:tcPr>
-          <w:p>
-            <w:pPr>
-              <w:spacing w:line="418" w:lineRule="auto"/>
-              <w:rPr>
-                <w:rFonts w:ascii="Arial"/>
-                <w:sz w:val="21"/>
-              </w:rPr>
-            </w:pPr>
-          </w:p>
+            <w:vAlign w:val="center"/>
+          </w:tcPr>
           <w:p>
             <w:pPr>
               <w:pStyle w:val="25"/>
               <w:spacing w:before="65" w:line="268" w:lineRule="exact"/>
-              <w:ind w:left="128"/>
+              <w:ind w:left="0" w:leftChars="0" w:right="0" w:rightChars="0" w:firstLine="0" w:firstLineChars="0"/>
+              <w:jc w:val="center"/>
               <w:rPr>
                 <w:sz w:val="20"/>
                 <w:szCs w:val="20"/>
@@ -20095,23 +19404,19 @@
             <w:tcW w:w="1755" w:type="dxa"/>
             <w:vMerge w:val="restart"/>
             <w:tcBorders>
-              <w:bottom w:val="nil"/>
+              <w:top w:val="single" w:color="auto" w:sz="4" w:space="0"/>
+              <w:left w:val="single" w:color="auto" w:sz="4" w:space="0"/>
+              <w:bottom w:val="single" w:color="auto" w:sz="4" w:space="0"/>
+              <w:right w:val="single" w:color="auto" w:sz="4" w:space="0"/>
             </w:tcBorders>
-          </w:tcPr>
-          <w:p>
-            <w:pPr>
-              <w:spacing w:line="418" w:lineRule="auto"/>
-              <w:rPr>
-                <w:rFonts w:ascii="Arial"/>
-                <w:sz w:val="21"/>
-              </w:rPr>
-            </w:pPr>
-          </w:p>
+            <w:vAlign w:val="center"/>
+          </w:tcPr>
           <w:p>
             <w:pPr>
               <w:pStyle w:val="25"/>
               <w:spacing w:before="65" w:line="228" w:lineRule="auto"/>
-              <w:ind w:left="112"/>
+              <w:ind w:left="0" w:leftChars="0" w:right="0" w:rightChars="0" w:firstLine="0" w:firstLineChars="0"/>
+              <w:jc w:val="center"/>
               <w:rPr>
                 <w:sz w:val="20"/>
                 <w:szCs w:val="20"/>
@@ -20130,6 +19435,12 @@
         <w:tc>
           <w:tcPr>
             <w:tcW w:w="6387" w:type="dxa"/>
+            <w:tcBorders>
+              <w:top w:val="single" w:color="auto" w:sz="4" w:space="0"/>
+              <w:left w:val="single" w:color="auto" w:sz="4" w:space="0"/>
+              <w:bottom w:val="single" w:color="auto" w:sz="4" w:space="0"/>
+              <w:right w:val="single" w:color="auto" w:sz="4" w:space="0"/>
+            </w:tcBorders>
           </w:tcPr>
           <w:p>
             <w:pPr>
@@ -20186,13 +19497,17 @@
         </w:tblPrEx>
         <w:trPr>
           <w:trHeight w:val="903" w:hRule="atLeast"/>
+          <w:jc w:val="center"/>
         </w:trPr>
         <w:tc>
           <w:tcPr>
             <w:tcW w:w="960" w:type="dxa"/>
             <w:vMerge w:val="continue"/>
             <w:tcBorders>
-              <w:top w:val="nil"/>
+              <w:top w:val="single" w:color="auto" w:sz="4" w:space="0"/>
+              <w:left w:val="single" w:color="auto" w:sz="4" w:space="0"/>
+              <w:bottom w:val="single" w:color="auto" w:sz="4" w:space="0"/>
+              <w:right w:val="single" w:color="auto" w:sz="4" w:space="0"/>
             </w:tcBorders>
           </w:tcPr>
           <w:p>
@@ -20209,7 +19524,10 @@
             <w:tcW w:w="1185" w:type="dxa"/>
             <w:vMerge w:val="continue"/>
             <w:tcBorders>
-              <w:top w:val="nil"/>
+              <w:top w:val="single" w:color="auto" w:sz="4" w:space="0"/>
+              <w:left w:val="single" w:color="auto" w:sz="4" w:space="0"/>
+              <w:bottom w:val="single" w:color="auto" w:sz="4" w:space="0"/>
+              <w:right w:val="single" w:color="auto" w:sz="4" w:space="0"/>
             </w:tcBorders>
           </w:tcPr>
           <w:p>
@@ -20226,7 +19544,10 @@
             <w:tcW w:w="1755" w:type="dxa"/>
             <w:vMerge w:val="continue"/>
             <w:tcBorders>
-              <w:top w:val="nil"/>
+              <w:top w:val="single" w:color="auto" w:sz="4" w:space="0"/>
+              <w:left w:val="single" w:color="auto" w:sz="4" w:space="0"/>
+              <w:bottom w:val="single" w:color="auto" w:sz="4" w:space="0"/>
+              <w:right w:val="single" w:color="auto" w:sz="4" w:space="0"/>
             </w:tcBorders>
           </w:tcPr>
           <w:p>
@@ -20241,6 +19562,12 @@
         <w:tc>
           <w:tcPr>
             <w:tcW w:w="6387" w:type="dxa"/>
+            <w:tcBorders>
+              <w:top w:val="single" w:color="auto" w:sz="4" w:space="0"/>
+              <w:left w:val="single" w:color="auto" w:sz="4" w:space="0"/>
+              <w:bottom w:val="single" w:color="auto" w:sz="4" w:space="0"/>
+              <w:right w:val="single" w:color="auto" w:sz="4" w:space="0"/>
+            </w:tcBorders>
           </w:tcPr>
           <w:p>
             <w:pPr>
@@ -20293,7 +19620,7 @@
         <w:pStyle w:val="26"/>
         <w:bidi w:val="0"/>
       </w:pPr>
-      <w:bookmarkStart w:id="46" w:name="_Toc18883"/>
+      <w:bookmarkStart w:id="46" w:name="_Toc24682"/>
       <w:bookmarkStart w:id="47" w:name="_Toc22939"/>
       <w:r>
         <w:rPr>
@@ -20307,8 +19634,8 @@
     <w:tbl>
       <w:tblPr>
         <w:tblStyle w:val="24"/>
-        <w:tblW w:w="7658" w:type="dxa"/>
-        <w:tblInd w:w="13" w:type="dxa"/>
+        <w:tblW w:w="9215" w:type="dxa"/>
+        <w:jc w:val="center"/>
         <w:tblBorders>
           <w:top w:val="single" w:color="000000" w:sz="4" w:space="0"/>
           <w:left w:val="single" w:color="000000" w:sz="4" w:space="0"/>
@@ -20326,8 +19653,9 @@
         </w:tblCellMar>
       </w:tblPr>
       <w:tblGrid>
-        <w:gridCol w:w="1557"/>
-        <w:gridCol w:w="4101"/>
+        <w:gridCol w:w="778"/>
+        <w:gridCol w:w="1920"/>
+        <w:gridCol w:w="4517"/>
         <w:gridCol w:w="950"/>
         <w:gridCol w:w="1050"/>
       </w:tblGrid>
@@ -20349,132 +19677,188 @@
           </w:tblCellMar>
         </w:tblPrEx>
         <w:trPr>
-          <w:trHeight w:val="467" w:hRule="atLeast"/>
+          <w:trHeight w:val="465" w:hRule="atLeast"/>
+          <w:jc w:val="center"/>
         </w:trPr>
         <w:tc>
           <w:tcPr>
-            <w:tcW w:w="1557" w:type="dxa"/>
-          </w:tcPr>
-          <w:p>
-            <w:pPr>
-              <w:pStyle w:val="25"/>
-              <w:spacing w:before="137"/>
+            <w:tcW w:w="778" w:type="dxa"/>
+            <w:shd w:val="clear" w:color="auto" w:fill="C0C0C0"/>
+            <w:vAlign w:val="center"/>
+          </w:tcPr>
+          <w:p>
+            <w:pPr>
+              <w:spacing w:before="205" w:line="221" w:lineRule="auto"/>
+              <w:ind w:left="0" w:leftChars="0" w:right="0" w:rightChars="0" w:firstLine="0" w:firstLineChars="0"/>
               <w:jc w:val="center"/>
               <w:rPr>
-                <w:rFonts w:hint="default"/>
+                <w:rFonts w:hint="eastAsia" w:ascii="宋体" w:hAnsi="宋体" w:eastAsia="宋体" w:cs="宋体"/>
                 <w:b/>
                 <w:bCs/>
-                <w:spacing w:val="-1"/>
-                <w:sz w:val="18"/>
-                <w:szCs w:val="18"/>
-                <w:lang w:val="en-US" w:eastAsia="zh-CN"/>
-              </w:rPr>
-            </w:pPr>
-            <w:r>
-              <w:rPr>
-                <w:rFonts w:hint="eastAsia"/>
+                <w:snapToGrid w:val="0"/>
+                <w:color w:val="000000"/>
+                <w:spacing w:val="-7"/>
+                <w:kern w:val="0"/>
+                <w:sz w:val="18"/>
+                <w:szCs w:val="18"/>
+                <w:lang w:val="en-US" w:eastAsia="zh-CN" w:bidi="ar-SA"/>
+              </w:rPr>
+            </w:pPr>
+            <w:r>
+              <w:rPr>
+                <w:rFonts w:ascii="宋体" w:hAnsi="宋体" w:eastAsia="宋体" w:cs="宋体"/>
                 <w:b/>
                 <w:bCs/>
-                <w:spacing w:val="-1"/>
-                <w:sz w:val="18"/>
-                <w:szCs w:val="18"/>
-                <w:lang w:val="en-US" w:eastAsia="zh-CN"/>
-              </w:rPr>
-              <w:t>考核指标</w:t>
-            </w:r>
-          </w:p>
-        </w:tc>
-        <w:tc>
-          <w:tcPr>
-            <w:tcW w:w="4101" w:type="dxa"/>
-          </w:tcPr>
-          <w:p>
-            <w:pPr>
-              <w:pStyle w:val="25"/>
-              <w:spacing w:before="137"/>
+                <w:spacing w:val="-7"/>
+                <w:sz w:val="18"/>
+                <w:szCs w:val="18"/>
+              </w:rPr>
+              <w:t>序号</w:t>
+            </w:r>
+          </w:p>
+        </w:tc>
+        <w:tc>
+          <w:tcPr>
+            <w:tcW w:w="1920" w:type="dxa"/>
+            <w:shd w:val="clear" w:color="auto" w:fill="C0C0C0"/>
+            <w:vAlign w:val="center"/>
+          </w:tcPr>
+          <w:p>
+            <w:pPr>
+              <w:spacing w:before="205" w:line="221" w:lineRule="auto"/>
+              <w:ind w:left="0" w:leftChars="0" w:right="0" w:rightChars="0" w:firstLine="0" w:firstLineChars="0"/>
               <w:jc w:val="center"/>
               <w:rPr>
-                <w:rFonts w:hint="default"/>
+                <w:rFonts w:hint="default" w:ascii="宋体" w:hAnsi="宋体" w:eastAsia="宋体" w:cs="宋体"/>
                 <w:b/>
                 <w:bCs/>
-                <w:spacing w:val="-2"/>
-                <w:sz w:val="18"/>
-                <w:szCs w:val="18"/>
-                <w:lang w:val="en-US" w:eastAsia="zh-CN"/>
-              </w:rPr>
-            </w:pPr>
-            <w:r>
-              <w:rPr>
-                <w:rFonts w:hint="eastAsia"/>
+                <w:snapToGrid w:val="0"/>
+                <w:color w:val="000000"/>
+                <w:spacing w:val="-7"/>
+                <w:kern w:val="0"/>
+                <w:sz w:val="18"/>
+                <w:szCs w:val="18"/>
+                <w:lang w:val="en-US" w:eastAsia="zh-CN" w:bidi="ar-SA"/>
+              </w:rPr>
+            </w:pPr>
+            <w:r>
+              <w:rPr>
+                <w:rFonts w:ascii="宋体" w:hAnsi="宋体" w:eastAsia="宋体" w:cs="宋体"/>
                 <w:b/>
                 <w:bCs/>
-                <w:spacing w:val="-2"/>
-                <w:sz w:val="18"/>
-                <w:szCs w:val="18"/>
-                <w:lang w:val="en-US" w:eastAsia="zh-CN"/>
-              </w:rPr>
-              <w:t>计算方式</w:t>
-            </w:r>
-          </w:p>
-        </w:tc>
-        <w:tc>
-          <w:tcPr>
-            <w:tcW w:w="950" w:type="dxa"/>
-          </w:tcPr>
-          <w:p>
-            <w:pPr>
-              <w:pStyle w:val="25"/>
-              <w:spacing w:before="137"/>
+                <w:spacing w:val="-7"/>
+                <w:sz w:val="18"/>
+                <w:szCs w:val="18"/>
+              </w:rPr>
+              <w:t>衡量指标</w:t>
+            </w:r>
+          </w:p>
+        </w:tc>
+        <w:tc>
+          <w:tcPr>
+            <w:tcW w:w="4517" w:type="dxa"/>
+            <w:shd w:val="clear" w:color="auto" w:fill="C0C0C0"/>
+            <w:vAlign w:val="center"/>
+          </w:tcPr>
+          <w:p>
+            <w:pPr>
+              <w:spacing w:before="205" w:line="221" w:lineRule="auto"/>
+              <w:ind w:left="0" w:leftChars="0" w:right="0" w:rightChars="0" w:firstLine="0" w:firstLineChars="0"/>
               <w:jc w:val="center"/>
               <w:rPr>
-                <w:rFonts w:hint="default"/>
+                <w:rFonts w:hint="default" w:ascii="宋体" w:hAnsi="宋体" w:eastAsia="宋体" w:cs="宋体"/>
                 <w:b/>
                 <w:bCs/>
-                <w:spacing w:val="-2"/>
-                <w:sz w:val="18"/>
-                <w:szCs w:val="18"/>
-                <w:lang w:val="en-US" w:eastAsia="zh-CN"/>
-              </w:rPr>
-            </w:pPr>
-            <w:r>
-              <w:rPr>
-                <w:rFonts w:hint="eastAsia"/>
+                <w:snapToGrid w:val="0"/>
+                <w:color w:val="000000"/>
+                <w:spacing w:val="-7"/>
+                <w:kern w:val="0"/>
+                <w:sz w:val="18"/>
+                <w:szCs w:val="18"/>
+                <w:lang w:val="en-US" w:eastAsia="zh-CN" w:bidi="ar-SA"/>
+              </w:rPr>
+            </w:pPr>
+            <w:r>
+              <w:rPr>
+                <w:rFonts w:ascii="宋体" w:hAnsi="宋体" w:eastAsia="宋体" w:cs="宋体"/>
                 <w:b/>
                 <w:bCs/>
-                <w:spacing w:val="-2"/>
-                <w:sz w:val="18"/>
-                <w:szCs w:val="18"/>
-                <w:lang w:val="en-US" w:eastAsia="zh-CN"/>
-              </w:rPr>
-              <w:t>频次</w:t>
-            </w:r>
-          </w:p>
-        </w:tc>
-        <w:tc>
-          <w:tcPr>
-            <w:tcW w:w="1050" w:type="dxa"/>
-          </w:tcPr>
-          <w:p>
-            <w:pPr>
-              <w:pStyle w:val="25"/>
-              <w:spacing w:before="137"/>
+                <w:spacing w:val="-7"/>
+                <w:sz w:val="18"/>
+                <w:szCs w:val="18"/>
+              </w:rPr>
+              <w:t>指标计算说明</w:t>
+            </w:r>
+          </w:p>
+        </w:tc>
+        <w:tc>
+          <w:tcPr>
+            <w:tcW w:w="950" w:type="dxa"/>
+            <w:shd w:val="clear" w:color="auto" w:fill="C0C0C0"/>
+            <w:vAlign w:val="center"/>
+          </w:tcPr>
+          <w:p>
+            <w:pPr>
+              <w:spacing w:before="205" w:line="221" w:lineRule="auto"/>
+              <w:ind w:left="0" w:leftChars="0" w:right="0" w:rightChars="0" w:firstLine="0" w:firstLineChars="0"/>
               <w:jc w:val="center"/>
               <w:rPr>
-                <w:rFonts w:hint="default"/>
+                <w:rFonts w:hint="default" w:ascii="宋体" w:hAnsi="宋体" w:eastAsia="宋体" w:cs="宋体"/>
                 <w:b/>
                 <w:bCs/>
-                <w:spacing w:val="-2"/>
-                <w:sz w:val="18"/>
-                <w:szCs w:val="18"/>
-                <w:lang w:val="en-US" w:eastAsia="zh-CN"/>
-              </w:rPr>
-            </w:pPr>
-            <w:r>
-              <w:rPr>
-                <w:rFonts w:hint="eastAsia"/>
+                <w:snapToGrid w:val="0"/>
+                <w:color w:val="000000"/>
+                <w:spacing w:val="-7"/>
+                <w:kern w:val="0"/>
+                <w:sz w:val="18"/>
+                <w:szCs w:val="18"/>
+                <w:lang w:val="en-US" w:eastAsia="zh-CN" w:bidi="ar-SA"/>
+              </w:rPr>
+            </w:pPr>
+            <w:r>
+              <w:rPr>
+                <w:rFonts w:hint="eastAsia" w:ascii="宋体" w:hAnsi="宋体" w:eastAsia="宋体" w:cs="宋体"/>
                 <w:b/>
                 <w:bCs/>
-                <w:spacing w:val="-2"/>
+                <w:spacing w:val="-7"/>
+                <w:sz w:val="18"/>
+                <w:szCs w:val="18"/>
+                <w:lang w:val="en-US" w:eastAsia="zh-CN"/>
+              </w:rPr>
+              <w:t>考核频次</w:t>
+            </w:r>
+          </w:p>
+        </w:tc>
+        <w:tc>
+          <w:tcPr>
+            <w:tcW w:w="1050" w:type="dxa"/>
+            <w:shd w:val="clear" w:color="auto" w:fill="C0C0C0"/>
+            <w:vAlign w:val="center"/>
+          </w:tcPr>
+          <w:p>
+            <w:pPr>
+              <w:spacing w:before="205" w:line="221" w:lineRule="auto"/>
+              <w:ind w:left="0" w:leftChars="0" w:right="0" w:rightChars="0" w:firstLine="0" w:firstLineChars="0"/>
+              <w:jc w:val="center"/>
+              <w:rPr>
+                <w:rFonts w:hint="default" w:ascii="宋体" w:hAnsi="宋体" w:eastAsia="宋体" w:cs="宋体"/>
+                <w:b/>
+                <w:bCs/>
+                <w:snapToGrid w:val="0"/>
+                <w:color w:val="000000"/>
+                <w:spacing w:val="-7"/>
+                <w:kern w:val="0"/>
+                <w:sz w:val="18"/>
+                <w:szCs w:val="18"/>
+                <w:lang w:val="en-US" w:eastAsia="zh-CN" w:bidi="ar-SA"/>
+              </w:rPr>
+            </w:pPr>
+            <w:r>
+              <w:rPr>
+                <w:rFonts w:hint="eastAsia" w:ascii="宋体" w:hAnsi="宋体" w:cs="宋体"/>
+                <w:b/>
+                <w:bCs/>
+                <w:spacing w:val="-7"/>
                 <w:sz w:val="18"/>
                 <w:szCs w:val="18"/>
                 <w:lang w:val="en-US" w:eastAsia="zh-CN"/>
@@ -20502,11 +19886,13 @@
           </w:tblCellMar>
         </w:tblPrEx>
         <w:trPr>
-          <w:trHeight w:val="467" w:hRule="atLeast"/>
+          <w:trHeight w:val="465" w:hRule="atLeast"/>
+          <w:jc w:val="center"/>
         </w:trPr>
         <w:tc>
           <w:tcPr>
-            <w:tcW w:w="1557" w:type="dxa"/>
+            <w:tcW w:w="778" w:type="dxa"/>
+            <w:vAlign w:val="center"/>
           </w:tcPr>
           <w:p>
             <w:pPr>
@@ -20515,7 +19901,7 @@
               <w:ind w:left="0" w:leftChars="0" w:right="0" w:rightChars="0" w:firstLine="0" w:firstLineChars="0"/>
               <w:jc w:val="center"/>
               <w:rPr>
-                <w:rFonts w:hint="default" w:eastAsia="宋体"/>
+                <w:rFonts w:hint="default"/>
                 <w:spacing w:val="-1"/>
                 <w:sz w:val="18"/>
                 <w:szCs w:val="18"/>
@@ -20530,13 +19916,14 @@
                 <w:szCs w:val="18"/>
                 <w:lang w:val="en-US" w:eastAsia="zh-CN"/>
               </w:rPr>
-              <w:t>技能评价覆盖率</w:t>
-            </w:r>
-          </w:p>
-        </w:tc>
-        <w:tc>
-          <w:tcPr>
-            <w:tcW w:w="4101" w:type="dxa"/>
+              <w:t>1</w:t>
+            </w:r>
+          </w:p>
+        </w:tc>
+        <w:tc>
+          <w:tcPr>
+            <w:tcW w:w="1920" w:type="dxa"/>
+            <w:vAlign w:val="center"/>
           </w:tcPr>
           <w:p>
             <w:pPr>
@@ -20545,7 +19932,7 @@
               <w:ind w:left="0" w:leftChars="0" w:right="0" w:rightChars="0" w:firstLine="0" w:firstLineChars="0"/>
               <w:jc w:val="center"/>
               <w:rPr>
-                <w:rFonts w:hint="default"/>
+                <w:rFonts w:hint="default" w:eastAsia="宋体"/>
                 <w:spacing w:val="-1"/>
                 <w:sz w:val="18"/>
                 <w:szCs w:val="18"/>
@@ -20560,13 +19947,14 @@
                 <w:szCs w:val="18"/>
                 <w:lang w:val="en-US" w:eastAsia="zh-CN"/>
               </w:rPr>
-              <w:t>实际参加技能评价人数/应参加技能评价人数*100%</w:t>
-            </w:r>
-          </w:p>
-        </w:tc>
-        <w:tc>
-          <w:tcPr>
-            <w:tcW w:w="950" w:type="dxa"/>
+              <w:t>技能评价覆盖率</w:t>
+            </w:r>
+          </w:p>
+        </w:tc>
+        <w:tc>
+          <w:tcPr>
+            <w:tcW w:w="4517" w:type="dxa"/>
+            <w:vAlign w:val="center"/>
           </w:tcPr>
           <w:p>
             <w:pPr>
@@ -20590,6 +19978,37 @@
                 <w:szCs w:val="18"/>
                 <w:lang w:val="en-US" w:eastAsia="zh-CN"/>
               </w:rPr>
+              <w:t>实际参加技能评价人数/应参加技能评价人数*100%</w:t>
+            </w:r>
+          </w:p>
+        </w:tc>
+        <w:tc>
+          <w:tcPr>
+            <w:tcW w:w="950" w:type="dxa"/>
+            <w:vAlign w:val="center"/>
+          </w:tcPr>
+          <w:p>
+            <w:pPr>
+              <w:pStyle w:val="25"/>
+              <w:spacing w:before="137"/>
+              <w:ind w:left="0" w:leftChars="0" w:right="0" w:rightChars="0" w:firstLine="0" w:firstLineChars="0"/>
+              <w:jc w:val="center"/>
+              <w:rPr>
+                <w:rFonts w:hint="default"/>
+                <w:spacing w:val="-1"/>
+                <w:sz w:val="18"/>
+                <w:szCs w:val="18"/>
+                <w:lang w:val="en-US" w:eastAsia="zh-CN"/>
+              </w:rPr>
+            </w:pPr>
+            <w:r>
+              <w:rPr>
+                <w:rFonts w:hint="eastAsia"/>
+                <w:spacing w:val="-1"/>
+                <w:sz w:val="18"/>
+                <w:szCs w:val="18"/>
+                <w:lang w:val="en-US" w:eastAsia="zh-CN"/>
+              </w:rPr>
               <w:t>按年度</w:t>
             </w:r>
           </w:p>
@@ -20597,6 +20016,7 @@
         <w:tc>
           <w:tcPr>
             <w:tcW w:w="1050" w:type="dxa"/>
+            <w:vAlign w:val="center"/>
           </w:tcPr>
           <w:p>
             <w:pPr>
@@ -20647,14 +20067,12 @@
         <w:pStyle w:val="26"/>
         <w:bidi w:val="0"/>
       </w:pPr>
-      <w:bookmarkStart w:id="48" w:name="_Toc27396"/>
+      <w:bookmarkStart w:id="48" w:name="_Toc26900"/>
       <w:r>
         <w:t>其他</w:t>
       </w:r>
       <w:bookmarkEnd w:id="47"/>
       <w:bookmarkEnd w:id="48"/>
-      <w:bookmarkStart w:id="52" w:name="_GoBack"/>
-      <w:bookmarkEnd w:id="52"/>
     </w:p>
     <w:p>
       <w:pPr>
@@ -20667,8 +20085,8 @@
       </w:pPr>
       <w:bookmarkStart w:id="49" w:name="bookmark45"/>
       <w:bookmarkEnd w:id="49"/>
-      <w:bookmarkStart w:id="50" w:name="_Toc1956"/>
-      <w:bookmarkStart w:id="51" w:name="_Toc32245"/>
+      <w:bookmarkStart w:id="50" w:name="_Toc25926"/>
+      <w:bookmarkStart w:id="51" w:name="_Toc1956"/>
       <w:r>
         <w:rPr>
           <w:rStyle w:val="31"/>
@@ -20677,6 +20095,8 @@
       </w:r>
       <w:bookmarkEnd w:id="50"/>
       <w:bookmarkEnd w:id="51"/>
+      <w:bookmarkStart w:id="52" w:name="_GoBack"/>
+      <w:bookmarkEnd w:id="52"/>
     </w:p>
     <w:p>
       <w:pPr>
@@ -20699,7 +20119,7 @@
         <w:adjustRightInd w:val="0"/>
         <w:snapToGrid w:val="0"/>
         <w:spacing w:line="360" w:lineRule="auto"/>
-        <w:ind w:left="425" w:leftChars="0" w:right="0" w:hanging="425" w:firstLineChars="0"/>
+        <w:ind w:left="425" w:leftChars="0" w:right="0" w:rightChars="0" w:hanging="425" w:firstLineChars="0"/>
         <w:textAlignment w:val="baseline"/>
         <w:rPr>
           <w:sz w:val="24"/>
@@ -20744,7 +20164,7 @@
         <w:adjustRightInd w:val="0"/>
         <w:snapToGrid w:val="0"/>
         <w:spacing w:line="360" w:lineRule="auto"/>
-        <w:ind w:left="425" w:leftChars="0" w:right="0" w:hanging="425" w:firstLineChars="0"/>
+        <w:ind w:left="425" w:leftChars="0" w:right="0" w:rightChars="0" w:hanging="425" w:firstLineChars="0"/>
         <w:textAlignment w:val="baseline"/>
         <w:rPr>
           <w:sz w:val="24"/>
@@ -20789,7 +20209,7 @@
         <w:adjustRightInd w:val="0"/>
         <w:snapToGrid w:val="0"/>
         <w:spacing w:line="360" w:lineRule="auto"/>
-        <w:ind w:left="425" w:leftChars="0" w:right="0" w:hanging="425" w:firstLineChars="0"/>
+        <w:ind w:left="425" w:leftChars="0" w:right="0" w:rightChars="0" w:hanging="425" w:firstLineChars="0"/>
         <w:textAlignment w:val="baseline"/>
         <w:rPr>
           <w:sz w:val="24"/>
@@ -21195,13 +20615,13 @@
     </w:lvl>
   </w:abstractNum>
   <w:abstractNum w:abstractNumId="1">
-    <w:nsid w:val="95B81446"/>
+    <w:nsid w:val="F7674000"/>
     <w:multiLevelType w:val="singleLevel"/>
-    <w:tmpl w:val="95B81446"/>
+    <w:tmpl w:val="F7674000"/>
     <w:lvl w:ilvl="0" w:tentative="0">
       <w:start w:val="1"/>
       <w:numFmt w:val="decimal"/>
-      <w:lvlText w:val="(%1)"/>
+      <w:lvlText w:val="%1."/>
       <w:lvlJc w:val="left"/>
       <w:pPr>
         <w:ind w:left="425" w:hanging="425"/>
